--- a/docs/TradeMind_Academy_Code_Defence_Pack.docx
+++ b/docs/TradeMind_Academy_Code_Defence_Pack.docx
@@ -146,7 +146,7 @@
           <w:sz w:val="19"/>
           <w:szCs w:val="19"/>
         </w:rPr>
-        <w:t xml:space="preserve">Accurate as of 14 September 2026</w:t>
+        <w:t xml:space="preserve">Accurate as of 17 September 2026, commit ae66449</w:t>
       </w:r>
     </w:p>
     <w:p>
@@ -286,7 +286,26 @@
           <w:sz w:val="21"/>
           <w:szCs w:val="21"/>
         </w:rPr>
-        <w:t xml:space="preserve">Everything in here is true of the build as it stands on 14 September 2026. Where a number could move, the command that produces it is given so you can re-check on the day.</w:t>
+        <w:t xml:space="preserve">Everything in here is true of the build as it stands on 17 September 2026, commit </w:t>
+      </w:r>
+      <w:r>
+        <w:rPr>
+          <w:rFonts w:ascii="Consolas" w:cs="Consolas" w:eastAsia="Consolas" w:hAnsi="Consolas"/>
+          <w:color w:val="1A1A24"/>
+          <w:sz w:val="19"/>
+          <w:szCs w:val="19"/>
+          <w:shd w:fill="F2F2F7" w:color="auto" w:val="clear"/>
+        </w:rPr>
+        <w:t xml:space="preserve">ae66449</w:t>
+      </w:r>
+      <w:r>
+        <w:rPr>
+          <w:rFonts w:ascii="Calibri" w:cs="Calibri" w:eastAsia="Calibri" w:hAnsi="Calibri"/>
+          <w:color w:val="1A1A24"/>
+          <w:sz w:val="21"/>
+          <w:szCs w:val="21"/>
+        </w:rPr>
+        <w:t xml:space="preserve">. Where a number could move, the command that produces it is given so you can re-check on the day.</w:t>
       </w:r>
     </w:p>
     <w:p>
@@ -392,7 +411,27 @@
           <w:sz w:val="21"/>
           <w:szCs w:val="21"/>
         </w:rPr>
-        <w:t xml:space="preserve"> There are 16 commits on </w:t>
+        <w:t xml:space="preserve"> There are </w:t>
+      </w:r>
+      <w:r>
+        <w:rPr>
+          <w:rFonts w:ascii="Calibri" w:cs="Calibri" w:eastAsia="Calibri" w:hAnsi="Calibri"/>
+          <w:b/>
+          <w:bCs/>
+          <w:color w:val="1A1A24"/>
+          <w:sz w:val="21"/>
+          <w:szCs w:val="21"/>
+        </w:rPr>
+        <w:t xml:space="preserve">18</w:t>
+      </w:r>
+      <w:r>
+        <w:rPr>
+          <w:rFonts w:ascii="Calibri" w:cs="Calibri" w:eastAsia="Calibri" w:hAnsi="Calibri"/>
+          <w:color w:val="1A1A24"/>
+          <w:sz w:val="21"/>
+          <w:szCs w:val="21"/>
+        </w:rPr>
+        <w:t xml:space="preserve"> commits on </w:t>
       </w:r>
       <w:r>
         <w:rPr>
@@ -411,7 +450,7 @@
           <w:sz w:val="21"/>
           <w:szCs w:val="21"/>
         </w:rPr>
-        <w:t xml:space="preserve"> that aren't on GitHub. If a marker opens the repository they'll be looking at last Wednesday's build, not this one. </w:t>
+        <w:t xml:space="preserve"> that aren't on GitHub. If a marker opens the repository they'll be looking at a much earlier build, not this one. </w:t>
       </w:r>
       <w:r>
         <w:rPr>
@@ -430,28 +469,28 @@
           <w:sz w:val="21"/>
           <w:szCs w:val="21"/>
         </w:rPr>
-        <w:t xml:space="preserve"> and confirm the count matches.</w:t>
-      </w:r>
-    </w:p>
-    <w:p>
-      <w:pPr>
-        <w:pStyle w:val="ListParagraph"/>
-        <w:numPr>
-          <w:ilvl w:val="0"/>
-          <w:numId w:val="2"/>
-        </w:numPr>
-        <w:spacing w:after="90" w:line="270" w:lineRule="auto"/>
-      </w:pPr>
-      <w:r>
-        <w:rPr>
-          <w:rFonts w:ascii="Calibri" w:cs="Calibri" w:eastAsia="Calibri" w:hAnsi="Calibri"/>
-          <w:b/>
-          <w:bCs/>
-          <w:color w:val="1A1A24"/>
-          <w:sz w:val="21"/>
-          <w:szCs w:val="21"/>
-        </w:rPr>
-        <w:t xml:space="preserve">Run the three suites once</w:t>
+        <w:t xml:space="preserve"> and confirm the count matches. This is the highest-value item on the list and it takes ten seconds.</w:t>
+      </w:r>
+    </w:p>
+    <w:p>
+      <w:pPr>
+        <w:pStyle w:val="ListParagraph"/>
+        <w:numPr>
+          <w:ilvl w:val="0"/>
+          <w:numId w:val="2"/>
+        </w:numPr>
+        <w:spacing w:after="90" w:line="270" w:lineRule="auto"/>
+      </w:pPr>
+      <w:r>
+        <w:rPr>
+          <w:rFonts w:ascii="Calibri" w:cs="Calibri" w:eastAsia="Calibri" w:hAnsi="Calibri"/>
+          <w:b/>
+          <w:bCs/>
+          <w:color w:val="1A1A24"/>
+          <w:sz w:val="21"/>
+          <w:szCs w:val="21"/>
+        </w:rPr>
+        <w:t xml:space="preserve">Run the suites once</w:t>
       </w:r>
       <w:r>
         <w:rPr>
@@ -517,7 +556,45 @@
           <w:sz w:val="21"/>
           <w:szCs w:val="21"/>
         </w:rPr>
-        <w:t xml:space="preserve">. The counts in this pack are from reading the source, not from a run, so a fresh run is what you quote.</w:t>
+        <w:t xml:space="preserve">, </w:t>
+      </w:r>
+      <w:r>
+        <w:rPr>
+          <w:rFonts w:ascii="Consolas" w:cs="Consolas" w:eastAsia="Consolas" w:hAnsi="Consolas"/>
+          <w:color w:val="1A1A24"/>
+          <w:sz w:val="19"/>
+          <w:szCs w:val="19"/>
+          <w:shd w:fill="F2F2F7" w:color="auto" w:val="clear"/>
+        </w:rPr>
+        <w:t xml:space="preserve">npm run test:coverage</w:t>
+      </w:r>
+      <w:r>
+        <w:rPr>
+          <w:rFonts w:ascii="Calibri" w:cs="Calibri" w:eastAsia="Calibri" w:hAnsi="Calibri"/>
+          <w:color w:val="1A1A24"/>
+          <w:sz w:val="21"/>
+          <w:szCs w:val="21"/>
+        </w:rPr>
+        <w:t xml:space="preserve">. The counts in this pack come from </w:t>
+      </w:r>
+      <w:r>
+        <w:rPr>
+          <w:rFonts w:ascii="Consolas" w:cs="Consolas" w:eastAsia="Consolas" w:hAnsi="Consolas"/>
+          <w:color w:val="1A1A24"/>
+          <w:sz w:val="19"/>
+          <w:szCs w:val="19"/>
+          <w:shd w:fill="F2F2F7" w:color="auto" w:val="clear"/>
+        </w:rPr>
+        <w:t xml:space="preserve">docs/EVALUATION.md</w:t>
+      </w:r>
+      <w:r>
+        <w:rPr>
+          <w:rFonts w:ascii="Calibri" w:cs="Calibri" w:eastAsia="Calibri" w:hAnsi="Calibri"/>
+          <w:color w:val="1A1A24"/>
+          <w:sz w:val="21"/>
+          <w:szCs w:val="21"/>
+        </w:rPr>
+        <w:t xml:space="preserve"> on the current commit, so a fresh run is what confirms them.</w:t>
       </w:r>
     </w:p>
     <w:p>
@@ -713,7 +790,7 @@
           <w:sz w:val="21"/>
           <w:szCs w:val="21"/>
         </w:rPr>
-        <w:t xml:space="preserve">What it has not shown is that anyone learns from it. That needs human participants and it hasn't happened. Everything claimed is about correctness, behaviour and calibration.</w:t>
+        <w:t xml:space="preserve">What it has not shown is that anyone learns from it. The study instruments are built and tested, so what's missing is recruitment rather than engineering. Everything claimed is about correctness, behaviour, calibration and policy efficiency.</w:t>
       </w:r>
     </w:p>
     <w:p>
@@ -1034,16 +1111,56 @@
           <w:sz w:val="21"/>
           <w:szCs w:val="21"/>
         </w:rPr>
-        <w:t xml:space="preserve">93</w:t>
-      </w:r>
-      <w:r>
-        <w:rPr>
-          <w:rFonts w:ascii="Calibri" w:cs="Calibri" w:eastAsia="Calibri" w:hAnsi="Calibri"/>
-          <w:color w:val="1A1A24"/>
-          <w:sz w:val="21"/>
-          <w:szCs w:val="21"/>
-        </w:rPr>
-        <w:t xml:space="preserve"> cited sources for the lessons written from published teaching, listed per lesson in </w:t>
+        <w:t xml:space="preserve">117</w:t>
+      </w:r>
+      <w:r>
+        <w:rPr>
+          <w:rFonts w:ascii="Calibri" w:cs="Calibri" w:eastAsia="Calibri" w:hAnsi="Calibri"/>
+          <w:color w:val="1A1A24"/>
+          <w:sz w:val="21"/>
+          <w:szCs w:val="21"/>
+        </w:rPr>
+        <w:t xml:space="preserve"> cited sources for the lessons written from published teaching, </w:t>
+      </w:r>
+      <w:r>
+        <w:rPr>
+          <w:rFonts w:ascii="Calibri" w:cs="Calibri" w:eastAsia="Calibri" w:hAnsi="Calibri"/>
+          <w:b/>
+          <w:bCs/>
+          <w:color w:val="1A1A24"/>
+          <w:sz w:val="21"/>
+          <w:szCs w:val="21"/>
+        </w:rPr>
+        <w:t xml:space="preserve">33</w:t>
+      </w:r>
+      <w:r>
+        <w:rPr>
+          <w:rFonts w:ascii="Calibri" w:cs="Calibri" w:eastAsia="Calibri" w:hAnsi="Calibri"/>
+          <w:color w:val="1A1A24"/>
+          <w:sz w:val="21"/>
+          <w:szCs w:val="21"/>
+        </w:rPr>
+        <w:t xml:space="preserve"> lessons across </w:t>
+      </w:r>
+      <w:r>
+        <w:rPr>
+          <w:rFonts w:ascii="Calibri" w:cs="Calibri" w:eastAsia="Calibri" w:hAnsi="Calibri"/>
+          <w:b/>
+          <w:bCs/>
+          <w:color w:val="1A1A24"/>
+          <w:sz w:val="21"/>
+          <w:szCs w:val="21"/>
+        </w:rPr>
+        <w:t xml:space="preserve">8</w:t>
+      </w:r>
+      <w:r>
+        <w:rPr>
+          <w:rFonts w:ascii="Calibri" w:cs="Calibri" w:eastAsia="Calibri" w:hAnsi="Calibri"/>
+          <w:color w:val="1A1A24"/>
+          <w:sz w:val="21"/>
+          <w:szCs w:val="21"/>
+        </w:rPr>
+        <w:t xml:space="preserve"> modules, listed lesson by lesson in </w:t>
       </w:r>
       <w:r>
         <w:rPr>
@@ -1951,6 +2068,421 @@
     </w:p>
     <w:p>
       <w:pPr>
+        <w:pStyle w:val="ListParagraph"/>
+        <w:numPr>
+          <w:ilvl w:val="0"/>
+          <w:numId w:val="2"/>
+        </w:numPr>
+        <w:spacing w:after="90" w:line="270" w:lineRule="auto"/>
+      </w:pPr>
+      <w:r>
+        <w:rPr>
+          <w:rFonts w:ascii="Calibri" w:cs="Calibri" w:eastAsia="Calibri" w:hAnsi="Calibri"/>
+          <w:color w:val="1A1A24"/>
+          <w:sz w:val="21"/>
+          <w:szCs w:val="21"/>
+        </w:rPr>
+        <w:t xml:space="preserve">Routing policy simulation, </w:t>
+      </w:r>
+      <w:r>
+        <w:rPr>
+          <w:rFonts w:ascii="Calibri" w:cs="Calibri" w:eastAsia="Calibri" w:hAnsi="Calibri"/>
+          <w:b/>
+          <w:bCs/>
+          <w:color w:val="1A1A24"/>
+          <w:sz w:val="21"/>
+          <w:szCs w:val="21"/>
+        </w:rPr>
+        <w:t xml:space="preserve">300</w:t>
+      </w:r>
+      <w:r>
+        <w:rPr>
+          <w:rFonts w:ascii="Calibri" w:cs="Calibri" w:eastAsia="Calibri" w:hAnsi="Calibri"/>
+          <w:color w:val="1A1A24"/>
+          <w:sz w:val="21"/>
+          <w:szCs w:val="21"/>
+        </w:rPr>
+        <w:t xml:space="preserve"> learners, </w:t>
+      </w:r>
+      <w:r>
+        <w:rPr>
+          <w:rFonts w:ascii="Calibri" w:cs="Calibri" w:eastAsia="Calibri" w:hAnsi="Calibri"/>
+          <w:b/>
+          <w:bCs/>
+          <w:color w:val="1A1A24"/>
+          <w:sz w:val="21"/>
+          <w:szCs w:val="21"/>
+        </w:rPr>
+        <w:t xml:space="preserve">160</w:t>
+      </w:r>
+      <w:r>
+        <w:rPr>
+          <w:rFonts w:ascii="Calibri" w:cs="Calibri" w:eastAsia="Calibri" w:hAnsi="Calibri"/>
+          <w:color w:val="1A1A24"/>
+          <w:sz w:val="21"/>
+          <w:szCs w:val="21"/>
+        </w:rPr>
+        <w:t xml:space="preserve">-item budget, seed 7, learners starting at </w:t>
+      </w:r>
+      <w:r>
+        <w:rPr>
+          <w:rFonts w:ascii="Calibri" w:cs="Calibri" w:eastAsia="Calibri" w:hAnsi="Calibri"/>
+          <w:b/>
+          <w:bCs/>
+          <w:color w:val="1A1A24"/>
+          <w:sz w:val="21"/>
+          <w:szCs w:val="21"/>
+        </w:rPr>
+        <w:t xml:space="preserve">3.66</w:t>
+      </w:r>
+      <w:r>
+        <w:rPr>
+          <w:rFonts w:ascii="Calibri" w:cs="Calibri" w:eastAsia="Calibri" w:hAnsi="Calibri"/>
+          <w:color w:val="1A1A24"/>
+          <w:sz w:val="21"/>
+          <w:szCs w:val="21"/>
+        </w:rPr>
+        <w:t xml:space="preserve"> of 16 modules known:</w:t>
+      </w:r>
+    </w:p>
+    <w:p>
+      <w:pPr>
+        <w:pStyle w:val="ListParagraph"/>
+        <w:numPr>
+          <w:ilvl w:val="1"/>
+          <w:numId w:val="2"/>
+        </w:numPr>
+        <w:spacing w:after="90" w:line="270" w:lineRule="auto"/>
+      </w:pPr>
+      <w:r>
+        <w:rPr>
+          <w:rFonts w:ascii="Calibri" w:cs="Calibri" w:eastAsia="Calibri" w:hAnsi="Calibri"/>
+          <w:color w:val="1A1A24"/>
+          <w:sz w:val="21"/>
+          <w:szCs w:val="21"/>
+        </w:rPr>
+        <w:t xml:space="preserve">Adaptive: </w:t>
+      </w:r>
+      <w:r>
+        <w:rPr>
+          <w:rFonts w:ascii="Calibri" w:cs="Calibri" w:eastAsia="Calibri" w:hAnsi="Calibri"/>
+          <w:b/>
+          <w:bCs/>
+          <w:color w:val="1A1A24"/>
+          <w:sz w:val="21"/>
+          <w:szCs w:val="21"/>
+        </w:rPr>
+        <w:t xml:space="preserve">73.6</w:t>
+      </w:r>
+      <w:r>
+        <w:rPr>
+          <w:rFonts w:ascii="Calibri" w:cs="Calibri" w:eastAsia="Calibri" w:hAnsi="Calibri"/>
+          <w:color w:val="1A1A24"/>
+          <w:sz w:val="21"/>
+          <w:szCs w:val="21"/>
+        </w:rPr>
+        <w:t xml:space="preserve"> items, </w:t>
+      </w:r>
+      <w:r>
+        <w:rPr>
+          <w:rFonts w:ascii="Calibri" w:cs="Calibri" w:eastAsia="Calibri" w:hAnsi="Calibri"/>
+          <w:b/>
+          <w:bCs/>
+          <w:color w:val="1A1A24"/>
+          <w:sz w:val="21"/>
+          <w:szCs w:val="21"/>
+        </w:rPr>
+        <w:t xml:space="preserve">14.97</w:t>
+      </w:r>
+      <w:r>
+        <w:rPr>
+          <w:rFonts w:ascii="Calibri" w:cs="Calibri" w:eastAsia="Calibri" w:hAnsi="Calibri"/>
+          <w:color w:val="1A1A24"/>
+          <w:sz w:val="21"/>
+          <w:szCs w:val="21"/>
+        </w:rPr>
+        <w:t xml:space="preserve"> of 16 modules truly known, </w:t>
+      </w:r>
+      <w:r>
+        <w:rPr>
+          <w:rFonts w:ascii="Calibri" w:cs="Calibri" w:eastAsia="Calibri" w:hAnsi="Calibri"/>
+          <w:b/>
+          <w:bCs/>
+          <w:color w:val="1A1A24"/>
+          <w:sz w:val="21"/>
+          <w:szCs w:val="21"/>
+        </w:rPr>
+        <w:t xml:space="preserve">44%</w:t>
+      </w:r>
+      <w:r>
+        <w:rPr>
+          <w:rFonts w:ascii="Calibri" w:cs="Calibri" w:eastAsia="Calibri" w:hAnsi="Calibri"/>
+          <w:color w:val="1A1A24"/>
+          <w:sz w:val="21"/>
+          <w:szCs w:val="21"/>
+        </w:rPr>
+        <w:t xml:space="preserve"> of items spent on modules already known, </w:t>
+      </w:r>
+      <w:r>
+        <w:rPr>
+          <w:rFonts w:ascii="Calibri" w:cs="Calibri" w:eastAsia="Calibri" w:hAnsi="Calibri"/>
+          <w:b/>
+          <w:bCs/>
+          <w:color w:val="1A1A24"/>
+          <w:sz w:val="21"/>
+          <w:szCs w:val="21"/>
+        </w:rPr>
+        <w:t xml:space="preserve">1.03</w:t>
+      </w:r>
+      <w:r>
+        <w:rPr>
+          <w:rFonts w:ascii="Calibri" w:cs="Calibri" w:eastAsia="Calibri" w:hAnsi="Calibri"/>
+          <w:color w:val="1A1A24"/>
+          <w:sz w:val="21"/>
+          <w:szCs w:val="21"/>
+        </w:rPr>
+        <w:t xml:space="preserve"> falsely called mastered.</w:t>
+      </w:r>
+    </w:p>
+    <w:p>
+      <w:pPr>
+        <w:pStyle w:val="ListParagraph"/>
+        <w:numPr>
+          <w:ilvl w:val="1"/>
+          <w:numId w:val="2"/>
+        </w:numPr>
+        <w:spacing w:after="90" w:line="270" w:lineRule="auto"/>
+      </w:pPr>
+      <w:r>
+        <w:rPr>
+          <w:rFonts w:ascii="Calibri" w:cs="Calibri" w:eastAsia="Calibri" w:hAnsi="Calibri"/>
+          <w:color w:val="1A1A24"/>
+          <w:sz w:val="21"/>
+          <w:szCs w:val="21"/>
+        </w:rPr>
+        <w:t xml:space="preserve">Fixed syllabus: </w:t>
+      </w:r>
+      <w:r>
+        <w:rPr>
+          <w:rFonts w:ascii="Calibri" w:cs="Calibri" w:eastAsia="Calibri" w:hAnsi="Calibri"/>
+          <w:b/>
+          <w:bCs/>
+          <w:color w:val="1A1A24"/>
+          <w:sz w:val="21"/>
+          <w:szCs w:val="21"/>
+        </w:rPr>
+        <w:t xml:space="preserve">160</w:t>
+      </w:r>
+      <w:r>
+        <w:rPr>
+          <w:rFonts w:ascii="Calibri" w:cs="Calibri" w:eastAsia="Calibri" w:hAnsi="Calibri"/>
+          <w:color w:val="1A1A24"/>
+          <w:sz w:val="21"/>
+          <w:szCs w:val="21"/>
+        </w:rPr>
+        <w:t xml:space="preserve"> items, </w:t>
+      </w:r>
+      <w:r>
+        <w:rPr>
+          <w:rFonts w:ascii="Calibri" w:cs="Calibri" w:eastAsia="Calibri" w:hAnsi="Calibri"/>
+          <w:b/>
+          <w:bCs/>
+          <w:color w:val="1A1A24"/>
+          <w:sz w:val="21"/>
+          <w:szCs w:val="21"/>
+        </w:rPr>
+        <w:t xml:space="preserve">14.77</w:t>
+      </w:r>
+      <w:r>
+        <w:rPr>
+          <w:rFonts w:ascii="Calibri" w:cs="Calibri" w:eastAsia="Calibri" w:hAnsi="Calibri"/>
+          <w:color w:val="1A1A24"/>
+          <w:sz w:val="21"/>
+          <w:szCs w:val="21"/>
+        </w:rPr>
+        <w:t xml:space="preserve"> modules, </w:t>
+      </w:r>
+      <w:r>
+        <w:rPr>
+          <w:rFonts w:ascii="Calibri" w:cs="Calibri" w:eastAsia="Calibri" w:hAnsi="Calibri"/>
+          <w:b/>
+          <w:bCs/>
+          <w:color w:val="1A1A24"/>
+          <w:sz w:val="21"/>
+          <w:szCs w:val="21"/>
+        </w:rPr>
+        <w:t xml:space="preserve">76%</w:t>
+      </w:r>
+      <w:r>
+        <w:rPr>
+          <w:rFonts w:ascii="Calibri" w:cs="Calibri" w:eastAsia="Calibri" w:hAnsi="Calibri"/>
+          <w:color w:val="1A1A24"/>
+          <w:sz w:val="21"/>
+          <w:szCs w:val="21"/>
+        </w:rPr>
+        <w:t xml:space="preserve"> waste, </w:t>
+      </w:r>
+      <w:r>
+        <w:rPr>
+          <w:rFonts w:ascii="Calibri" w:cs="Calibri" w:eastAsia="Calibri" w:hAnsi="Calibri"/>
+          <w:b/>
+          <w:bCs/>
+          <w:color w:val="1A1A24"/>
+          <w:sz w:val="21"/>
+          <w:szCs w:val="21"/>
+        </w:rPr>
+        <w:t xml:space="preserve">0.05</w:t>
+      </w:r>
+      <w:r>
+        <w:rPr>
+          <w:rFonts w:ascii="Calibri" w:cs="Calibri" w:eastAsia="Calibri" w:hAnsi="Calibri"/>
+          <w:color w:val="1A1A24"/>
+          <w:sz w:val="21"/>
+          <w:szCs w:val="21"/>
+        </w:rPr>
+        <w:t xml:space="preserve"> falsely mastered but </w:t>
+      </w:r>
+      <w:r>
+        <w:rPr>
+          <w:rFonts w:ascii="Calibri" w:cs="Calibri" w:eastAsia="Calibri" w:hAnsi="Calibri"/>
+          <w:b/>
+          <w:bCs/>
+          <w:color w:val="1A1A24"/>
+          <w:sz w:val="21"/>
+          <w:szCs w:val="21"/>
+        </w:rPr>
+        <w:t xml:space="preserve">0.77</w:t>
+      </w:r>
+      <w:r>
+        <w:rPr>
+          <w:rFonts w:ascii="Calibri" w:cs="Calibri" w:eastAsia="Calibri" w:hAnsi="Calibri"/>
+          <w:color w:val="1A1A24"/>
+          <w:sz w:val="21"/>
+          <w:szCs w:val="21"/>
+        </w:rPr>
+        <w:t xml:space="preserve"> under-called.</w:t>
+      </w:r>
+    </w:p>
+    <w:p>
+      <w:pPr>
+        <w:pStyle w:val="ListParagraph"/>
+        <w:numPr>
+          <w:ilvl w:val="1"/>
+          <w:numId w:val="2"/>
+        </w:numPr>
+        <w:spacing w:after="90" w:line="270" w:lineRule="auto"/>
+      </w:pPr>
+      <w:r>
+        <w:rPr>
+          <w:rFonts w:ascii="Calibri" w:cs="Calibri" w:eastAsia="Calibri" w:hAnsi="Calibri"/>
+          <w:color w:val="1A1A24"/>
+          <w:sz w:val="21"/>
+          <w:szCs w:val="21"/>
+        </w:rPr>
+        <w:t xml:space="preserve">Random unlocked: </w:t>
+      </w:r>
+      <w:r>
+        <w:rPr>
+          <w:rFonts w:ascii="Calibri" w:cs="Calibri" w:eastAsia="Calibri" w:hAnsi="Calibri"/>
+          <w:b/>
+          <w:bCs/>
+          <w:color w:val="1A1A24"/>
+          <w:sz w:val="21"/>
+          <w:szCs w:val="21"/>
+        </w:rPr>
+        <w:t xml:space="preserve">160</w:t>
+      </w:r>
+      <w:r>
+        <w:rPr>
+          <w:rFonts w:ascii="Calibri" w:cs="Calibri" w:eastAsia="Calibri" w:hAnsi="Calibri"/>
+          <w:color w:val="1A1A24"/>
+          <w:sz w:val="21"/>
+          <w:szCs w:val="21"/>
+        </w:rPr>
+        <w:t xml:space="preserve"> items, </w:t>
+      </w:r>
+      <w:r>
+        <w:rPr>
+          <w:rFonts w:ascii="Calibri" w:cs="Calibri" w:eastAsia="Calibri" w:hAnsi="Calibri"/>
+          <w:b/>
+          <w:bCs/>
+          <w:color w:val="1A1A24"/>
+          <w:sz w:val="21"/>
+          <w:szCs w:val="21"/>
+        </w:rPr>
+        <w:t xml:space="preserve">8.50</w:t>
+      </w:r>
+      <w:r>
+        <w:rPr>
+          <w:rFonts w:ascii="Calibri" w:cs="Calibri" w:eastAsia="Calibri" w:hAnsi="Calibri"/>
+          <w:color w:val="1A1A24"/>
+          <w:sz w:val="21"/>
+          <w:szCs w:val="21"/>
+        </w:rPr>
+        <w:t xml:space="preserve"> modules, </w:t>
+      </w:r>
+      <w:r>
+        <w:rPr>
+          <w:rFonts w:ascii="Calibri" w:cs="Calibri" w:eastAsia="Calibri" w:hAnsi="Calibri"/>
+          <w:b/>
+          <w:bCs/>
+          <w:color w:val="1A1A24"/>
+          <w:sz w:val="21"/>
+          <w:szCs w:val="21"/>
+        </w:rPr>
+        <w:t xml:space="preserve">89%</w:t>
+      </w:r>
+      <w:r>
+        <w:rPr>
+          <w:rFonts w:ascii="Calibri" w:cs="Calibri" w:eastAsia="Calibri" w:hAnsi="Calibri"/>
+          <w:color w:val="1A1A24"/>
+          <w:sz w:val="21"/>
+          <w:szCs w:val="21"/>
+        </w:rPr>
+        <w:t xml:space="preserve"> waste.</w:t>
+      </w:r>
+    </w:p>
+    <w:p>
+      <w:pPr>
+        <w:pStyle w:val="ListParagraph"/>
+        <w:numPr>
+          <w:ilvl w:val="1"/>
+          <w:numId w:val="2"/>
+        </w:numPr>
+        <w:spacing w:after="90" w:line="270" w:lineRule="auto"/>
+      </w:pPr>
+      <w:r>
+        <w:rPr>
+          <w:rFonts w:ascii="Calibri" w:cs="Calibri" w:eastAsia="Calibri" w:hAnsi="Calibri"/>
+          <w:color w:val="1A1A24"/>
+          <w:sz w:val="21"/>
+          <w:szCs w:val="21"/>
+        </w:rPr>
+        <w:t xml:space="preserve">The headline: same true knowledge as a syllabus for </w:t>
+      </w:r>
+      <w:r>
+        <w:rPr>
+          <w:rFonts w:ascii="Calibri" w:cs="Calibri" w:eastAsia="Calibri" w:hAnsi="Calibri"/>
+          <w:b/>
+          <w:bCs/>
+          <w:color w:val="1A1A24"/>
+          <w:sz w:val="21"/>
+          <w:szCs w:val="21"/>
+        </w:rPr>
+        <w:t xml:space="preserve">46%</w:t>
+      </w:r>
+      <w:r>
+        <w:rPr>
+          <w:rFonts w:ascii="Calibri" w:cs="Calibri" w:eastAsia="Calibri" w:hAnsi="Calibri"/>
+          <w:color w:val="1A1A24"/>
+          <w:sz w:val="21"/>
+          <w:szCs w:val="21"/>
+        </w:rPr>
+        <w:t xml:space="preserve"> of the items, and the cost is stated rather than hidden.</w:t>
+      </w:r>
+    </w:p>
+    <w:p>
+      <w:pPr>
         <w:pStyle w:val="Heading2"/>
         <w:keepNext/>
         <w:spacing w:after="120" w:before="280" w:lineRule="auto"/>
@@ -1985,7 +2517,7 @@
           <w:sz w:val="21"/>
           <w:szCs w:val="21"/>
         </w:rPr>
-        <w:t xml:space="preserve">39</w:t>
+        <w:t xml:space="preserve">41</w:t>
       </w:r>
       <w:r>
         <w:rPr>
@@ -2053,7 +2585,7 @@
           <w:sz w:val="21"/>
           <w:szCs w:val="21"/>
         </w:rPr>
-        <w:t xml:space="preserve">24,251</w:t>
+        <w:t xml:space="preserve">25,675</w:t>
       </w:r>
       <w:r>
         <w:rPr>
@@ -2073,7 +2605,7 @@
           <w:sz w:val="21"/>
           <w:szCs w:val="21"/>
         </w:rPr>
-        <w:t xml:space="preserve">157</w:t>
+        <w:t xml:space="preserve">166</w:t>
       </w:r>
       <w:r>
         <w:rPr>
@@ -2103,7 +2635,7 @@
           <w:sz w:val="21"/>
           <w:szCs w:val="21"/>
         </w:rPr>
-        <w:t xml:space="preserve">17</w:t>
+        <w:t xml:space="preserve">19</w:t>
       </w:r>
       <w:r>
         <w:rPr>
@@ -2127,22 +2659,13 @@
       <w:r>
         <w:rPr>
           <w:rFonts w:ascii="Calibri" w:cs="Calibri" w:eastAsia="Calibri" w:hAnsi="Calibri"/>
-          <w:color w:val="1A1A24"/>
-          <w:sz w:val="21"/>
-          <w:szCs w:val="21"/>
-        </w:rPr>
-        <w:t xml:space="preserve">Over </w:t>
-      </w:r>
-      <w:r>
-        <w:rPr>
-          <w:rFonts w:ascii="Calibri" w:cs="Calibri" w:eastAsia="Calibri" w:hAnsi="Calibri"/>
-          <w:b/>
-          <w:bCs/>
-          <w:color w:val="1A1A24"/>
-          <w:sz w:val="21"/>
-          <w:szCs w:val="21"/>
-        </w:rPr>
-        <w:t xml:space="preserve">70</w:t>
+          <w:b/>
+          <w:bCs/>
+          <w:color w:val="1A1A24"/>
+          <w:sz w:val="21"/>
+          <w:szCs w:val="21"/>
+        </w:rPr>
+        <w:t xml:space="preserve">85</w:t>
       </w:r>
       <w:r>
         <w:rPr>
@@ -2152,6 +2675,298 @@
           <w:szCs w:val="21"/>
         </w:rPr>
         <w:t xml:space="preserve"> entries in the decision log, each with its reasoning.</w:t>
+      </w:r>
+    </w:p>
+    <w:p>
+      <w:pPr>
+        <w:pStyle w:val="ListParagraph"/>
+        <w:numPr>
+          <w:ilvl w:val="0"/>
+          <w:numId w:val="2"/>
+        </w:numPr>
+        <w:spacing w:after="90" w:line="270" w:lineRule="auto"/>
+      </w:pPr>
+      <w:r>
+        <w:rPr>
+          <w:rFonts w:ascii="Calibri" w:cs="Calibri" w:eastAsia="Calibri" w:hAnsi="Calibri"/>
+          <w:color w:val="1A1A24"/>
+          <w:sz w:val="21"/>
+          <w:szCs w:val="21"/>
+        </w:rPr>
+        <w:t xml:space="preserve">Suite totals on the current commit: </w:t>
+      </w:r>
+      <w:r>
+        <w:rPr>
+          <w:rFonts w:ascii="Calibri" w:cs="Calibri" w:eastAsia="Calibri" w:hAnsi="Calibri"/>
+          <w:b/>
+          <w:bCs/>
+          <w:color w:val="1A1A24"/>
+          <w:sz w:val="21"/>
+          <w:szCs w:val="21"/>
+        </w:rPr>
+        <w:t xml:space="preserve">unit 138 · database rules 16 · end-to-end 32</w:t>
+      </w:r>
+      <w:r>
+        <w:rPr>
+          <w:rFonts w:ascii="Calibri" w:cs="Calibri" w:eastAsia="Calibri" w:hAnsi="Calibri"/>
+          <w:color w:val="1A1A24"/>
+          <w:sz w:val="21"/>
+          <w:szCs w:val="21"/>
+        </w:rPr>
+        <w:t xml:space="preserve"> (16 journeys across 2 device profiles). Lint and typecheck clean.</w:t>
+      </w:r>
+    </w:p>
+    <w:p>
+      <w:pPr>
+        <w:pStyle w:val="ListParagraph"/>
+        <w:numPr>
+          <w:ilvl w:val="0"/>
+          <w:numId w:val="2"/>
+        </w:numPr>
+        <w:spacing w:after="90" w:line="270" w:lineRule="auto"/>
+      </w:pPr>
+      <w:r>
+        <w:rPr>
+          <w:rFonts w:ascii="Calibri" w:cs="Calibri" w:eastAsia="Calibri" w:hAnsi="Calibri"/>
+          <w:color w:val="1A1A24"/>
+          <w:sz w:val="21"/>
+          <w:szCs w:val="21"/>
+        </w:rPr>
+        <w:t xml:space="preserve">Unit coverage on the modules the claims rest on: </w:t>
+      </w:r>
+      <w:r>
+        <w:rPr>
+          <w:rFonts w:ascii="Consolas" w:cs="Consolas" w:eastAsia="Consolas" w:hAnsi="Consolas"/>
+          <w:color w:val="1A1A24"/>
+          <w:sz w:val="19"/>
+          <w:szCs w:val="19"/>
+          <w:shd w:fill="F2F2F7" w:color="auto" w:val="clear"/>
+        </w:rPr>
+        <w:t xml:space="preserve">lib/bkt</w:t>
+      </w:r>
+      <w:r>
+        <w:rPr>
+          <w:rFonts w:ascii="Calibri" w:cs="Calibri" w:eastAsia="Calibri" w:hAnsi="Calibri"/>
+          <w:color w:val="1A1A24"/>
+          <w:sz w:val="21"/>
+          <w:szCs w:val="21"/>
+        </w:rPr>
+        <w:t xml:space="preserve"> </w:t>
+      </w:r>
+      <w:r>
+        <w:rPr>
+          <w:rFonts w:ascii="Calibri" w:cs="Calibri" w:eastAsia="Calibri" w:hAnsi="Calibri"/>
+          <w:b/>
+          <w:bCs/>
+          <w:color w:val="1A1A24"/>
+          <w:sz w:val="21"/>
+          <w:szCs w:val="21"/>
+        </w:rPr>
+        <w:t xml:space="preserve">100%</w:t>
+      </w:r>
+      <w:r>
+        <w:rPr>
+          <w:rFonts w:ascii="Calibri" w:cs="Calibri" w:eastAsia="Calibri" w:hAnsi="Calibri"/>
+          <w:color w:val="1A1A24"/>
+          <w:sz w:val="21"/>
+          <w:szCs w:val="21"/>
+        </w:rPr>
+        <w:t xml:space="preserve">, </w:t>
+      </w:r>
+      <w:r>
+        <w:rPr>
+          <w:rFonts w:ascii="Consolas" w:cs="Consolas" w:eastAsia="Consolas" w:hAnsi="Consolas"/>
+          <w:color w:val="1A1A24"/>
+          <w:sz w:val="19"/>
+          <w:szCs w:val="19"/>
+          <w:shd w:fill="F2F2F7" w:color="auto" w:val="clear"/>
+        </w:rPr>
+        <w:t xml:space="preserve">lib/assessment</w:t>
+      </w:r>
+      <w:r>
+        <w:rPr>
+          <w:rFonts w:ascii="Calibri" w:cs="Calibri" w:eastAsia="Calibri" w:hAnsi="Calibri"/>
+          <w:color w:val="1A1A24"/>
+          <w:sz w:val="21"/>
+          <w:szCs w:val="21"/>
+        </w:rPr>
+        <w:t xml:space="preserve"> </w:t>
+      </w:r>
+      <w:r>
+        <w:rPr>
+          <w:rFonts w:ascii="Calibri" w:cs="Calibri" w:eastAsia="Calibri" w:hAnsi="Calibri"/>
+          <w:b/>
+          <w:bCs/>
+          <w:color w:val="1A1A24"/>
+          <w:sz w:val="21"/>
+          <w:szCs w:val="21"/>
+        </w:rPr>
+        <w:t xml:space="preserve">100%</w:t>
+      </w:r>
+      <w:r>
+        <w:rPr>
+          <w:rFonts w:ascii="Calibri" w:cs="Calibri" w:eastAsia="Calibri" w:hAnsi="Calibri"/>
+          <w:color w:val="1A1A24"/>
+          <w:sz w:val="21"/>
+          <w:szCs w:val="21"/>
+        </w:rPr>
+        <w:t xml:space="preserve">, </w:t>
+      </w:r>
+      <w:r>
+        <w:rPr>
+          <w:rFonts w:ascii="Consolas" w:cs="Consolas" w:eastAsia="Consolas" w:hAnsi="Consolas"/>
+          <w:color w:val="1A1A24"/>
+          <w:sz w:val="19"/>
+          <w:szCs w:val="19"/>
+          <w:shd w:fill="F2F2F7" w:color="auto" w:val="clear"/>
+        </w:rPr>
+        <w:t xml:space="preserve">lib/quiz/grade</w:t>
+      </w:r>
+      <w:r>
+        <w:rPr>
+          <w:rFonts w:ascii="Calibri" w:cs="Calibri" w:eastAsia="Calibri" w:hAnsi="Calibri"/>
+          <w:color w:val="1A1A24"/>
+          <w:sz w:val="21"/>
+          <w:szCs w:val="21"/>
+        </w:rPr>
+        <w:t xml:space="preserve"> </w:t>
+      </w:r>
+      <w:r>
+        <w:rPr>
+          <w:rFonts w:ascii="Calibri" w:cs="Calibri" w:eastAsia="Calibri" w:hAnsi="Calibri"/>
+          <w:b/>
+          <w:bCs/>
+          <w:color w:val="1A1A24"/>
+          <w:sz w:val="21"/>
+          <w:szCs w:val="21"/>
+        </w:rPr>
+        <w:t xml:space="preserve">100%</w:t>
+      </w:r>
+      <w:r>
+        <w:rPr>
+          <w:rFonts w:ascii="Calibri" w:cs="Calibri" w:eastAsia="Calibri" w:hAnsi="Calibri"/>
+          <w:color w:val="1A1A24"/>
+          <w:sz w:val="21"/>
+          <w:szCs w:val="21"/>
+        </w:rPr>
+        <w:t xml:space="preserve">, </w:t>
+      </w:r>
+      <w:r>
+        <w:rPr>
+          <w:rFonts w:ascii="Consolas" w:cs="Consolas" w:eastAsia="Consolas" w:hAnsi="Consolas"/>
+          <w:color w:val="1A1A24"/>
+          <w:sz w:val="19"/>
+          <w:szCs w:val="19"/>
+          <w:shd w:fill="F2F2F7" w:color="auto" w:val="clear"/>
+        </w:rPr>
+        <w:t xml:space="preserve">lib/routing</w:t>
+      </w:r>
+      <w:r>
+        <w:rPr>
+          <w:rFonts w:ascii="Calibri" w:cs="Calibri" w:eastAsia="Calibri" w:hAnsi="Calibri"/>
+          <w:color w:val="1A1A24"/>
+          <w:sz w:val="21"/>
+          <w:szCs w:val="21"/>
+        </w:rPr>
+        <w:t xml:space="preserve"> </w:t>
+      </w:r>
+      <w:r>
+        <w:rPr>
+          <w:rFonts w:ascii="Calibri" w:cs="Calibri" w:eastAsia="Calibri" w:hAnsi="Calibri"/>
+          <w:b/>
+          <w:bCs/>
+          <w:color w:val="1A1A24"/>
+          <w:sz w:val="21"/>
+          <w:szCs w:val="21"/>
+        </w:rPr>
+        <w:t xml:space="preserve">94%</w:t>
+      </w:r>
+      <w:r>
+        <w:rPr>
+          <w:rFonts w:ascii="Calibri" w:cs="Calibri" w:eastAsia="Calibri" w:hAnsi="Calibri"/>
+          <w:color w:val="1A1A24"/>
+          <w:sz w:val="21"/>
+          <w:szCs w:val="21"/>
+        </w:rPr>
+        <w:t xml:space="preserve">, </w:t>
+      </w:r>
+      <w:r>
+        <w:rPr>
+          <w:rFonts w:ascii="Consolas" w:cs="Consolas" w:eastAsia="Consolas" w:hAnsi="Consolas"/>
+          <w:color w:val="1A1A24"/>
+          <w:sz w:val="19"/>
+          <w:szCs w:val="19"/>
+          <w:shd w:fill="F2F2F7" w:color="auto" w:val="clear"/>
+        </w:rPr>
+        <w:t xml:space="preserve">lib/logging/logger</w:t>
+      </w:r>
+      <w:r>
+        <w:rPr>
+          <w:rFonts w:ascii="Calibri" w:cs="Calibri" w:eastAsia="Calibri" w:hAnsi="Calibri"/>
+          <w:color w:val="1A1A24"/>
+          <w:sz w:val="21"/>
+          <w:szCs w:val="21"/>
+        </w:rPr>
+        <w:t xml:space="preserve"> </w:t>
+      </w:r>
+      <w:r>
+        <w:rPr>
+          <w:rFonts w:ascii="Calibri" w:cs="Calibri" w:eastAsia="Calibri" w:hAnsi="Calibri"/>
+          <w:b/>
+          <w:bCs/>
+          <w:color w:val="1A1A24"/>
+          <w:sz w:val="21"/>
+          <w:szCs w:val="21"/>
+        </w:rPr>
+        <w:t xml:space="preserve">90%</w:t>
+      </w:r>
+      <w:r>
+        <w:rPr>
+          <w:rFonts w:ascii="Calibri" w:cs="Calibri" w:eastAsia="Calibri" w:hAnsi="Calibri"/>
+          <w:color w:val="1A1A24"/>
+          <w:sz w:val="21"/>
+          <w:szCs w:val="21"/>
+        </w:rPr>
+        <w:t xml:space="preserve">. All of </w:t>
+      </w:r>
+      <w:r>
+        <w:rPr>
+          <w:rFonts w:ascii="Consolas" w:cs="Consolas" w:eastAsia="Consolas" w:hAnsi="Consolas"/>
+          <w:color w:val="1A1A24"/>
+          <w:sz w:val="19"/>
+          <w:szCs w:val="19"/>
+          <w:shd w:fill="F2F2F7" w:color="auto" w:val="clear"/>
+        </w:rPr>
+        <w:t xml:space="preserve">lib</w:t>
+      </w:r>
+      <w:r>
+        <w:rPr>
+          <w:rFonts w:ascii="Calibri" w:cs="Calibri" w:eastAsia="Calibri" w:hAnsi="Calibri"/>
+          <w:color w:val="1A1A24"/>
+          <w:sz w:val="21"/>
+          <w:szCs w:val="21"/>
+        </w:rPr>
+        <w:t xml:space="preserve"> is </w:t>
+      </w:r>
+      <w:r>
+        <w:rPr>
+          <w:rFonts w:ascii="Calibri" w:cs="Calibri" w:eastAsia="Calibri" w:hAnsi="Calibri"/>
+          <w:b/>
+          <w:bCs/>
+          <w:color w:val="1A1A24"/>
+          <w:sz w:val="21"/>
+          <w:szCs w:val="21"/>
+        </w:rPr>
+        <w:t xml:space="preserve">46%</w:t>
+      </w:r>
+      <w:r>
+        <w:rPr>
+          <w:rFonts w:ascii="Calibri" w:cs="Calibri" w:eastAsia="Calibri" w:hAnsi="Calibri"/>
+          <w:color w:val="1A1A24"/>
+          <w:sz w:val="21"/>
+          <w:szCs w:val="21"/>
+        </w:rPr>
+        <w:t xml:space="preserve">, because the Firebase adapters, stores and hooks are covered by the browser journeys rather than unit tests.</w:t>
       </w:r>
     </w:p>
     <w:p>
@@ -3402,7 +4217,7 @@
           <w:sz w:val="21"/>
           <w:szCs w:val="21"/>
         </w:rPr>
-        <w:t xml:space="preserve">Modules 1 to 9 came from a practitioner video curriculum of about three and a half hours, transcribed, scene-extracted and rewritten as structured lessons.</w:t>
+        <w:t xml:space="preserve">The original nine-module chain came from a practitioner video curriculum of about three and a half hours, thirty-six recordings, transcribed, scene-extracted and rewritten as structured lessons.</w:t>
       </w:r>
     </w:p>
     <w:p>
@@ -3421,7 +4236,67 @@
           <w:sz w:val="21"/>
           <w:szCs w:val="21"/>
         </w:rPr>
-        <w:t xml:space="preserve">Modules 10 to 16 were written from cited public ICT and TTrades teaching, with 93 sources listed per lesson in </w:t>
+        <w:t xml:space="preserve">The September extension added </w:t>
+      </w:r>
+      <w:r>
+        <w:rPr>
+          <w:rFonts w:ascii="Calibri" w:cs="Calibri" w:eastAsia="Calibri" w:hAnsi="Calibri"/>
+          <w:b/>
+          <w:bCs/>
+          <w:color w:val="1A1A24"/>
+          <w:sz w:val="21"/>
+          <w:szCs w:val="21"/>
+        </w:rPr>
+        <w:t xml:space="preserve">33</w:t>
+      </w:r>
+      <w:r>
+        <w:rPr>
+          <w:rFonts w:ascii="Calibri" w:cs="Calibri" w:eastAsia="Calibri" w:hAnsi="Calibri"/>
+          <w:color w:val="1A1A24"/>
+          <w:sz w:val="21"/>
+          <w:szCs w:val="21"/>
+        </w:rPr>
+        <w:t xml:space="preserve"> lessons across </w:t>
+      </w:r>
+      <w:r>
+        <w:rPr>
+          <w:rFonts w:ascii="Calibri" w:cs="Calibri" w:eastAsia="Calibri" w:hAnsi="Calibri"/>
+          <w:b/>
+          <w:bCs/>
+          <w:color w:val="1A1A24"/>
+          <w:sz w:val="21"/>
+          <w:szCs w:val="21"/>
+        </w:rPr>
+        <w:t xml:space="preserve">8</w:t>
+      </w:r>
+      <w:r>
+        <w:rPr>
+          <w:rFonts w:ascii="Calibri" w:cs="Calibri" w:eastAsia="Calibri" w:hAnsi="Calibri"/>
+          <w:color w:val="1A1A24"/>
+          <w:sz w:val="21"/>
+          <w:szCs w:val="21"/>
+        </w:rPr>
+        <w:t xml:space="preserve"> modules, written from cited public ICT and TTrades teaching, with </w:t>
+      </w:r>
+      <w:r>
+        <w:rPr>
+          <w:rFonts w:ascii="Calibri" w:cs="Calibri" w:eastAsia="Calibri" w:hAnsi="Calibri"/>
+          <w:b/>
+          <w:bCs/>
+          <w:color w:val="1A1A24"/>
+          <w:sz w:val="21"/>
+          <w:szCs w:val="21"/>
+        </w:rPr>
+        <w:t xml:space="preserve">117</w:t>
+      </w:r>
+      <w:r>
+        <w:rPr>
+          <w:rFonts w:ascii="Calibri" w:cs="Calibri" w:eastAsia="Calibri" w:hAnsi="Calibri"/>
+          <w:color w:val="1A1A24"/>
+          <w:sz w:val="21"/>
+          <w:szCs w:val="21"/>
+        </w:rPr>
+        <w:t xml:space="preserve"> sources listed lesson by lesson in </w:t>
       </w:r>
       <w:r>
         <w:rPr>
@@ -3441,6 +4316,25 @@
           <w:szCs w:val="21"/>
         </w:rPr>
         <w:t xml:space="preserve">, found by search. None invented.</w:t>
+      </w:r>
+    </w:p>
+    <w:p>
+      <w:pPr>
+        <w:pStyle w:val="ListParagraph"/>
+        <w:numPr>
+          <w:ilvl w:val="1"/>
+          <w:numId w:val="2"/>
+        </w:numPr>
+        <w:spacing w:after="90" w:line="270" w:lineRule="auto"/>
+      </w:pPr>
+      <w:r>
+        <w:rPr>
+          <w:rFonts w:ascii="Calibri" w:cs="Calibri" w:eastAsia="Calibri" w:hAnsi="Calibri"/>
+          <w:color w:val="1A1A24"/>
+          <w:sz w:val="21"/>
+          <w:szCs w:val="21"/>
+        </w:rPr>
+        <w:t xml:space="preserve">If you're asked whether it's a clean split: it isn't. The extension reached back into modules 6, 7 and 9 as well as adding 10, 11, 13, 15 and 16. Say that rather than rounding it off.</w:t>
       </w:r>
     </w:p>
     <w:p>
@@ -5441,26 +6335,354 @@
           <w:sz w:val="21"/>
           <w:szCs w:val="21"/>
         </w:rPr>
-        <w:t xml:space="preserve">Lighthouse accessibility is 100 on every page.</w:t>
-      </w:r>
-    </w:p>
-    <w:p>
-      <w:pPr>
-        <w:pStyle w:val="ListParagraph"/>
-        <w:numPr>
-          <w:ilvl w:val="0"/>
-          <w:numId w:val="2"/>
-        </w:numPr>
-        <w:spacing w:after="90" w:line="270" w:lineRule="auto"/>
-      </w:pPr>
-      <w:r>
-        <w:rPr>
-          <w:rFonts w:ascii="Calibri" w:cs="Calibri" w:eastAsia="Calibri" w:hAnsi="Calibri"/>
-          <w:color w:val="1A1A24"/>
-          <w:sz w:val="21"/>
-          <w:szCs w:val="21"/>
-        </w:rPr>
-        <w:t xml:space="preserve">One accessibility result worth telling because it was a real defect: a muted foreground token was being used for fourteen-pixel links and captions at a contrast ratio of 3.05 to 1, which fails AA for small text. It had been shipping since Phase 1 and was found by audit, not by eye.</w:t>
+        <w:t xml:space="preserve">Lighthouse accessibility is 100 on every public page, on both the mobile and the desktop preset.</w:t>
+      </w:r>
+    </w:p>
+    <w:p>
+      <w:pPr>
+        <w:pStyle w:val="ListParagraph"/>
+        <w:numPr>
+          <w:ilvl w:val="0"/>
+          <w:numId w:val="2"/>
+        </w:numPr>
+        <w:spacing w:after="90" w:line="270" w:lineRule="auto"/>
+      </w:pPr>
+      <w:r>
+        <w:rPr>
+          <w:rFonts w:ascii="Calibri" w:cs="Calibri" w:eastAsia="Calibri" w:hAnsi="Calibri"/>
+          <w:b/>
+          <w:bCs/>
+          <w:color w:val="1A1A24"/>
+          <w:sz w:val="21"/>
+          <w:szCs w:val="21"/>
+        </w:rPr>
+        <w:t xml:space="preserve">It's automated now, and that's the part to lead with.</w:t>
+      </w:r>
+      <w:r>
+        <w:rPr>
+          <w:rFonts w:ascii="Calibri" w:cs="Calibri" w:eastAsia="Calibri" w:hAnsi="Calibri"/>
+          <w:color w:val="1A1A24"/>
+          <w:sz w:val="21"/>
+          <w:szCs w:val="21"/>
+        </w:rPr>
+        <w:t xml:space="preserve"> </w:t>
+      </w:r>
+      <w:r>
+        <w:rPr>
+          <w:rFonts w:ascii="Consolas" w:cs="Consolas" w:eastAsia="Consolas" w:hAnsi="Consolas"/>
+          <w:color w:val="1A1A24"/>
+          <w:sz w:val="19"/>
+          <w:szCs w:val="19"/>
+          <w:shd w:fill="F2F2F7" w:color="auto" w:val="clear"/>
+        </w:rPr>
+        <w:t xml:space="preserve">tests/e2e/axe.spec.ts</w:t>
+      </w:r>
+      <w:r>
+        <w:rPr>
+          <w:rFonts w:ascii="Calibri" w:cs="Calibri" w:eastAsia="Calibri" w:hAnsi="Calibri"/>
+          <w:color w:val="1A1A24"/>
+          <w:sz w:val="21"/>
+          <w:szCs w:val="21"/>
+        </w:rPr>
+        <w:t xml:space="preserve"> runs axe-core against the public pages (</w:t>
+      </w:r>
+      <w:r>
+        <w:rPr>
+          <w:rFonts w:ascii="Consolas" w:cs="Consolas" w:eastAsia="Consolas" w:hAnsi="Consolas"/>
+          <w:color w:val="1A1A24"/>
+          <w:sz w:val="19"/>
+          <w:szCs w:val="19"/>
+          <w:shd w:fill="F2F2F7" w:color="auto" w:val="clear"/>
+        </w:rPr>
+        <w:t xml:space="preserve">/</w:t>
+      </w:r>
+      <w:r>
+        <w:rPr>
+          <w:rFonts w:ascii="Calibri" w:cs="Calibri" w:eastAsia="Calibri" w:hAnsi="Calibri"/>
+          <w:color w:val="1A1A24"/>
+          <w:sz w:val="21"/>
+          <w:szCs w:val="21"/>
+        </w:rPr>
+        <w:t xml:space="preserve">, </w:t>
+      </w:r>
+      <w:r>
+        <w:rPr>
+          <w:rFonts w:ascii="Consolas" w:cs="Consolas" w:eastAsia="Consolas" w:hAnsi="Consolas"/>
+          <w:color w:val="1A1A24"/>
+          <w:sz w:val="19"/>
+          <w:szCs w:val="19"/>
+          <w:shd w:fill="F2F2F7" w:color="auto" w:val="clear"/>
+        </w:rPr>
+        <w:t xml:space="preserve">/sign-in</w:t>
+      </w:r>
+      <w:r>
+        <w:rPr>
+          <w:rFonts w:ascii="Calibri" w:cs="Calibri" w:eastAsia="Calibri" w:hAnsi="Calibri"/>
+          <w:color w:val="1A1A24"/>
+          <w:sz w:val="21"/>
+          <w:szCs w:val="21"/>
+        </w:rPr>
+        <w:t xml:space="preserve">, </w:t>
+      </w:r>
+      <w:r>
+        <w:rPr>
+          <w:rFonts w:ascii="Consolas" w:cs="Consolas" w:eastAsia="Consolas" w:hAnsi="Consolas"/>
+          <w:color w:val="1A1A24"/>
+          <w:sz w:val="19"/>
+          <w:szCs w:val="19"/>
+          <w:shd w:fill="F2F2F7" w:color="auto" w:val="clear"/>
+        </w:rPr>
+        <w:t xml:space="preserve">/sign-up</w:t>
+      </w:r>
+      <w:r>
+        <w:rPr>
+          <w:rFonts w:ascii="Calibri" w:cs="Calibri" w:eastAsia="Calibri" w:hAnsi="Calibri"/>
+          <w:color w:val="1A1A24"/>
+          <w:sz w:val="21"/>
+          <w:szCs w:val="21"/>
+        </w:rPr>
+        <w:t xml:space="preserve">, </w:t>
+      </w:r>
+      <w:r>
+        <w:rPr>
+          <w:rFonts w:ascii="Consolas" w:cs="Consolas" w:eastAsia="Consolas" w:hAnsi="Consolas"/>
+          <w:color w:val="1A1A24"/>
+          <w:sz w:val="19"/>
+          <w:szCs w:val="19"/>
+          <w:shd w:fill="F2F2F7" w:color="auto" w:val="clear"/>
+        </w:rPr>
+        <w:t xml:space="preserve">/legal</w:t>
+      </w:r>
+      <w:r>
+        <w:rPr>
+          <w:rFonts w:ascii="Calibri" w:cs="Calibri" w:eastAsia="Calibri" w:hAnsi="Calibri"/>
+          <w:color w:val="1A1A24"/>
+          <w:sz w:val="21"/>
+          <w:szCs w:val="21"/>
+        </w:rPr>
+        <w:t xml:space="preserve">) and the signed-in ones (dashboard, skill tree, a lesson, profile, settings, survey, post-test, a live quiz question), on desktop and Pixel 7 profiles, tagged wcag2a, wcag2aa, wcag21a and wcag21aa. Canvases are excluded. Serious and critical violations fail the build.</w:t>
+      </w:r>
+    </w:p>
+    <w:p>
+      <w:pPr>
+        <w:pStyle w:val="ListParagraph"/>
+        <w:numPr>
+          <w:ilvl w:val="0"/>
+          <w:numId w:val="2"/>
+        </w:numPr>
+        <w:spacing w:after="90" w:line="270" w:lineRule="auto"/>
+      </w:pPr>
+      <w:r>
+        <w:rPr>
+          <w:rFonts w:ascii="Calibri" w:cs="Calibri" w:eastAsia="Calibri" w:hAnsi="Calibri"/>
+          <w:color w:val="1A1A24"/>
+          <w:sz w:val="21"/>
+          <w:szCs w:val="21"/>
+        </w:rPr>
+        <w:t xml:space="preserve">It found </w:t>
+      </w:r>
+      <w:r>
+        <w:rPr>
+          <w:rFonts w:ascii="Calibri" w:cs="Calibri" w:eastAsia="Calibri" w:hAnsi="Calibri"/>
+          <w:b/>
+          <w:bCs/>
+          <w:color w:val="1A1A24"/>
+          <w:sz w:val="21"/>
+          <w:szCs w:val="21"/>
+        </w:rPr>
+        <w:t xml:space="preserve">three real defects</w:t>
+      </w:r>
+      <w:r>
+        <w:rPr>
+          <w:rFonts w:ascii="Calibri" w:cs="Calibri" w:eastAsia="Calibri" w:hAnsi="Calibri"/>
+          <w:color w:val="1A1A24"/>
+          <w:sz w:val="21"/>
+          <w:szCs w:val="21"/>
+        </w:rPr>
+        <w:t xml:space="preserve"> a manual Lighthouse pass had missed:</w:t>
+      </w:r>
+    </w:p>
+    <w:p>
+      <w:pPr>
+        <w:pStyle w:val="ListParagraph"/>
+        <w:numPr>
+          <w:ilvl w:val="1"/>
+          <w:numId w:val="2"/>
+        </w:numPr>
+        <w:spacing w:after="90" w:line="270" w:lineRule="auto"/>
+      </w:pPr>
+      <w:r>
+        <w:rPr>
+          <w:rFonts w:ascii="Consolas" w:cs="Consolas" w:eastAsia="Consolas" w:hAnsi="Consolas"/>
+          <w:color w:val="1A1A24"/>
+          <w:sz w:val="19"/>
+          <w:szCs w:val="19"/>
+          <w:shd w:fill="F2F2F7" w:color="auto" w:val="clear"/>
+        </w:rPr>
+        <w:t xml:space="preserve">--fg-muted</w:t>
+      </w:r>
+      <w:r>
+        <w:rPr>
+          <w:rFonts w:ascii="Calibri" w:cs="Calibri" w:eastAsia="Calibri" w:hAnsi="Calibri"/>
+          <w:color w:val="1A1A24"/>
+          <w:sz w:val="21"/>
+          <w:szCs w:val="21"/>
+        </w:rPr>
+        <w:t xml:space="preserve"> at </w:t>
+      </w:r>
+      <w:r>
+        <w:rPr>
+          <w:rFonts w:ascii="Consolas" w:cs="Consolas" w:eastAsia="Consolas" w:hAnsi="Consolas"/>
+          <w:color w:val="1A1A24"/>
+          <w:sz w:val="19"/>
+          <w:szCs w:val="19"/>
+          <w:shd w:fill="F2F2F7" w:color="auto" w:val="clear"/>
+        </w:rPr>
+        <w:t xml:space="preserve">#5b5b6b</w:t>
+      </w:r>
+      <w:r>
+        <w:rPr>
+          <w:rFonts w:ascii="Calibri" w:cs="Calibri" w:eastAsia="Calibri" w:hAnsi="Calibri"/>
+          <w:color w:val="1A1A24"/>
+          <w:sz w:val="21"/>
+          <w:szCs w:val="21"/>
+        </w:rPr>
+        <w:t xml:space="preserve">, a contrast ratio of </w:t>
+      </w:r>
+      <w:r>
+        <w:rPr>
+          <w:rFonts w:ascii="Calibri" w:cs="Calibri" w:eastAsia="Calibri" w:hAnsi="Calibri"/>
+          <w:b/>
+          <w:bCs/>
+          <w:color w:val="1A1A24"/>
+          <w:sz w:val="21"/>
+          <w:szCs w:val="21"/>
+        </w:rPr>
+        <w:t xml:space="preserve">3.0 to 1</w:t>
+      </w:r>
+      <w:r>
+        <w:rPr>
+          <w:rFonts w:ascii="Calibri" w:cs="Calibri" w:eastAsia="Calibri" w:hAnsi="Calibri"/>
+          <w:color w:val="1A1A24"/>
+          <w:sz w:val="21"/>
+          <w:szCs w:val="21"/>
+        </w:rPr>
+        <w:t xml:space="preserve">, on every small label, the footer and the quiz meta. The token was raised to </w:t>
+      </w:r>
+      <w:r>
+        <w:rPr>
+          <w:rFonts w:ascii="Consolas" w:cs="Consolas" w:eastAsia="Consolas" w:hAnsi="Consolas"/>
+          <w:color w:val="1A1A24"/>
+          <w:sz w:val="19"/>
+          <w:szCs w:val="19"/>
+          <w:shd w:fill="F2F2F7" w:color="auto" w:val="clear"/>
+        </w:rPr>
+        <w:t xml:space="preserve">#82829a</w:t>
+      </w:r>
+      <w:r>
+        <w:rPr>
+          <w:rFonts w:ascii="Calibri" w:cs="Calibri" w:eastAsia="Calibri" w:hAnsi="Calibri"/>
+          <w:color w:val="1A1A24"/>
+          <w:sz w:val="21"/>
+          <w:szCs w:val="21"/>
+        </w:rPr>
+        <w:t xml:space="preserve">, which is 4.6 to 1 on all three elevations.</w:t>
+      </w:r>
+    </w:p>
+    <w:p>
+      <w:pPr>
+        <w:pStyle w:val="ListParagraph"/>
+        <w:numPr>
+          <w:ilvl w:val="1"/>
+          <w:numId w:val="2"/>
+        </w:numPr>
+        <w:spacing w:after="90" w:line="270" w:lineRule="auto"/>
+      </w:pPr>
+      <w:r>
+        <w:rPr>
+          <w:rFonts w:ascii="Calibri" w:cs="Calibri" w:eastAsia="Calibri" w:hAnsi="Calibri"/>
+          <w:color w:val="1A1A24"/>
+          <w:sz w:val="21"/>
+          <w:szCs w:val="21"/>
+        </w:rPr>
+        <w:t xml:space="preserve">Unearned badges rendered at 40 per cent tile opacity, putting their text at </w:t>
+      </w:r>
+      <w:r>
+        <w:rPr>
+          <w:rFonts w:ascii="Calibri" w:cs="Calibri" w:eastAsia="Calibri" w:hAnsi="Calibri"/>
+          <w:b/>
+          <w:bCs/>
+          <w:color w:val="1A1A24"/>
+          <w:sz w:val="21"/>
+          <w:szCs w:val="21"/>
+        </w:rPr>
+        <w:t xml:space="preserve">1.9 to 1</w:t>
+      </w:r>
+      <w:r>
+        <w:rPr>
+          <w:rFonts w:ascii="Calibri" w:cs="Calibri" w:eastAsia="Calibri" w:hAnsi="Calibri"/>
+          <w:color w:val="1A1A24"/>
+          <w:sz w:val="21"/>
+          <w:szCs w:val="21"/>
+        </w:rPr>
+        <w:t xml:space="preserve"> on the profile. Fixed by dimming the icon and swapping the text tones while the tile stays at full opacity.</w:t>
+      </w:r>
+    </w:p>
+    <w:p>
+      <w:pPr>
+        <w:pStyle w:val="ListParagraph"/>
+        <w:numPr>
+          <w:ilvl w:val="1"/>
+          <w:numId w:val="2"/>
+        </w:numPr>
+        <w:spacing w:after="90" w:line="270" w:lineRule="auto"/>
+      </w:pPr>
+      <w:r>
+        <w:rPr>
+          <w:rFonts w:ascii="Calibri" w:cs="Calibri" w:eastAsia="Calibri" w:hAnsi="Calibri"/>
+          <w:color w:val="1A1A24"/>
+          <w:sz w:val="21"/>
+          <w:szCs w:val="21"/>
+        </w:rPr>
+        <w:t xml:space="preserve">A sideways-scrolling lesson table that wasn't keyboard reachable. Its wrapper is now a focusable </w:t>
+      </w:r>
+      <w:r>
+        <w:rPr>
+          <w:rFonts w:ascii="Consolas" w:cs="Consolas" w:eastAsia="Consolas" w:hAnsi="Consolas"/>
+          <w:color w:val="1A1A24"/>
+          <w:sz w:val="19"/>
+          <w:szCs w:val="19"/>
+          <w:shd w:fill="F2F2F7" w:color="auto" w:val="clear"/>
+        </w:rPr>
+        <w:t xml:space="preserve">role="region"</w:t>
+      </w:r>
+      <w:r>
+        <w:rPr>
+          <w:rFonts w:ascii="Calibri" w:cs="Calibri" w:eastAsia="Calibri" w:hAnsi="Calibri"/>
+          <w:color w:val="1A1A24"/>
+          <w:sz w:val="21"/>
+          <w:szCs w:val="21"/>
+        </w:rPr>
+        <w:t xml:space="preserve"> with an accessible name.</w:t>
+      </w:r>
+    </w:p>
+    <w:p>
+      <w:pPr>
+        <w:pStyle w:val="ListParagraph"/>
+        <w:numPr>
+          <w:ilvl w:val="0"/>
+          <w:numId w:val="2"/>
+        </w:numPr>
+        <w:spacing w:after="90" w:line="270" w:lineRule="auto"/>
+      </w:pPr>
+      <w:r>
+        <w:rPr>
+          <w:rFonts w:ascii="Calibri" w:cs="Calibri" w:eastAsia="Calibri" w:hAnsi="Calibri"/>
+          <w:color w:val="1A1A24"/>
+          <w:sz w:val="21"/>
+          <w:szCs w:val="21"/>
+        </w:rPr>
+        <w:t xml:space="preserve">The line to use: the difference between a claim and a result is whether a machine checks it on every run.</w:t>
       </w:r>
     </w:p>
     <w:p>
@@ -5642,6 +6864,377 @@
     </w:p>
     <w:p>
       <w:pPr>
+        <w:pStyle w:val="ListParagraph"/>
+        <w:numPr>
+          <w:ilvl w:val="0"/>
+          <w:numId w:val="2"/>
+        </w:numPr>
+        <w:spacing w:after="90" w:line="270" w:lineRule="auto"/>
+      </w:pPr>
+      <w:r>
+        <w:rPr>
+          <w:rFonts w:ascii="Calibri" w:cs="Calibri" w:eastAsia="Calibri" w:hAnsi="Calibri"/>
+          <w:b/>
+          <w:bCs/>
+          <w:color w:val="1A1A24"/>
+          <w:sz w:val="21"/>
+          <w:szCs w:val="21"/>
+        </w:rPr>
+        <w:t xml:space="preserve">Production Lighthouse, three runs per page per preset, medians reported.</w:t>
+      </w:r>
+      <w:r>
+        <w:rPr>
+          <w:rFonts w:ascii="Calibri" w:cs="Calibri" w:eastAsia="Calibri" w:hAnsi="Calibri"/>
+          <w:color w:val="1A1A24"/>
+          <w:sz w:val="21"/>
+          <w:szCs w:val="21"/>
+        </w:rPr>
+        <w:t xml:space="preserve"> Accessibility, best practices and SEO are </w:t>
+      </w:r>
+      <w:r>
+        <w:rPr>
+          <w:rFonts w:ascii="Calibri" w:cs="Calibri" w:eastAsia="Calibri" w:hAnsi="Calibri"/>
+          <w:b/>
+          <w:bCs/>
+          <w:color w:val="1A1A24"/>
+          <w:sz w:val="21"/>
+          <w:szCs w:val="21"/>
+        </w:rPr>
+        <w:t xml:space="preserve">100</w:t>
+      </w:r>
+      <w:r>
+        <w:rPr>
+          <w:rFonts w:ascii="Calibri" w:cs="Calibri" w:eastAsia="Calibri" w:hAnsi="Calibri"/>
+          <w:color w:val="1A1A24"/>
+          <w:sz w:val="21"/>
+          <w:szCs w:val="21"/>
+        </w:rPr>
+        <w:t xml:space="preserve"> on the landing, sign-in and legal pages on both mobile and desktop. Performance is </w:t>
+      </w:r>
+      <w:r>
+        <w:rPr>
+          <w:rFonts w:ascii="Calibri" w:cs="Calibri" w:eastAsia="Calibri" w:hAnsi="Calibri"/>
+          <w:b/>
+          <w:bCs/>
+          <w:color w:val="1A1A24"/>
+          <w:sz w:val="21"/>
+          <w:szCs w:val="21"/>
+        </w:rPr>
+        <w:t xml:space="preserve">100</w:t>
+      </w:r>
+      <w:r>
+        <w:rPr>
+          <w:rFonts w:ascii="Calibri" w:cs="Calibri" w:eastAsia="Calibri" w:hAnsi="Calibri"/>
+          <w:color w:val="1A1A24"/>
+          <w:sz w:val="21"/>
+          <w:szCs w:val="21"/>
+        </w:rPr>
+        <w:t xml:space="preserve"> on all three on desktop, and </w:t>
+      </w:r>
+      <w:r>
+        <w:rPr>
+          <w:rFonts w:ascii="Calibri" w:cs="Calibri" w:eastAsia="Calibri" w:hAnsi="Calibri"/>
+          <w:b/>
+          <w:bCs/>
+          <w:color w:val="1A1A24"/>
+          <w:sz w:val="21"/>
+          <w:szCs w:val="21"/>
+        </w:rPr>
+        <w:t xml:space="preserve">89 / 91 / 93</w:t>
+      </w:r>
+      <w:r>
+        <w:rPr>
+          <w:rFonts w:ascii="Calibri" w:cs="Calibri" w:eastAsia="Calibri" w:hAnsi="Calibri"/>
+          <w:color w:val="1A1A24"/>
+          <w:sz w:val="21"/>
+          <w:szCs w:val="21"/>
+        </w:rPr>
+        <w:t xml:space="preserve"> on simulated slow 4G with a 4x CPU slowdown.</w:t>
+      </w:r>
+    </w:p>
+    <w:p>
+      <w:pPr>
+        <w:pStyle w:val="ListParagraph"/>
+        <w:numPr>
+          <w:ilvl w:val="0"/>
+          <w:numId w:val="2"/>
+        </w:numPr>
+        <w:spacing w:after="90" w:line="270" w:lineRule="auto"/>
+      </w:pPr>
+      <w:r>
+        <w:rPr>
+          <w:rFonts w:ascii="Calibri" w:cs="Calibri" w:eastAsia="Calibri" w:hAnsi="Calibri"/>
+          <w:b/>
+          <w:bCs/>
+          <w:color w:val="1A1A24"/>
+          <w:sz w:val="21"/>
+          <w:szCs w:val="21"/>
+        </w:rPr>
+        <w:t xml:space="preserve">The finding that matters most, and the one to tell if performance comes up:</w:t>
+      </w:r>
+      <w:r>
+        <w:rPr>
+          <w:rFonts w:ascii="Calibri" w:cs="Calibri" w:eastAsia="Calibri" w:hAnsi="Calibri"/>
+          <w:color w:val="1A1A24"/>
+          <w:sz w:val="21"/>
+          <w:szCs w:val="21"/>
+        </w:rPr>
+        <w:t xml:space="preserve"> Framer Motion was server-rendering every entrance block with inline </w:t>
+      </w:r>
+      <w:r>
+        <w:rPr>
+          <w:rFonts w:ascii="Consolas" w:cs="Consolas" w:eastAsia="Consolas" w:hAnsi="Consolas"/>
+          <w:color w:val="1A1A24"/>
+          <w:sz w:val="19"/>
+          <w:szCs w:val="19"/>
+          <w:shd w:fill="F2F2F7" w:color="auto" w:val="clear"/>
+        </w:rPr>
+        <w:t xml:space="preserve">opacity:0</w:t>
+      </w:r>
+      <w:r>
+        <w:rPr>
+          <w:rFonts w:ascii="Calibri" w:cs="Calibri" w:eastAsia="Calibri" w:hAnsi="Calibri"/>
+          <w:color w:val="1A1A24"/>
+          <w:sz w:val="21"/>
+          <w:szCs w:val="21"/>
+        </w:rPr>
+        <w:t xml:space="preserve">, so the pages painted nothing until </w:t>
+      </w:r>
+      <w:r>
+        <w:rPr>
+          <w:rFonts w:ascii="Calibri" w:cs="Calibri" w:eastAsia="Calibri" w:hAnsi="Calibri"/>
+          <w:b/>
+          <w:bCs/>
+          <w:color w:val="1A1A24"/>
+          <w:sz w:val="21"/>
+          <w:szCs w:val="21"/>
+        </w:rPr>
+        <w:t xml:space="preserve">940 KB</w:t>
+      </w:r>
+      <w:r>
+        <w:rPr>
+          <w:rFonts w:ascii="Calibri" w:cs="Calibri" w:eastAsia="Calibri" w:hAnsi="Calibri"/>
+          <w:color w:val="1A1A24"/>
+          <w:sz w:val="21"/>
+          <w:szCs w:val="21"/>
+        </w:rPr>
+        <w:t xml:space="preserve"> of JavaScript had hydrated. On a throttled phone the sign-in form took </w:t>
+      </w:r>
+      <w:r>
+        <w:rPr>
+          <w:rFonts w:ascii="Calibri" w:cs="Calibri" w:eastAsia="Calibri" w:hAnsi="Calibri"/>
+          <w:b/>
+          <w:bCs/>
+          <w:color w:val="1A1A24"/>
+          <w:sz w:val="21"/>
+          <w:szCs w:val="21"/>
+        </w:rPr>
+        <w:t xml:space="preserve">6.6 seconds</w:t>
+      </w:r>
+      <w:r>
+        <w:rPr>
+          <w:rFonts w:ascii="Calibri" w:cs="Calibri" w:eastAsia="Calibri" w:hAnsi="Calibri"/>
+          <w:color w:val="1A1A24"/>
+          <w:sz w:val="21"/>
+          <w:szCs w:val="21"/>
+        </w:rPr>
+        <w:t xml:space="preserve"> to appear. Rebuilding </w:t>
+      </w:r>
+      <w:r>
+        <w:rPr>
+          <w:rFonts w:ascii="Consolas" w:cs="Consolas" w:eastAsia="Consolas" w:hAnsi="Consolas"/>
+          <w:color w:val="1A1A24"/>
+          <w:sz w:val="19"/>
+          <w:szCs w:val="19"/>
+          <w:shd w:fill="F2F2F7" w:color="auto" w:val="clear"/>
+        </w:rPr>
+        <w:t xml:space="preserve">Stagger</w:t>
+      </w:r>
+      <w:r>
+        <w:rPr>
+          <w:rFonts w:ascii="Calibri" w:cs="Calibri" w:eastAsia="Calibri" w:hAnsi="Calibri"/>
+          <w:color w:val="1A1A24"/>
+          <w:sz w:val="21"/>
+          <w:szCs w:val="21"/>
+        </w:rPr>
+        <w:t xml:space="preserve">, </w:t>
+      </w:r>
+      <w:r>
+        <w:rPr>
+          <w:rFonts w:ascii="Consolas" w:cs="Consolas" w:eastAsia="Consolas" w:hAnsi="Consolas"/>
+          <w:color w:val="1A1A24"/>
+          <w:sz w:val="19"/>
+          <w:szCs w:val="19"/>
+          <w:shd w:fill="F2F2F7" w:color="auto" w:val="clear"/>
+        </w:rPr>
+        <w:t xml:space="preserve">StaggerItem</w:t>
+      </w:r>
+      <w:r>
+        <w:rPr>
+          <w:rFonts w:ascii="Calibri" w:cs="Calibri" w:eastAsia="Calibri" w:hAnsi="Calibri"/>
+          <w:color w:val="1A1A24"/>
+          <w:sz w:val="21"/>
+          <w:szCs w:val="21"/>
+        </w:rPr>
+        <w:t xml:space="preserve"> and </w:t>
+      </w:r>
+      <w:r>
+        <w:rPr>
+          <w:rFonts w:ascii="Consolas" w:cs="Consolas" w:eastAsia="Consolas" w:hAnsi="Consolas"/>
+          <w:color w:val="1A1A24"/>
+          <w:sz w:val="19"/>
+          <w:szCs w:val="19"/>
+          <w:shd w:fill="F2F2F7" w:color="auto" w:val="clear"/>
+        </w:rPr>
+        <w:t xml:space="preserve">Reveal</w:t>
+      </w:r>
+      <w:r>
+        <w:rPr>
+          <w:rFonts w:ascii="Calibri" w:cs="Calibri" w:eastAsia="Calibri" w:hAnsi="Calibri"/>
+          <w:color w:val="1A1A24"/>
+          <w:sz w:val="21"/>
+          <w:szCs w:val="21"/>
+        </w:rPr>
+        <w:t xml:space="preserve"> as CSS animations, so the server HTML paints immediately, took sign-in from </w:t>
+      </w:r>
+      <w:r>
+        <w:rPr>
+          <w:rFonts w:ascii="Calibri" w:cs="Calibri" w:eastAsia="Calibri" w:hAnsi="Calibri"/>
+          <w:b/>
+          <w:bCs/>
+          <w:color w:val="1A1A24"/>
+          <w:sz w:val="21"/>
+          <w:szCs w:val="21"/>
+        </w:rPr>
+        <w:t xml:space="preserve">77 to 91</w:t>
+      </w:r>
+      <w:r>
+        <w:rPr>
+          <w:rFonts w:ascii="Calibri" w:cs="Calibri" w:eastAsia="Calibri" w:hAnsi="Calibri"/>
+          <w:color w:val="1A1A24"/>
+          <w:sz w:val="21"/>
+          <w:szCs w:val="21"/>
+        </w:rPr>
+        <w:t xml:space="preserve"> and its largest contentful paint from 6.6 s to 3.5 s.</w:t>
+      </w:r>
+    </w:p>
+    <w:p>
+      <w:pPr>
+        <w:pStyle w:val="ListParagraph"/>
+        <w:numPr>
+          <w:ilvl w:val="1"/>
+          <w:numId w:val="2"/>
+        </w:numPr>
+        <w:spacing w:after="90" w:line="270" w:lineRule="auto"/>
+      </w:pPr>
+      <w:r>
+        <w:rPr>
+          <w:rFonts w:ascii="Calibri" w:cs="Calibri" w:eastAsia="Calibri" w:hAnsi="Calibri"/>
+          <w:color w:val="1A1A24"/>
+          <w:sz w:val="21"/>
+          <w:szCs w:val="21"/>
+        </w:rPr>
+        <w:t xml:space="preserve">The lesson worth stating: an entrance animation that hides server-rendered content behind JavaScript is a performance and an accessibility defect, not a polish choice, and it is completely invisible on a fast laptop.</w:t>
+      </w:r>
+    </w:p>
+    <w:p>
+      <w:pPr>
+        <w:pStyle w:val="ListParagraph"/>
+        <w:numPr>
+          <w:ilvl w:val="1"/>
+          <w:numId w:val="2"/>
+        </w:numPr>
+        <w:spacing w:after="90" w:line="270" w:lineRule="auto"/>
+      </w:pPr>
+      <w:r>
+        <w:rPr>
+          <w:rFonts w:ascii="Calibri" w:cs="Calibri" w:eastAsia="Calibri" w:hAnsi="Calibri"/>
+          <w:color w:val="1A1A24"/>
+          <w:sz w:val="21"/>
+          <w:szCs w:val="21"/>
+        </w:rPr>
+        <w:t xml:space="preserve">The follow-on: the scroll-driven reveal that replaced it faded blocks in, which left a paragraph straddling the viewport edge sitting at partial opacity, text at 3.3 to 1. The reveal now moves but never fades. Legal went back to 100 on accessibility.</w:t>
+      </w:r>
+    </w:p>
+    <w:p>
+      <w:pPr>
+        <w:pStyle w:val="ListParagraph"/>
+        <w:numPr>
+          <w:ilvl w:val="0"/>
+          <w:numId w:val="2"/>
+        </w:numPr>
+        <w:spacing w:after="90" w:line="270" w:lineRule="auto"/>
+      </w:pPr>
+      <w:r>
+        <w:rPr>
+          <w:rFonts w:ascii="Calibri" w:cs="Calibri" w:eastAsia="Calibri" w:hAnsi="Calibri"/>
+          <w:color w:val="1A1A24"/>
+          <w:sz w:val="21"/>
+          <w:szCs w:val="21"/>
+        </w:rPr>
+        <w:t xml:space="preserve">The three.js hero was the other one: it mounted on hydration, so the headline queued behind the WebGL chunk and the landing page's largest contentful paint was </w:t>
+      </w:r>
+      <w:r>
+        <w:rPr>
+          <w:rFonts w:ascii="Calibri" w:cs="Calibri" w:eastAsia="Calibri" w:hAnsi="Calibri"/>
+          <w:b/>
+          <w:bCs/>
+          <w:color w:val="1A1A24"/>
+          <w:sz w:val="21"/>
+          <w:szCs w:val="21"/>
+        </w:rPr>
+        <w:t xml:space="preserve">7.8 s</w:t>
+      </w:r>
+      <w:r>
+        <w:rPr>
+          <w:rFonts w:ascii="Calibri" w:cs="Calibri" w:eastAsia="Calibri" w:hAnsi="Calibri"/>
+          <w:color w:val="1A1A24"/>
+          <w:sz w:val="21"/>
+          <w:szCs w:val="21"/>
+        </w:rPr>
+        <w:t xml:space="preserve"> on mobile. Particles now mount on </w:t>
+      </w:r>
+      <w:r>
+        <w:rPr>
+          <w:rFonts w:ascii="Consolas" w:cs="Consolas" w:eastAsia="Consolas" w:hAnsi="Consolas"/>
+          <w:color w:val="1A1A24"/>
+          <w:sz w:val="19"/>
+          <w:szCs w:val="19"/>
+          <w:shd w:fill="F2F2F7" w:color="auto" w:val="clear"/>
+        </w:rPr>
+        <w:t xml:space="preserve">requestIdleCallback</w:t>
+      </w:r>
+      <w:r>
+        <w:rPr>
+          <w:rFonts w:ascii="Calibri" w:cs="Calibri" w:eastAsia="Calibri" w:hAnsi="Calibri"/>
+          <w:color w:val="1A1A24"/>
+          <w:sz w:val="21"/>
+          <w:szCs w:val="21"/>
+        </w:rPr>
+        <w:t xml:space="preserve"> after first paint and fade in with CSS.</w:t>
+      </w:r>
+    </w:p>
+    <w:p>
+      <w:pPr>
+        <w:pStyle w:val="ListParagraph"/>
+        <w:numPr>
+          <w:ilvl w:val="0"/>
+          <w:numId w:val="2"/>
+        </w:numPr>
+        <w:spacing w:after="90" w:line="270" w:lineRule="auto"/>
+      </w:pPr>
+      <w:r>
+        <w:rPr>
+          <w:rFonts w:ascii="Calibri" w:cs="Calibri" w:eastAsia="Calibri" w:hAnsi="Calibri"/>
+          <w:color w:val="1A1A24"/>
+          <w:sz w:val="21"/>
+          <w:szCs w:val="21"/>
+        </w:rPr>
+        <w:t xml:space="preserve">The remaining 3 to 4 second mobile largest contentful paint is the simulated slow-4G download of JavaScript the pages genuinely use, Firebase Auth, Framer Motion and GSAP. The desktop scores show there is nothing left on the render path itself. Say that rather than apologising for the mobile number.</w:t>
+      </w:r>
+    </w:p>
+    <w:p>
+      <w:pPr>
         <w:pStyle w:val="Heading1"/>
         <w:keepNext/>
         <w:pageBreakBefore/>
@@ -5776,7 +7369,7 @@
           <w:sz w:val="21"/>
           <w:szCs w:val="21"/>
         </w:rPr>
-        <w:t xml:space="preserve"> run against the Firebase emulator. Fourteen of them. They're the only way to prove the append-only and eighteen-plus guarantees hold against a caller who never touches the interface.</w:t>
+        <w:t xml:space="preserve"> run against the Firebase emulator. Sixteen of them. They're the only way to prove the append-only and eighteen-plus guarantees hold against a caller who never touches the interface.</w:t>
       </w:r>
     </w:p>
     <w:p>
@@ -6058,16 +7651,16 @@
           <w:szCs w:val="19"/>
           <w:shd w:fill="F2F2F7" w:color="auto" w:val="clear"/>
         </w:rPr>
-        <w:t xml:space="preserve">npx tsx scripts/simulate.ts</w:t>
-      </w:r>
-      <w:r>
-        <w:rPr>
-          <w:rFonts w:ascii="Calibri" w:cs="Calibri" w:eastAsia="Calibri" w:hAnsi="Calibri"/>
-          <w:color w:val="1A1A24"/>
-          <w:sz w:val="21"/>
-          <w:szCs w:val="21"/>
-        </w:rPr>
-        <w:t xml:space="preserve"> the simulated-learner harness</w:t>
+        <w:t xml:space="preserve">npm run test:coverage</w:t>
+      </w:r>
+      <w:r>
+        <w:rPr>
+          <w:rFonts w:ascii="Calibri" w:cs="Calibri" w:eastAsia="Calibri" w:hAnsi="Calibri"/>
+          <w:color w:val="1A1A24"/>
+          <w:sz w:val="21"/>
+          <w:szCs w:val="21"/>
+        </w:rPr>
+        <w:t xml:space="preserve"> unit coverage, v8</w:t>
       </w:r>
     </w:p>
     <w:p>
@@ -6087,6 +7680,35 @@
           <w:szCs w:val="19"/>
           <w:shd w:fill="F2F2F7" w:color="auto" w:val="clear"/>
         </w:rPr>
+        <w:t xml:space="preserve">npx tsx scripts/simulate.ts</w:t>
+      </w:r>
+      <w:r>
+        <w:rPr>
+          <w:rFonts w:ascii="Calibri" w:cs="Calibri" w:eastAsia="Calibri" w:hAnsi="Calibri"/>
+          <w:color w:val="1A1A24"/>
+          <w:sz w:val="21"/>
+          <w:szCs w:val="21"/>
+        </w:rPr>
+        <w:t xml:space="preserve"> the simulated-learner harness</w:t>
+      </w:r>
+    </w:p>
+    <w:p>
+      <w:pPr>
+        <w:pStyle w:val="ListParagraph"/>
+        <w:numPr>
+          <w:ilvl w:val="1"/>
+          <w:numId w:val="2"/>
+        </w:numPr>
+        <w:spacing w:after="90" w:line="270" w:lineRule="auto"/>
+      </w:pPr>
+      <w:r>
+        <w:rPr>
+          <w:rFonts w:ascii="Consolas" w:cs="Consolas" w:eastAsia="Consolas" w:hAnsi="Consolas"/>
+          <w:color w:val="1A1A24"/>
+          <w:sz w:val="19"/>
+          <w:szCs w:val="19"/>
+          <w:shd w:fill="F2F2F7" w:color="auto" w:val="clear"/>
+        </w:rPr>
         <w:t xml:space="preserve">npx tsx scripts/calibration.ts</w:t>
       </w:r>
       <w:r>
@@ -6097,6 +7719,93 @@
           <w:szCs w:val="21"/>
         </w:rPr>
         <w:t xml:space="preserve"> the calibration report</w:t>
+      </w:r>
+    </w:p>
+    <w:p>
+      <w:pPr>
+        <w:pStyle w:val="ListParagraph"/>
+        <w:numPr>
+          <w:ilvl w:val="1"/>
+          <w:numId w:val="2"/>
+        </w:numPr>
+        <w:spacing w:after="90" w:line="270" w:lineRule="auto"/>
+      </w:pPr>
+      <w:r>
+        <w:rPr>
+          <w:rFonts w:ascii="Consolas" w:cs="Consolas" w:eastAsia="Consolas" w:hAnsi="Consolas"/>
+          <w:color w:val="1A1A24"/>
+          <w:sz w:val="19"/>
+          <w:szCs w:val="19"/>
+          <w:shd w:fill="F2F2F7" w:color="auto" w:val="clear"/>
+        </w:rPr>
+        <w:t xml:space="preserve">npm run simulate:routing</w:t>
+      </w:r>
+      <w:r>
+        <w:rPr>
+          <w:rFonts w:ascii="Calibri" w:cs="Calibri" w:eastAsia="Calibri" w:hAnsi="Calibri"/>
+          <w:color w:val="1A1A24"/>
+          <w:sz w:val="21"/>
+          <w:szCs w:val="21"/>
+        </w:rPr>
+        <w:t xml:space="preserve"> the routing policy comparison</w:t>
+      </w:r>
+    </w:p>
+    <w:p>
+      <w:pPr>
+        <w:pStyle w:val="ListParagraph"/>
+        <w:numPr>
+          <w:ilvl w:val="1"/>
+          <w:numId w:val="2"/>
+        </w:numPr>
+        <w:spacing w:after="90" w:line="270" w:lineRule="auto"/>
+      </w:pPr>
+      <w:r>
+        <w:rPr>
+          <w:rFonts w:ascii="Consolas" w:cs="Consolas" w:eastAsia="Consolas" w:hAnsi="Consolas"/>
+          <w:color w:val="1A1A24"/>
+          <w:sz w:val="19"/>
+          <w:szCs w:val="19"/>
+          <w:shd w:fill="F2F2F7" w:color="auto" w:val="clear"/>
+        </w:rPr>
+        <w:t xml:space="preserve">npm run analyse</w:t>
+      </w:r>
+      <w:r>
+        <w:rPr>
+          <w:rFonts w:ascii="Calibri" w:cs="Calibri" w:eastAsia="Calibri" w:hAnsi="Calibri"/>
+          <w:color w:val="1A1A24"/>
+          <w:sz w:val="21"/>
+          <w:szCs w:val="21"/>
+        </w:rPr>
+        <w:t xml:space="preserve"> / </w:t>
+      </w:r>
+      <w:r>
+        <w:rPr>
+          <w:rFonts w:ascii="Consolas" w:cs="Consolas" w:eastAsia="Consolas" w:hAnsi="Consolas"/>
+          <w:color w:val="1A1A24"/>
+          <w:sz w:val="19"/>
+          <w:szCs w:val="19"/>
+          <w:shd w:fill="F2F2F7" w:color="auto" w:val="clear"/>
+        </w:rPr>
+        <w:t xml:space="preserve">npm run analyse:live</w:t>
+      </w:r>
+      <w:r>
+        <w:rPr>
+          <w:rFonts w:ascii="Calibri" w:cs="Calibri" w:eastAsia="Calibri" w:hAnsi="Calibri"/>
+          <w:color w:val="1A1A24"/>
+          <w:sz w:val="21"/>
+          <w:szCs w:val="21"/>
+        </w:rPr>
+        <w:t xml:space="preserve"> the pilot analysis, writing </w:t>
+      </w:r>
+      <w:r>
+        <w:rPr>
+          <w:rFonts w:ascii="Consolas" w:cs="Consolas" w:eastAsia="Consolas" w:hAnsi="Consolas"/>
+          <w:color w:val="1A1A24"/>
+          <w:sz w:val="19"/>
+          <w:szCs w:val="19"/>
+          <w:shd w:fill="F2F2F7" w:color="auto" w:val="clear"/>
+        </w:rPr>
+        <w:t xml:space="preserve">docs/report/PILOT_RESULTS.md</w:t>
       </w:r>
     </w:p>
     <w:p>
@@ -6425,37 +8134,38 @@
           <w:sz w:val="30"/>
           <w:szCs w:val="30"/>
         </w:rPr>
-        <w:t xml:space="preserve">19. Environments and deployment</w:t>
-      </w:r>
-    </w:p>
-    <w:p>
-      <w:pPr>
-        <w:pStyle w:val="ListParagraph"/>
-        <w:numPr>
-          <w:ilvl w:val="0"/>
-          <w:numId w:val="2"/>
-        </w:numPr>
-        <w:spacing w:after="90" w:line="270" w:lineRule="auto"/>
-      </w:pPr>
-      <w:r>
-        <w:rPr>
-          <w:rFonts w:ascii="Calibri" w:cs="Calibri" w:eastAsia="Calibri" w:hAnsi="Calibri"/>
-          <w:color w:val="1A1A24"/>
-          <w:sz w:val="21"/>
-          <w:szCs w:val="21"/>
-        </w:rPr>
-        <w:t xml:space="preserve">Two Firebase projects, and the split is enforced by configuration rather than by discipline.</w:t>
-      </w:r>
-    </w:p>
-    <w:p>
-      <w:pPr>
-        <w:pStyle w:val="ListParagraph"/>
-        <w:numPr>
-          <w:ilvl w:val="1"/>
-          <w:numId w:val="2"/>
-        </w:numPr>
-        <w:spacing w:after="90" w:line="270" w:lineRule="auto"/>
-      </w:pPr>
+        <w:t xml:space="preserve">19. The routing policy simulation</w:t>
+      </w:r>
+    </w:p>
+    <w:p>
+      <w:pPr>
+        <w:pStyle w:val="ListParagraph"/>
+        <w:numPr>
+          <w:ilvl w:val="0"/>
+          <w:numId w:val="2"/>
+        </w:numPr>
+        <w:spacing w:after="90" w:line="270" w:lineRule="auto"/>
+      </w:pPr>
+      <w:r>
+        <w:rPr>
+          <w:rFonts w:ascii="Calibri" w:cs="Calibri" w:eastAsia="Calibri" w:hAnsi="Calibri"/>
+          <w:b/>
+          <w:bCs/>
+          <w:color w:val="1A1A24"/>
+          <w:sz w:val="21"/>
+          <w:szCs w:val="21"/>
+        </w:rPr>
+        <w:t xml:space="preserve">The question it answers.</w:t>
+      </w:r>
+      <w:r>
+        <w:rPr>
+          <w:rFonts w:ascii="Calibri" w:cs="Calibri" w:eastAsia="Calibri" w:hAnsi="Calibri"/>
+          <w:color w:val="1A1A24"/>
+          <w:sz w:val="21"/>
+          <w:szCs w:val="21"/>
+        </w:rPr>
+        <w:t xml:space="preserve"> Calibration tells you the estimates are honest. It doesn't tell you the adaptation is worth anything. </w:t>
+      </w:r>
       <w:r>
         <w:rPr>
           <w:rFonts w:ascii="Consolas" w:cs="Consolas" w:eastAsia="Consolas" w:hAnsi="Consolas"/>
@@ -6464,27 +8174,17 @@
           <w:szCs w:val="19"/>
           <w:shd w:fill="F2F2F7" w:color="auto" w:val="clear"/>
         </w:rPr>
-        <w:t xml:space="preserve">demo-trademind</w:t>
-      </w:r>
-      <w:r>
-        <w:rPr>
-          <w:rFonts w:ascii="Calibri" w:cs="Calibri" w:eastAsia="Calibri" w:hAnsi="Calibri"/>
-          <w:color w:val="1A1A24"/>
-          <w:sz w:val="21"/>
-          <w:szCs w:val="21"/>
-        </w:rPr>
-        <w:t xml:space="preserve"> is the local emulator suite. Every automated path is pinned to it.</w:t>
-      </w:r>
-    </w:p>
-    <w:p>
-      <w:pPr>
-        <w:pStyle w:val="ListParagraph"/>
-        <w:numPr>
-          <w:ilvl w:val="1"/>
-          <w:numId w:val="2"/>
-        </w:numPr>
-        <w:spacing w:after="90" w:line="270" w:lineRule="auto"/>
-      </w:pPr>
+        <w:t xml:space="preserve">scripts/simulate-routing.ts</w:t>
+      </w:r>
+      <w:r>
+        <w:rPr>
+          <w:rFonts w:ascii="Calibri" w:cs="Calibri" w:eastAsia="Calibri" w:hAnsi="Calibri"/>
+          <w:color w:val="1A1A24"/>
+          <w:sz w:val="21"/>
+          <w:szCs w:val="21"/>
+        </w:rPr>
+        <w:t xml:space="preserve"> asks exactly that, and </w:t>
+      </w:r>
       <w:r>
         <w:rPr>
           <w:rFonts w:ascii="Consolas" w:cs="Consolas" w:eastAsia="Consolas" w:hAnsi="Consolas"/>
@@ -6493,65 +8193,16 @@
           <w:szCs w:val="19"/>
           <w:shd w:fill="F2F2F7" w:color="auto" w:val="clear"/>
         </w:rPr>
-        <w:t xml:space="preserve">trademind-academy</w:t>
-      </w:r>
-      <w:r>
-        <w:rPr>
-          <w:rFonts w:ascii="Calibri" w:cs="Calibri" w:eastAsia="Calibri" w:hAnsi="Calibri"/>
-          <w:color w:val="1A1A24"/>
-          <w:sz w:val="21"/>
-          <w:szCs w:val="21"/>
-        </w:rPr>
-        <w:t xml:space="preserve"> is the live project with real users.</w:t>
-      </w:r>
-    </w:p>
-    <w:p>
-      <w:pPr>
-        <w:pStyle w:val="ListParagraph"/>
-        <w:numPr>
-          <w:ilvl w:val="0"/>
-          <w:numId w:val="2"/>
-        </w:numPr>
-        <w:spacing w:after="90" w:line="270" w:lineRule="auto"/>
-      </w:pPr>
-      <w:r>
-        <w:rPr>
-          <w:rFonts w:ascii="Calibri" w:cs="Calibri" w:eastAsia="Calibri" w:hAnsi="Calibri"/>
-          <w:color w:val="1A1A24"/>
-          <w:sz w:val="21"/>
-          <w:szCs w:val="21"/>
-        </w:rPr>
-        <w:t xml:space="preserve">Ports: the app on 3000, the emulator app on 3100 with its own build folder, Firestore on 8080, Auth on 9099, the emulator UI on 4000.</w:t>
-      </w:r>
-    </w:p>
-    <w:p>
-      <w:pPr>
-        <w:pStyle w:val="ListParagraph"/>
-        <w:numPr>
-          <w:ilvl w:val="0"/>
-          <w:numId w:val="2"/>
-        </w:numPr>
-        <w:spacing w:after="90" w:line="270" w:lineRule="auto"/>
-      </w:pPr>
-      <w:r>
-        <w:rPr>
-          <w:rFonts w:ascii="Calibri" w:cs="Calibri" w:eastAsia="Calibri" w:hAnsi="Calibri"/>
-          <w:b/>
-          <w:bCs/>
-          <w:color w:val="1A1A24"/>
-          <w:sz w:val="21"/>
-          <w:szCs w:val="21"/>
-        </w:rPr>
-        <w:t xml:space="preserve">The reversal you should be ready to explain.</w:t>
-      </w:r>
-      <w:r>
-        <w:rPr>
-          <w:rFonts w:ascii="Calibri" w:cs="Calibri" w:eastAsia="Calibri" w:hAnsi="Calibri"/>
-          <w:color w:val="1A1A24"/>
-          <w:sz w:val="21"/>
-          <w:szCs w:val="21"/>
-        </w:rPr>
-        <w:t xml:space="preserve"> Originally </w:t>
+        <w:t xml:space="preserve">npm run simulate:routing</w:t>
+      </w:r>
+      <w:r>
+        <w:rPr>
+          <w:rFonts w:ascii="Calibri" w:cs="Calibri" w:eastAsia="Calibri" w:hAnsi="Calibri"/>
+          <w:color w:val="1A1A24"/>
+          <w:sz w:val="21"/>
+          <w:szCs w:val="21"/>
+        </w:rPr>
+        <w:t xml:space="preserve"> writes the table into </w:t>
       </w:r>
       <w:r>
         <w:rPr>
@@ -6561,191 +8212,46 @@
           <w:szCs w:val="19"/>
           <w:shd w:fill="F2F2F7" w:color="auto" w:val="clear"/>
         </w:rPr>
-        <w:t xml:space="preserve">npm run dev</w:t>
-      </w:r>
-      <w:r>
-        <w:rPr>
-          <w:rFonts w:ascii="Calibri" w:cs="Calibri" w:eastAsia="Calibri" w:hAnsi="Calibri"/>
-          <w:color w:val="1A1A24"/>
-          <w:sz w:val="21"/>
-          <w:szCs w:val="21"/>
-        </w:rPr>
-        <w:t xml:space="preserve"> started the emulator and the real app lived on a second port. I landed on the emulator's fake Google sign-in page three times in one day and read it as a bug every time, and two servers sharing a build folder corrupted it three times. Now </w:t>
-      </w:r>
-      <w:r>
-        <w:rPr>
-          <w:rFonts w:ascii="Consolas" w:cs="Consolas" w:eastAsia="Consolas" w:hAnsi="Consolas"/>
-          <w:color w:val="1A1A24"/>
-          <w:sz w:val="19"/>
-          <w:szCs w:val="19"/>
-          <w:shd w:fill="F2F2F7" w:color="auto" w:val="clear"/>
-        </w:rPr>
-        <w:t xml:space="preserve">npm run dev</w:t>
-      </w:r>
-      <w:r>
-        <w:rPr>
-          <w:rFonts w:ascii="Calibri" w:cs="Calibri" w:eastAsia="Calibri" w:hAnsi="Calibri"/>
-          <w:color w:val="1A1A24"/>
-          <w:sz w:val="21"/>
-          <w:szCs w:val="21"/>
-        </w:rPr>
-        <w:t xml:space="preserve"> </w:t>
-      </w:r>
-      <w:r>
-        <w:rPr>
-          <w:rFonts w:ascii="Calibri" w:cs="Calibri" w:eastAsia="Calibri" w:hAnsi="Calibri"/>
-          <w:b/>
-          <w:bCs/>
-          <w:color w:val="1A1A24"/>
-          <w:sz w:val="21"/>
-          <w:szCs w:val="21"/>
-        </w:rPr>
-        <w:t xml:space="preserve">is</w:t>
-      </w:r>
-      <w:r>
-        <w:rPr>
-          <w:rFonts w:ascii="Calibri" w:cs="Calibri" w:eastAsia="Calibri" w:hAnsi="Calibri"/>
-          <w:color w:val="1A1A24"/>
-          <w:sz w:val="21"/>
-          <w:szCs w:val="21"/>
-        </w:rPr>
-        <w:t xml:space="preserve"> the app, live project, real Google, port 3000, and it refuses to start if the port is busy. The emulator moved to </w:t>
-      </w:r>
-      <w:r>
-        <w:rPr>
-          <w:rFonts w:ascii="Consolas" w:cs="Consolas" w:eastAsia="Consolas" w:hAnsi="Consolas"/>
-          <w:color w:val="1A1A24"/>
-          <w:sz w:val="19"/>
-          <w:szCs w:val="19"/>
-          <w:shd w:fill="F2F2F7" w:color="auto" w:val="clear"/>
-        </w:rPr>
-        <w:t xml:space="preserve">npm run dev:emulator</w:t>
-      </w:r>
-      <w:r>
-        <w:rPr>
-          <w:rFonts w:ascii="Calibri" w:cs="Calibri" w:eastAsia="Calibri" w:hAnsi="Calibri"/>
-          <w:color w:val="1A1A24"/>
-          <w:sz w:val="21"/>
-          <w:szCs w:val="21"/>
-        </w:rPr>
-        <w:t xml:space="preserve"> on 3100. The dataset-protection rule still holds, because every automated path is pinned to 3100.</w:t>
-      </w:r>
-    </w:p>
-    <w:p>
-      <w:pPr>
-        <w:pStyle w:val="ListParagraph"/>
-        <w:numPr>
-          <w:ilvl w:val="0"/>
-          <w:numId w:val="2"/>
-        </w:numPr>
-        <w:spacing w:after="90" w:line="270" w:lineRule="auto"/>
-      </w:pPr>
-      <w:r>
-        <w:rPr>
-          <w:rFonts w:ascii="Calibri" w:cs="Calibri" w:eastAsia="Calibri" w:hAnsi="Calibri"/>
-          <w:b/>
-          <w:bCs/>
-          <w:color w:val="1A1A24"/>
-          <w:sz w:val="21"/>
-          <w:szCs w:val="21"/>
-        </w:rPr>
-        <w:t xml:space="preserve">The incident you should volunteer rather than be caught on.</w:t>
-      </w:r>
-      <w:r>
-        <w:rPr>
-          <w:rFonts w:ascii="Calibri" w:cs="Calibri" w:eastAsia="Calibri" w:hAnsi="Calibri"/>
-          <w:color w:val="1A1A24"/>
-          <w:sz w:val="21"/>
-          <w:szCs w:val="21"/>
-        </w:rPr>
-        <w:t xml:space="preserve"> Early in the project the Playwright configuration auto-started a production-configured server and created seven test accounts in the live research database. They were deleted and the deletion verified. The fix was structural: local end-to-end runs are emulator-only by construction now. A later screenshot run created seven more </w:t>
-      </w:r>
-      <w:r>
-        <w:rPr>
-          <w:rFonts w:ascii="Consolas" w:cs="Consolas" w:eastAsia="Consolas" w:hAnsi="Consolas"/>
-          <w:color w:val="1A1A24"/>
-          <w:sz w:val="19"/>
-          <w:szCs w:val="19"/>
-          <w:shd w:fill="F2F2F7" w:color="auto" w:val="clear"/>
-        </w:rPr>
-        <w:t xml:space="preserve">@example.com</w:t>
-      </w:r>
-      <w:r>
-        <w:rPr>
-          <w:rFonts w:ascii="Calibri" w:cs="Calibri" w:eastAsia="Calibri" w:hAnsi="Calibri"/>
-          <w:color w:val="1A1A24"/>
-          <w:sz w:val="21"/>
-          <w:szCs w:val="21"/>
-        </w:rPr>
-        <w:t xml:space="preserve"> accounts, none with sessions; those were deleted too, and two real users remain. The honest reading is that the original separation was a convention and I had designed it that way.</w:t>
-      </w:r>
-    </w:p>
-    <w:p>
-      <w:pPr>
-        <w:pStyle w:val="ListParagraph"/>
-        <w:numPr>
-          <w:ilvl w:val="0"/>
-          <w:numId w:val="2"/>
-        </w:numPr>
-        <w:spacing w:after="90" w:line="270" w:lineRule="auto"/>
-      </w:pPr>
-      <w:r>
-        <w:rPr>
-          <w:rFonts w:ascii="Calibri" w:cs="Calibri" w:eastAsia="Calibri" w:hAnsi="Calibri"/>
-          <w:b/>
-          <w:bCs/>
-          <w:color w:val="1A1A24"/>
-          <w:sz w:val="21"/>
-          <w:szCs w:val="21"/>
-        </w:rPr>
-        <w:t xml:space="preserve">Deployment</w:t>
-      </w:r>
-      <w:r>
-        <w:rPr>
-          <w:rFonts w:ascii="Calibri" w:cs="Calibri" w:eastAsia="Calibri" w:hAnsi="Calibri"/>
-          <w:color w:val="1A1A24"/>
-          <w:sz w:val="21"/>
-          <w:szCs w:val="21"/>
-        </w:rPr>
-        <w:t xml:space="preserve">, at </w:t>
-      </w:r>
-      <w:r>
-        <w:rPr>
-          <w:rFonts w:ascii="Consolas" w:cs="Consolas" w:eastAsia="Consolas" w:hAnsi="Consolas"/>
-          <w:color w:val="1A1A24"/>
-          <w:sz w:val="19"/>
-          <w:szCs w:val="19"/>
-          <w:shd w:fill="F2F2F7" w:color="auto" w:val="clear"/>
-        </w:rPr>
-        <w:t xml:space="preserve">https://tmacademyuk.vercel.app</w:t>
-      </w:r>
-      <w:r>
-        <w:rPr>
-          <w:rFonts w:ascii="Calibri" w:cs="Calibri" w:eastAsia="Calibri" w:hAnsi="Calibri"/>
-          <w:color w:val="1A1A24"/>
-          <w:sz w:val="21"/>
-          <w:szCs w:val="21"/>
-        </w:rPr>
-        <w:t xml:space="preserve">, with </w:t>
-      </w:r>
-      <w:r>
-        <w:rPr>
-          <w:rFonts w:ascii="Consolas" w:cs="Consolas" w:eastAsia="Consolas" w:hAnsi="Consolas"/>
-          <w:color w:val="1A1A24"/>
-          <w:sz w:val="19"/>
-          <w:szCs w:val="19"/>
-          <w:shd w:fill="F2F2F7" w:color="auto" w:val="clear"/>
-        </w:rPr>
-        <w:t xml:space="preserve">trademind-academy.vercel.app</w:t>
-      </w:r>
-      <w:r>
-        <w:rPr>
-          <w:rFonts w:ascii="Calibri" w:cs="Calibri" w:eastAsia="Calibri" w:hAnsi="Calibri"/>
-          <w:color w:val="1A1A24"/>
-          <w:sz w:val="21"/>
-          <w:szCs w:val="21"/>
-        </w:rPr>
-        <w:t xml:space="preserve"> still attached so older links work. Three things bit on the way:</w:t>
+        <w:t xml:space="preserve">docs/EVALUATION.md</w:t>
+      </w:r>
+      <w:r>
+        <w:rPr>
+          <w:rFonts w:ascii="Calibri" w:cs="Calibri" w:eastAsia="Calibri" w:hAnsi="Calibri"/>
+          <w:color w:val="1A1A24"/>
+          <w:sz w:val="21"/>
+          <w:szCs w:val="21"/>
+        </w:rPr>
+        <w:t xml:space="preserve"> between markers, so the document can't drift from the run.</w:t>
+      </w:r>
+    </w:p>
+    <w:p>
+      <w:pPr>
+        <w:pStyle w:val="ListParagraph"/>
+        <w:numPr>
+          <w:ilvl w:val="0"/>
+          <w:numId w:val="2"/>
+        </w:numPr>
+        <w:spacing w:after="90" w:line="270" w:lineRule="auto"/>
+      </w:pPr>
+      <w:r>
+        <w:rPr>
+          <w:rFonts w:ascii="Calibri" w:cs="Calibri" w:eastAsia="Calibri" w:hAnsi="Calibri"/>
+          <w:b/>
+          <w:bCs/>
+          <w:color w:val="1A1A24"/>
+          <w:sz w:val="21"/>
+          <w:szCs w:val="21"/>
+        </w:rPr>
+        <w:t xml:space="preserve">The design</w:t>
+      </w:r>
+      <w:r>
+        <w:rPr>
+          <w:rFonts w:ascii="Calibri" w:cs="Calibri" w:eastAsia="Calibri" w:hAnsi="Calibri"/>
+          <w:color w:val="1A1A24"/>
+          <w:sz w:val="21"/>
+          <w:szCs w:val="21"/>
+        </w:rPr>
+        <w:t xml:space="preserve">, and this is the part to defend:</w:t>
       </w:r>
     </w:p>
     <w:p>
@@ -6764,64 +8270,7 @@
           <w:sz w:val="21"/>
           <w:szCs w:val="21"/>
         </w:rPr>
-        <w:t xml:space="preserve">The CLI uploaded 485 MB of local build caches before failing on a 100 MB file limit, so </w:t>
-      </w:r>
-      <w:r>
-        <w:rPr>
-          <w:rFonts w:ascii="Consolas" w:cs="Consolas" w:eastAsia="Consolas" w:hAnsi="Consolas"/>
-          <w:color w:val="1A1A24"/>
-          <w:sz w:val="19"/>
-          <w:szCs w:val="19"/>
-          <w:shd w:fill="F2F2F7" w:color="auto" w:val="clear"/>
-        </w:rPr>
-        <w:t xml:space="preserve">.vercelignore</w:t>
-      </w:r>
-      <w:r>
-        <w:rPr>
-          <w:rFonts w:ascii="Calibri" w:cs="Calibri" w:eastAsia="Calibri" w:hAnsi="Calibri"/>
-          <w:color w:val="1A1A24"/>
-          <w:sz w:val="21"/>
-          <w:szCs w:val="21"/>
-        </w:rPr>
-        <w:t xml:space="preserve"> now excludes build folders, docs, tests and content. The content entry needed a leading slash, because a bare </w:t>
-      </w:r>
-      <w:r>
-        <w:rPr>
-          <w:rFonts w:ascii="Consolas" w:cs="Consolas" w:eastAsia="Consolas" w:hAnsi="Consolas"/>
-          <w:color w:val="1A1A24"/>
-          <w:sz w:val="19"/>
-          <w:szCs w:val="19"/>
-          <w:shd w:fill="F2F2F7" w:color="auto" w:val="clear"/>
-        </w:rPr>
-        <w:t xml:space="preserve">content</w:t>
-      </w:r>
-      <w:r>
-        <w:rPr>
-          <w:rFonts w:ascii="Calibri" w:cs="Calibri" w:eastAsia="Calibri" w:hAnsi="Calibri"/>
-          <w:color w:val="1A1A24"/>
-          <w:sz w:val="21"/>
-          <w:szCs w:val="21"/>
-        </w:rPr>
-        <w:t xml:space="preserve"> also matched </w:t>
-      </w:r>
-      <w:r>
-        <w:rPr>
-          <w:rFonts w:ascii="Consolas" w:cs="Consolas" w:eastAsia="Consolas" w:hAnsi="Consolas"/>
-          <w:color w:val="1A1A24"/>
-          <w:sz w:val="19"/>
-          <w:szCs w:val="19"/>
-          <w:shd w:fill="F2F2F7" w:color="auto" w:val="clear"/>
-        </w:rPr>
-        <w:t xml:space="preserve">lib/content</w:t>
-      </w:r>
-      <w:r>
-        <w:rPr>
-          <w:rFonts w:ascii="Calibri" w:cs="Calibri" w:eastAsia="Calibri" w:hAnsi="Calibri"/>
-          <w:color w:val="1A1A24"/>
-          <w:sz w:val="21"/>
-          <w:szCs w:val="21"/>
-        </w:rPr>
-        <w:t xml:space="preserve"> and broke the build.</w:t>
+        <w:t xml:space="preserve">300 synthetic learners, each with a hidden true state per module, drawn so they start knowing 3.66 of 16 on average. Seed 7.</w:t>
       </w:r>
     </w:p>
     <w:p>
@@ -6840,7 +8289,7 @@
           <w:sz w:val="21"/>
           <w:szCs w:val="21"/>
         </w:rPr>
-        <w:t xml:space="preserve">The lesson videos are a 1.1 GB symlink and stay out of the deployment. That's why the live site opens recorded lessons on their walkthrough. Hosting them needs a Storage bucket, which needs billing enabled.</w:t>
+        <w:t xml:space="preserve">Three policies on the same item budget of 160: the adaptive engine, a fixed syllabus that teaches every module in order, and a random pick from the unlocked set.</w:t>
       </w:r>
     </w:p>
     <w:p>
@@ -6855,87 +8304,172 @@
       <w:r>
         <w:rPr>
           <w:rFonts w:ascii="Calibri" w:cs="Calibri" w:eastAsia="Calibri" w:hAnsi="Calibri"/>
-          <w:color w:val="1A1A24"/>
-          <w:sz w:val="21"/>
-          <w:szCs w:val="21"/>
-        </w:rPr>
-        <w:t xml:space="preserve">A Hobby account blocks any deployment whose commit author email isn't the login email, which mine isn't, so </w:t>
-      </w:r>
-      <w:r>
-        <w:rPr>
-          <w:rFonts w:ascii="Consolas" w:cs="Consolas" w:eastAsia="Consolas" w:hAnsi="Consolas"/>
-          <w:color w:val="1A1A24"/>
-          <w:sz w:val="19"/>
-          <w:szCs w:val="19"/>
-          <w:shd w:fill="F2F2F7" w:color="auto" w:val="clear"/>
-        </w:rPr>
-        <w:t xml:space="preserve">npm run deploy</w:t>
-      </w:r>
-      <w:r>
-        <w:rPr>
-          <w:rFonts w:ascii="Calibri" w:cs="Calibri" w:eastAsia="Calibri" w:hAnsi="Calibri"/>
-          <w:color w:val="1A1A24"/>
-          <w:sz w:val="21"/>
-          <w:szCs w:val="21"/>
-        </w:rPr>
-        <w:t xml:space="preserve"> pushes a git-less snapshot through </w:t>
-      </w:r>
-      <w:r>
-        <w:rPr>
-          <w:rFonts w:ascii="Consolas" w:cs="Consolas" w:eastAsia="Consolas" w:hAnsi="Consolas"/>
-          <w:color w:val="1A1A24"/>
-          <w:sz w:val="19"/>
-          <w:szCs w:val="19"/>
-          <w:shd w:fill="F2F2F7" w:color="auto" w:val="clear"/>
-        </w:rPr>
-        <w:t xml:space="preserve">scripts/deploy.mjs</w:t>
-      </w:r>
-      <w:r>
-        <w:rPr>
-          <w:rFonts w:ascii="Calibri" w:cs="Calibri" w:eastAsia="Calibri" w:hAnsi="Calibri"/>
-          <w:color w:val="1A1A24"/>
-          <w:sz w:val="21"/>
-          <w:szCs w:val="21"/>
-        </w:rPr>
-        <w:t xml:space="preserve">.</w:t>
-      </w:r>
-    </w:p>
-    <w:p>
-      <w:pPr>
-        <w:pStyle w:val="ListParagraph"/>
-        <w:numPr>
-          <w:ilvl w:val="0"/>
-          <w:numId w:val="2"/>
-        </w:numPr>
-        <w:spacing w:after="90" w:line="270" w:lineRule="auto"/>
-      </w:pPr>
-      <w:r>
-        <w:rPr>
-          <w:rFonts w:ascii="Calibri" w:cs="Calibri" w:eastAsia="Calibri" w:hAnsi="Calibri"/>
-          <w:color w:val="1A1A24"/>
-          <w:sz w:val="21"/>
-          <w:szCs w:val="21"/>
-        </w:rPr>
-        <w:t xml:space="preserve">The </w:t>
-      </w:r>
-      <w:r>
-        <w:rPr>
-          <w:rFonts w:ascii="Consolas" w:cs="Consolas" w:eastAsia="Consolas" w:hAnsi="Consolas"/>
-          <w:color w:val="1A1A24"/>
-          <w:sz w:val="19"/>
-          <w:szCs w:val="19"/>
-          <w:shd w:fill="F2F2F7" w:color="auto" w:val="clear"/>
-        </w:rPr>
-        <w:t xml:space="preserve">.vercel.app</w:t>
-      </w:r>
-      <w:r>
-        <w:rPr>
-          <w:rFonts w:ascii="Calibri" w:cs="Calibri" w:eastAsia="Calibri" w:hAnsi="Calibri"/>
-          <w:color w:val="1A1A24"/>
-          <w:sz w:val="21"/>
-          <w:szCs w:val="21"/>
-        </w:rPr>
-        <w:t xml:space="preserve"> domain was added to Firebase Auth's authorised list, and a headless check confirmed the deployed sign-in talks to live Auth: a wrong password produces the real error, protected routes bounce to sign-in, and there's no emulator reference in the bundle.</w:t>
+          <w:b/>
+          <w:bCs/>
+          <w:color w:val="1A1A24"/>
+          <w:sz w:val="21"/>
+          <w:szCs w:val="21"/>
+        </w:rPr>
+        <w:t xml:space="preserve">Answers come from the learner's true state and the item's difficulty, never from the engine's estimate.</w:t>
+      </w:r>
+      <w:r>
+        <w:rPr>
+          <w:rFonts w:ascii="Calibri" w:cs="Calibri" w:eastAsia="Calibri" w:hAnsi="Calibri"/>
+          <w:color w:val="1A1A24"/>
+          <w:sz w:val="21"/>
+          <w:szCs w:val="21"/>
+        </w:rPr>
+        <w:t xml:space="preserve"> That's the whole design. The engine is allowed to be wrong about the learner and the simulation will punish it for that.</w:t>
+      </w:r>
+    </w:p>
+    <w:p>
+      <w:pPr>
+        <w:pStyle w:val="ListParagraph"/>
+        <w:numPr>
+          <w:ilvl w:val="0"/>
+          <w:numId w:val="2"/>
+        </w:numPr>
+        <w:spacing w:after="90" w:line="270" w:lineRule="auto"/>
+      </w:pPr>
+      <w:r>
+        <w:rPr>
+          <w:rFonts w:ascii="Calibri" w:cs="Calibri" w:eastAsia="Calibri" w:hAnsi="Calibri"/>
+          <w:b/>
+          <w:bCs/>
+          <w:color w:val="1A1A24"/>
+          <w:sz w:val="21"/>
+          <w:szCs w:val="21"/>
+        </w:rPr>
+        <w:t xml:space="preserve">The result.</w:t>
+      </w:r>
+      <w:r>
+        <w:rPr>
+          <w:rFonts w:ascii="Calibri" w:cs="Calibri" w:eastAsia="Calibri" w:hAnsi="Calibri"/>
+          <w:color w:val="1A1A24"/>
+          <w:sz w:val="21"/>
+          <w:szCs w:val="21"/>
+        </w:rPr>
+        <w:t xml:space="preserve"> Adaptive: 73.6 items for 14.97 modules truly known. Syllabus: 160 items for 14.77. Random: 160 items for 8.50. Same knowledge, 46 per cent of the items.</w:t>
+      </w:r>
+    </w:p>
+    <w:p>
+      <w:pPr>
+        <w:pStyle w:val="ListParagraph"/>
+        <w:numPr>
+          <w:ilvl w:val="0"/>
+          <w:numId w:val="2"/>
+        </w:numPr>
+        <w:spacing w:after="90" w:line="270" w:lineRule="auto"/>
+      </w:pPr>
+      <w:r>
+        <w:rPr>
+          <w:rFonts w:ascii="Calibri" w:cs="Calibri" w:eastAsia="Calibri" w:hAnsi="Calibri"/>
+          <w:b/>
+          <w:bCs/>
+          <w:color w:val="1A1A24"/>
+          <w:sz w:val="21"/>
+          <w:szCs w:val="21"/>
+        </w:rPr>
+        <w:t xml:space="preserve">Where the saving comes from.</w:t>
+      </w:r>
+      <w:r>
+        <w:rPr>
+          <w:rFonts w:ascii="Calibri" w:cs="Calibri" w:eastAsia="Calibri" w:hAnsi="Calibri"/>
+          <w:color w:val="1A1A24"/>
+          <w:sz w:val="21"/>
+          <w:szCs w:val="21"/>
+        </w:rPr>
+        <w:t xml:space="preserve"> Items spent on modules the learner already knew: 44 per cent for the adaptive policy, 76 per cent for the syllabus, 89 per cent for random. It isn't teaching faster, it's not re-teaching.</w:t>
+      </w:r>
+    </w:p>
+    <w:p>
+      <w:pPr>
+        <w:pStyle w:val="ListParagraph"/>
+        <w:numPr>
+          <w:ilvl w:val="0"/>
+          <w:numId w:val="2"/>
+        </w:numPr>
+        <w:spacing w:after="90" w:line="270" w:lineRule="auto"/>
+      </w:pPr>
+      <w:r>
+        <w:rPr>
+          <w:rFonts w:ascii="Calibri" w:cs="Calibri" w:eastAsia="Calibri" w:hAnsi="Calibri"/>
+          <w:b/>
+          <w:bCs/>
+          <w:color w:val="1A1A24"/>
+          <w:sz w:val="21"/>
+          <w:szCs w:val="21"/>
+        </w:rPr>
+        <w:t xml:space="preserve">The cost, and volunteer it.</w:t>
+      </w:r>
+      <w:r>
+        <w:rPr>
+          <w:rFonts w:ascii="Calibri" w:cs="Calibri" w:eastAsia="Calibri" w:hAnsi="Calibri"/>
+          <w:color w:val="1A1A24"/>
+          <w:sz w:val="21"/>
+          <w:szCs w:val="21"/>
+        </w:rPr>
+        <w:t xml:space="preserve"> The adaptive policy declares 1.03 modules mastered that the learner doesn't actually know. The syllabus declares 0.05, and under-calls 0.77 instead, which it pays for with double the items. The engine stops asking once an estimate crosses 0.8, and a guess or two on easy items can put it there.</w:t>
+      </w:r>
+    </w:p>
+    <w:p>
+      <w:pPr>
+        <w:pStyle w:val="ListParagraph"/>
+        <w:numPr>
+          <w:ilvl w:val="0"/>
+          <w:numId w:val="2"/>
+        </w:numPr>
+        <w:spacing w:after="90" w:line="270" w:lineRule="auto"/>
+      </w:pPr>
+      <w:r>
+        <w:rPr>
+          <w:rFonts w:ascii="Calibri" w:cs="Calibri" w:eastAsia="Calibri" w:hAnsi="Calibri"/>
+          <w:b/>
+          <w:bCs/>
+          <w:color w:val="1A1A24"/>
+          <w:sz w:val="21"/>
+          <w:szCs w:val="21"/>
+        </w:rPr>
+        <w:t xml:space="preserve">The knob</w:t>
+      </w:r>
+      <w:r>
+        <w:rPr>
+          <w:rFonts w:ascii="Calibri" w:cs="Calibri" w:eastAsia="Calibri" w:hAnsi="Calibri"/>
+          <w:color w:val="1A1A24"/>
+          <w:sz w:val="21"/>
+          <w:szCs w:val="21"/>
+        </w:rPr>
+        <w:t xml:space="preserve"> is the mastery threshold and the guess parameter. The post-test is a held-out measurement of exactly this error, which is why the two pieces of work belong together.</w:t>
+      </w:r>
+    </w:p>
+    <w:p>
+      <w:pPr>
+        <w:pStyle w:val="ListParagraph"/>
+        <w:numPr>
+          <w:ilvl w:val="0"/>
+          <w:numId w:val="2"/>
+        </w:numPr>
+        <w:spacing w:after="90" w:line="270" w:lineRule="auto"/>
+      </w:pPr>
+      <w:r>
+        <w:rPr>
+          <w:rFonts w:ascii="Calibri" w:cs="Calibri" w:eastAsia="Calibri" w:hAnsi="Calibri"/>
+          <w:b/>
+          <w:bCs/>
+          <w:color w:val="1A1A24"/>
+          <w:sz w:val="21"/>
+          <w:szCs w:val="21"/>
+        </w:rPr>
+        <w:t xml:space="preserve">What it does not prove</w:t>
+      </w:r>
+      <w:r>
+        <w:rPr>
+          <w:rFonts w:ascii="Calibri" w:cs="Calibri" w:eastAsia="Calibri" w:hAnsi="Calibri"/>
+          <w:color w:val="1A1A24"/>
+          <w:sz w:val="21"/>
+          <w:szCs w:val="21"/>
+        </w:rPr>
+        <w:t xml:space="preserve">: anything about humans. It is a policy comparison under a stated generative model. Say that before anyone says it to you.</w:t>
       </w:r>
     </w:p>
     <w:p>
@@ -6957,45 +8491,95 @@
           <w:sz w:val="30"/>
           <w:szCs w:val="30"/>
         </w:rPr>
-        <w:t xml:space="preserve">20. Ethics and guardrails</w:t>
-      </w:r>
-    </w:p>
-    <w:p>
-      <w:pPr>
-        <w:pStyle w:val="ListParagraph"/>
-        <w:numPr>
-          <w:ilvl w:val="0"/>
-          <w:numId w:val="2"/>
-        </w:numPr>
-        <w:spacing w:after="90" w:line="270" w:lineRule="auto"/>
-      </w:pPr>
-      <w:r>
-        <w:rPr>
-          <w:rFonts w:ascii="Calibri" w:cs="Calibri" w:eastAsia="Calibri" w:hAnsi="Calibri"/>
-          <w:color w:val="1A1A24"/>
-          <w:sz w:val="21"/>
-          <w:szCs w:val="21"/>
-        </w:rPr>
-        <w:t xml:space="preserve">Teaching trading carries a responsibility that a tutoring system in algebra doesn't, and this shaped the design more than any other single factor.</w:t>
-      </w:r>
-    </w:p>
-    <w:p>
-      <w:pPr>
-        <w:pStyle w:val="ListParagraph"/>
-        <w:numPr>
-          <w:ilvl w:val="0"/>
-          <w:numId w:val="2"/>
-        </w:numPr>
-        <w:spacing w:after="90" w:line="270" w:lineRule="auto"/>
-      </w:pPr>
-      <w:r>
-        <w:rPr>
-          <w:rFonts w:ascii="Calibri" w:cs="Calibri" w:eastAsia="Calibri" w:hAnsi="Calibri"/>
-          <w:color w:val="1A1A24"/>
-          <w:sz w:val="21"/>
-          <w:szCs w:val="21"/>
-        </w:rPr>
-        <w:t xml:space="preserve">The guardrails are build constraints, not disclaimers:</w:t>
+        <w:t xml:space="preserve">20. The study instruments, built and tested</w:t>
+      </w:r>
+    </w:p>
+    <w:p>
+      <w:pPr>
+        <w:pStyle w:val="ListParagraph"/>
+        <w:numPr>
+          <w:ilvl w:val="0"/>
+          <w:numId w:val="2"/>
+        </w:numPr>
+        <w:spacing w:after="90" w:line="270" w:lineRule="auto"/>
+      </w:pPr>
+      <w:r>
+        <w:rPr>
+          <w:rFonts w:ascii="Calibri" w:cs="Calibri" w:eastAsia="Calibri" w:hAnsi="Calibri"/>
+          <w:color w:val="1A1A24"/>
+          <w:sz w:val="21"/>
+          <w:szCs w:val="21"/>
+        </w:rPr>
+        <w:t xml:space="preserve">The human study is built rather than planned, and that changes the shape of the project's main limitation.</w:t>
+      </w:r>
+    </w:p>
+    <w:p>
+      <w:pPr>
+        <w:pStyle w:val="ListParagraph"/>
+        <w:numPr>
+          <w:ilvl w:val="0"/>
+          <w:numId w:val="2"/>
+        </w:numPr>
+        <w:spacing w:after="90" w:line="270" w:lineRule="auto"/>
+      </w:pPr>
+      <w:r>
+        <w:rPr>
+          <w:rFonts w:ascii="Calibri" w:cs="Calibri" w:eastAsia="Calibri" w:hAnsi="Calibri"/>
+          <w:b/>
+          <w:bCs/>
+          <w:color w:val="1A1A24"/>
+          <w:sz w:val="21"/>
+          <w:szCs w:val="21"/>
+        </w:rPr>
+        <w:t xml:space="preserve">Post-test</w:t>
+      </w:r>
+      <w:r>
+        <w:rPr>
+          <w:rFonts w:ascii="Calibri" w:cs="Calibri" w:eastAsia="Calibri" w:hAnsi="Calibri"/>
+          <w:color w:val="1A1A24"/>
+          <w:sz w:val="21"/>
+          <w:szCs w:val="21"/>
+        </w:rPr>
+        <w:t xml:space="preserve"> at </w:t>
+      </w:r>
+      <w:r>
+        <w:rPr>
+          <w:rFonts w:ascii="Consolas" w:cs="Consolas" w:eastAsia="Consolas" w:hAnsi="Consolas"/>
+          <w:color w:val="1A1A24"/>
+          <w:sz w:val="19"/>
+          <w:szCs w:val="19"/>
+          <w:shd w:fill="F2F2F7" w:color="auto" w:val="clear"/>
+        </w:rPr>
+        <w:t xml:space="preserve">/post-test</w:t>
+      </w:r>
+      <w:r>
+        <w:rPr>
+          <w:rFonts w:ascii="Calibri" w:cs="Calibri" w:eastAsia="Calibri" w:hAnsi="Calibri"/>
+          <w:color w:val="1A1A24"/>
+          <w:sz w:val="21"/>
+          <w:szCs w:val="21"/>
+        </w:rPr>
+        <w:t xml:space="preserve">. It is placement's twin: one question per module, sixteen questions, but drawn as </w:t>
+      </w:r>
+      <w:r>
+        <w:rPr>
+          <w:rFonts w:ascii="Calibri" w:cs="Calibri" w:eastAsia="Calibri" w:hAnsi="Calibri"/>
+          <w:b/>
+          <w:bCs/>
+          <w:color w:val="1A1A24"/>
+          <w:sz w:val="21"/>
+          <w:szCs w:val="21"/>
+        </w:rPr>
+        <w:t xml:space="preserve">form B</w:t>
+      </w:r>
+      <w:r>
+        <w:rPr>
+          <w:rFonts w:ascii="Calibri" w:cs="Calibri" w:eastAsia="Calibri" w:hAnsi="Calibri"/>
+          <w:color w:val="1A1A24"/>
+          <w:sz w:val="21"/>
+          <w:szCs w:val="21"/>
+        </w:rPr>
+        <w:t xml:space="preserve">, so fifteen of the sixteen items differ from the placement form.</w:t>
       </w:r>
     </w:p>
     <w:p>
@@ -7009,12 +8593,22 @@
       </w:pPr>
       <w:r>
         <w:rPr>
-          <w:rFonts w:ascii="Calibri" w:cs="Calibri" w:eastAsia="Calibri" w:hAnsi="Calibri"/>
-          <w:color w:val="1A1A24"/>
-          <w:sz w:val="21"/>
-          <w:szCs w:val="21"/>
-        </w:rPr>
-        <w:t xml:space="preserve">Simulated or clearly labelled historical data only.</w:t>
+          <w:rFonts w:ascii="Consolas" w:cs="Consolas" w:eastAsia="Consolas" w:hAnsi="Consolas"/>
+          <w:color w:val="1A1A24"/>
+          <w:sz w:val="19"/>
+          <w:szCs w:val="19"/>
+          <w:shd w:fill="F2F2F7" w:color="auto" w:val="clear"/>
+        </w:rPr>
+        <w:t xml:space="preserve">pickAssessment(kcs, eligible, "A" | "B")</w:t>
+      </w:r>
+      <w:r>
+        <w:rPr>
+          <w:rFonts w:ascii="Calibri" w:cs="Calibri" w:eastAsia="Calibri" w:hAnsi="Calibri"/>
+          <w:color w:val="1A1A24"/>
+          <w:sz w:val="21"/>
+          <w:szCs w:val="21"/>
+        </w:rPr>
+        <w:t xml:space="preserve"> is the shared selector, so the two forms are constructed by the same code.</w:t>
       </w:r>
     </w:p>
     <w:p>
@@ -7028,12 +8622,42 @@
       </w:pPr>
       <w:r>
         <w:rPr>
-          <w:rFonts w:ascii="Calibri" w:cs="Calibri" w:eastAsia="Calibri" w:hAnsi="Calibri"/>
-          <w:color w:val="1A1A24"/>
-          <w:sz w:val="21"/>
-          <w:szCs w:val="21"/>
-        </w:rPr>
-        <w:t xml:space="preserve">No live market feed, no broker connectivity, no affiliate relationship.</w:t>
+          <w:rFonts w:ascii="Consolas" w:cs="Consolas" w:eastAsia="Consolas" w:hAnsi="Consolas"/>
+          <w:color w:val="1A1A24"/>
+          <w:sz w:val="19"/>
+          <w:szCs w:val="19"/>
+          <w:shd w:fill="F2F2F7" w:color="auto" w:val="clear"/>
+        </w:rPr>
+        <w:t xml:space="preserve">isAssessment()</w:t>
+      </w:r>
+      <w:r>
+        <w:rPr>
+          <w:rFonts w:ascii="Calibri" w:cs="Calibri" w:eastAsia="Calibri" w:hAnsi="Calibri"/>
+          <w:color w:val="1A1A24"/>
+          <w:sz w:val="21"/>
+          <w:szCs w:val="21"/>
+        </w:rPr>
+        <w:t xml:space="preserve"> in the session store means </w:t>
+      </w:r>
+      <w:r>
+        <w:rPr>
+          <w:rFonts w:ascii="Calibri" w:cs="Calibri" w:eastAsia="Calibri" w:hAnsi="Calibri"/>
+          <w:b/>
+          <w:bCs/>
+          <w:color w:val="1A1A24"/>
+          <w:sz w:val="21"/>
+          <w:szCs w:val="21"/>
+        </w:rPr>
+        <w:t xml:space="preserve">the post-test never updates the learner model</w:t>
+      </w:r>
+      <w:r>
+        <w:rPr>
+          <w:rFonts w:ascii="Calibri" w:cs="Calibri" w:eastAsia="Calibri" w:hAnsi="Calibri"/>
+          <w:color w:val="1A1A24"/>
+          <w:sz w:val="21"/>
+          <w:szCs w:val="21"/>
+        </w:rPr>
+        <w:t xml:space="preserve">. It reads it and logs it.</w:t>
       </w:r>
     </w:p>
     <w:p>
@@ -7052,7 +8676,221 @@
           <w:sz w:val="21"/>
           <w:szCs w:val="21"/>
         </w:rPr>
-        <w:t xml:space="preserve">No trade signals.</w:t>
+        <w:t xml:space="preserve">Every answer is logged with </w:t>
+      </w:r>
+      <w:r>
+        <w:rPr>
+          <w:rFonts w:ascii="Consolas" w:cs="Consolas" w:eastAsia="Consolas" w:hAnsi="Consolas"/>
+          <w:color w:val="1A1A24"/>
+          <w:sz w:val="19"/>
+          <w:szCs w:val="19"/>
+          <w:shd w:fill="F2F2F7" w:color="auto" w:val="clear"/>
+        </w:rPr>
+        <w:t xml:space="preserve">pLBefore</w:t>
+      </w:r>
+      <w:r>
+        <w:rPr>
+          <w:rFonts w:ascii="Calibri" w:cs="Calibri" w:eastAsia="Calibri" w:hAnsi="Calibri"/>
+          <w:color w:val="1A1A24"/>
+          <w:sz w:val="21"/>
+          <w:szCs w:val="21"/>
+        </w:rPr>
+        <w:t xml:space="preserve">, the model's current estimate. That makes it a </w:t>
+      </w:r>
+      <w:r>
+        <w:rPr>
+          <w:rFonts w:ascii="Calibri" w:cs="Calibri" w:eastAsia="Calibri" w:hAnsi="Calibri"/>
+          <w:b/>
+          <w:bCs/>
+          <w:color w:val="1A1A24"/>
+          <w:sz w:val="21"/>
+          <w:szCs w:val="21"/>
+        </w:rPr>
+        <w:t xml:space="preserve">held-out check</w:t>
+      </w:r>
+      <w:r>
+        <w:rPr>
+          <w:rFonts w:ascii="Calibri" w:cs="Calibri" w:eastAsia="Calibri" w:hAnsi="Calibri"/>
+          <w:color w:val="1A1A24"/>
+          <w:sz w:val="21"/>
+          <w:szCs w:val="21"/>
+        </w:rPr>
+        <w:t xml:space="preserve"> that practice answers structurally cannot give you, because practice moves the estimate it would be measured against.</w:t>
+      </w:r>
+    </w:p>
+    <w:p>
+      <w:pPr>
+        <w:pStyle w:val="ListParagraph"/>
+        <w:numPr>
+          <w:ilvl w:val="0"/>
+          <w:numId w:val="2"/>
+        </w:numPr>
+        <w:spacing w:after="90" w:line="270" w:lineRule="auto"/>
+      </w:pPr>
+      <w:r>
+        <w:rPr>
+          <w:rFonts w:ascii="Calibri" w:cs="Calibri" w:eastAsia="Calibri" w:hAnsi="Calibri"/>
+          <w:b/>
+          <w:bCs/>
+          <w:color w:val="1A1A24"/>
+          <w:sz w:val="21"/>
+          <w:szCs w:val="21"/>
+        </w:rPr>
+        <w:t xml:space="preserve">Usability survey</w:t>
+      </w:r>
+      <w:r>
+        <w:rPr>
+          <w:rFonts w:ascii="Calibri" w:cs="Calibri" w:eastAsia="Calibri" w:hAnsi="Calibri"/>
+          <w:color w:val="1A1A24"/>
+          <w:sz w:val="21"/>
+          <w:szCs w:val="21"/>
+        </w:rPr>
+        <w:t xml:space="preserve"> at </w:t>
+      </w:r>
+      <w:r>
+        <w:rPr>
+          <w:rFonts w:ascii="Consolas" w:cs="Consolas" w:eastAsia="Consolas" w:hAnsi="Consolas"/>
+          <w:color w:val="1A1A24"/>
+          <w:sz w:val="19"/>
+          <w:szCs w:val="19"/>
+          <w:shd w:fill="F2F2F7" w:color="auto" w:val="clear"/>
+        </w:rPr>
+        <w:t xml:space="preserve">/survey</w:t>
+      </w:r>
+      <w:r>
+        <w:rPr>
+          <w:rFonts w:ascii="Calibri" w:cs="Calibri" w:eastAsia="Calibri" w:hAnsi="Calibri"/>
+          <w:color w:val="1A1A24"/>
+          <w:sz w:val="21"/>
+          <w:szCs w:val="21"/>
+        </w:rPr>
+        <w:t xml:space="preserve">: the ten-item System Usability Scale plus three open questions, written to </w:t>
+      </w:r>
+      <w:r>
+        <w:rPr>
+          <w:rFonts w:ascii="Consolas" w:cs="Consolas" w:eastAsia="Consolas" w:hAnsi="Consolas"/>
+          <w:color w:val="1A1A24"/>
+          <w:sz w:val="19"/>
+          <w:szCs w:val="19"/>
+          <w:shd w:fill="F2F2F7" w:color="auto" w:val="clear"/>
+        </w:rPr>
+        <w:t xml:space="preserve">users/{uid}/surveys/sus</w:t>
+      </w:r>
+      <w:r>
+        <w:rPr>
+          <w:rFonts w:ascii="Calibri" w:cs="Calibri" w:eastAsia="Calibri" w:hAnsi="Calibri"/>
+          <w:color w:val="1A1A24"/>
+          <w:sz w:val="21"/>
+          <w:szCs w:val="21"/>
+        </w:rPr>
+        <w:t xml:space="preserve">. Owner-only in the rules, and there's a rules test proving a stranger is denied.</w:t>
+      </w:r>
+    </w:p>
+    <w:p>
+      <w:pPr>
+        <w:pStyle w:val="ListParagraph"/>
+        <w:numPr>
+          <w:ilvl w:val="0"/>
+          <w:numId w:val="2"/>
+        </w:numPr>
+        <w:spacing w:after="90" w:line="270" w:lineRule="auto"/>
+      </w:pPr>
+      <w:r>
+        <w:rPr>
+          <w:rFonts w:ascii="Calibri" w:cs="Calibri" w:eastAsia="Calibri" w:hAnsi="Calibri"/>
+          <w:b/>
+          <w:bCs/>
+          <w:color w:val="1A1A24"/>
+          <w:sz w:val="21"/>
+          <w:szCs w:val="21"/>
+        </w:rPr>
+        <w:t xml:space="preserve">Analysis</w:t>
+      </w:r>
+      <w:r>
+        <w:rPr>
+          <w:rFonts w:ascii="Calibri" w:cs="Calibri" w:eastAsia="Calibri" w:hAnsi="Calibri"/>
+          <w:color w:val="1A1A24"/>
+          <w:sz w:val="21"/>
+          <w:szCs w:val="21"/>
+        </w:rPr>
+        <w:t xml:space="preserve"> via </w:t>
+      </w:r>
+      <w:r>
+        <w:rPr>
+          <w:rFonts w:ascii="Consolas" w:cs="Consolas" w:eastAsia="Consolas" w:hAnsi="Consolas"/>
+          <w:color w:val="1A1A24"/>
+          <w:sz w:val="19"/>
+          <w:szCs w:val="19"/>
+          <w:shd w:fill="F2F2F7" w:color="auto" w:val="clear"/>
+        </w:rPr>
+        <w:t xml:space="preserve">npm run analyse</w:t>
+      </w:r>
+      <w:r>
+        <w:rPr>
+          <w:rFonts w:ascii="Calibri" w:cs="Calibri" w:eastAsia="Calibri" w:hAnsi="Calibri"/>
+          <w:color w:val="1A1A24"/>
+          <w:sz w:val="21"/>
+          <w:szCs w:val="21"/>
+        </w:rPr>
+        <w:t xml:space="preserve"> (emulator) or </w:t>
+      </w:r>
+      <w:r>
+        <w:rPr>
+          <w:rFonts w:ascii="Consolas" w:cs="Consolas" w:eastAsia="Consolas" w:hAnsi="Consolas"/>
+          <w:color w:val="1A1A24"/>
+          <w:sz w:val="19"/>
+          <w:szCs w:val="19"/>
+          <w:shd w:fill="F2F2F7" w:color="auto" w:val="clear"/>
+        </w:rPr>
+        <w:t xml:space="preserve">npm run analyse:live</w:t>
+      </w:r>
+      <w:r>
+        <w:rPr>
+          <w:rFonts w:ascii="Calibri" w:cs="Calibri" w:eastAsia="Calibri" w:hAnsi="Calibri"/>
+          <w:color w:val="1A1A24"/>
+          <w:sz w:val="21"/>
+          <w:szCs w:val="21"/>
+        </w:rPr>
+        <w:t xml:space="preserve">, writing </w:t>
+      </w:r>
+      <w:r>
+        <w:rPr>
+          <w:rFonts w:ascii="Consolas" w:cs="Consolas" w:eastAsia="Consolas" w:hAnsi="Consolas"/>
+          <w:color w:val="1A1A24"/>
+          <w:sz w:val="19"/>
+          <w:szCs w:val="19"/>
+          <w:shd w:fill="F2F2F7" w:color="auto" w:val="clear"/>
+        </w:rPr>
+        <w:t xml:space="preserve">docs/report/PILOT_RESULTS.md</w:t>
+      </w:r>
+      <w:r>
+        <w:rPr>
+          <w:rFonts w:ascii="Calibri" w:cs="Calibri" w:eastAsia="Calibri" w:hAnsi="Calibri"/>
+          <w:color w:val="1A1A24"/>
+          <w:sz w:val="21"/>
+          <w:szCs w:val="21"/>
+        </w:rPr>
+        <w:t xml:space="preserve">: per-learner placement score, post-test score, </w:t>
+      </w:r>
+      <w:r>
+        <w:rPr>
+          <w:rFonts w:ascii="Calibri" w:cs="Calibri" w:eastAsia="Calibri" w:hAnsi="Calibri"/>
+          <w:b/>
+          <w:bCs/>
+          <w:color w:val="1A1A24"/>
+          <w:sz w:val="21"/>
+          <w:szCs w:val="21"/>
+        </w:rPr>
+        <w:t xml:space="preserve">Hake's normalised gain</w:t>
+      </w:r>
+      <w:r>
+        <w:rPr>
+          <w:rFonts w:ascii="Calibri" w:cs="Calibri" w:eastAsia="Calibri" w:hAnsi="Calibri"/>
+          <w:color w:val="1A1A24"/>
+          <w:sz w:val="21"/>
+          <w:szCs w:val="21"/>
+        </w:rPr>
+        <w:t xml:space="preserve">, time on task, modules mastered, SUS score, all pseudonymised, with test accounts dropped.</w:t>
       </w:r>
     </w:p>
     <w:p>
@@ -7071,7 +8909,7 @@
           <w:sz w:val="21"/>
           <w:szCs w:val="21"/>
         </w:rPr>
-        <w:t xml:space="preserve">No payment code of any kind anywhere in the repository.</w:t>
+        <w:t xml:space="preserve">It runs clean on the empty live database, reports n = 0 and says so, which is how you know it will run on real data rather than hoping.</w:t>
       </w:r>
     </w:p>
     <w:p>
@@ -7090,209 +8928,56 @@
           <w:sz w:val="21"/>
           <w:szCs w:val="21"/>
         </w:rPr>
-        <w:t xml:space="preserve">No claim about returns or profitability in any copy.</w:t>
-      </w:r>
-    </w:p>
-    <w:p>
-      <w:pPr>
-        <w:pStyle w:val="ListParagraph"/>
-        <w:numPr>
-          <w:ilvl w:val="1"/>
-          <w:numId w:val="2"/>
-        </w:numPr>
-        <w:spacing w:after="90" w:line="270" w:lineRule="auto"/>
-      </w:pPr>
-      <w:r>
-        <w:rPr>
-          <w:rFonts w:ascii="Calibri" w:cs="Calibri" w:eastAsia="Calibri" w:hAnsi="Calibri"/>
-          <w:color w:val="1A1A24"/>
-          <w:sz w:val="21"/>
-          <w:szCs w:val="21"/>
-        </w:rPr>
-        <w:t xml:space="preserve">Eighteen plus, enforced in the sign-up form </w:t>
-      </w:r>
-      <w:r>
-        <w:rPr>
-          <w:rFonts w:ascii="Calibri" w:cs="Calibri" w:eastAsia="Calibri" w:hAnsi="Calibri"/>
-          <w:b/>
-          <w:bCs/>
-          <w:color w:val="1A1A24"/>
-          <w:sz w:val="21"/>
-          <w:szCs w:val="21"/>
-        </w:rPr>
-        <w:t xml:space="preserve">and</w:t>
-      </w:r>
-      <w:r>
-        <w:rPr>
-          <w:rFonts w:ascii="Calibri" w:cs="Calibri" w:eastAsia="Calibri" w:hAnsi="Calibri"/>
-          <w:color w:val="1A1A24"/>
-          <w:sz w:val="21"/>
-          <w:szCs w:val="21"/>
-        </w:rPr>
-        <w:t xml:space="preserve"> the database rules.</w:t>
-      </w:r>
-    </w:p>
-    <w:p>
-      <w:pPr>
-        <w:pStyle w:val="ListParagraph"/>
-        <w:numPr>
-          <w:ilvl w:val="1"/>
-          <w:numId w:val="2"/>
-        </w:numPr>
-        <w:spacing w:after="90" w:line="270" w:lineRule="auto"/>
-      </w:pPr>
-      <w:r>
-        <w:rPr>
-          <w:rFonts w:ascii="Calibri" w:cs="Calibri" w:eastAsia="Calibri" w:hAnsi="Calibri"/>
-          <w:color w:val="1A1A24"/>
-          <w:sz w:val="21"/>
-          <w:szCs w:val="21"/>
-        </w:rPr>
-        <w:t xml:space="preserve">A data-source pill on every chart surface.</w:t>
-      </w:r>
-    </w:p>
-    <w:p>
-      <w:pPr>
-        <w:pStyle w:val="ListParagraph"/>
-        <w:numPr>
-          <w:ilvl w:val="0"/>
-          <w:numId w:val="2"/>
-        </w:numPr>
-        <w:spacing w:after="90" w:line="270" w:lineRule="auto"/>
-      </w:pPr>
-      <w:r>
-        <w:rPr>
-          <w:rFonts w:ascii="Calibri" w:cs="Calibri" w:eastAsia="Calibri" w:hAnsi="Calibri"/>
-          <w:color w:val="1A1A24"/>
-          <w:sz w:val="21"/>
-          <w:szCs w:val="21"/>
-        </w:rPr>
-        <w:t xml:space="preserve">Each phase gate included a sweep against that list.</w:t>
-      </w:r>
-    </w:p>
-    <w:p>
-      <w:pPr>
-        <w:pStyle w:val="ListParagraph"/>
-        <w:numPr>
-          <w:ilvl w:val="0"/>
-          <w:numId w:val="2"/>
-        </w:numPr>
-        <w:spacing w:after="90" w:line="270" w:lineRule="auto"/>
-      </w:pPr>
-      <w:r>
-        <w:rPr>
-          <w:rFonts w:ascii="Calibri" w:cs="Calibri" w:eastAsia="Calibri" w:hAnsi="Calibri"/>
-          <w:color w:val="1A1A24"/>
-          <w:sz w:val="21"/>
-          <w:szCs w:val="21"/>
-        </w:rPr>
-        <w:t xml:space="preserve">Data protection: only what the model and the evaluation need is collected. Consent is versioned, requested before any learning data is written, and the decline path genuinely signs the user out. Learners can export their data as CSV and delete their account from settings.</w:t>
-      </w:r>
-    </w:p>
-    <w:p>
-      <w:pPr>
-        <w:pStyle w:val="ListParagraph"/>
-        <w:numPr>
-          <w:ilvl w:val="0"/>
-          <w:numId w:val="2"/>
-        </w:numPr>
-        <w:spacing w:after="90" w:line="270" w:lineRule="auto"/>
-      </w:pPr>
-      <w:r>
-        <w:rPr>
-          <w:rFonts w:ascii="Calibri" w:cs="Calibri" w:eastAsia="Calibri" w:hAnsi="Calibri"/>
-          <w:color w:val="1A1A24"/>
-          <w:sz w:val="21"/>
-          <w:szCs w:val="21"/>
-        </w:rPr>
-        <w:t xml:space="preserve">Professional standards: the BCS Code of Conduct, particularly the public-interest duty, is what turns those guardrails from a preference into an obligation given the subject matter and the beginner audience.</w:t>
-      </w:r>
-    </w:p>
-    <w:p>
-      <w:pPr>
-        <w:pStyle w:val="ListParagraph"/>
-        <w:numPr>
-          <w:ilvl w:val="0"/>
-          <w:numId w:val="2"/>
-        </w:numPr>
-        <w:spacing w:after="90" w:line="270" w:lineRule="auto"/>
-      </w:pPr>
-      <w:r>
-        <w:rPr>
-          <w:rFonts w:ascii="Calibri" w:cs="Calibri" w:eastAsia="Calibri" w:hAnsi="Calibri"/>
-          <w:b/>
-          <w:bCs/>
-          <w:color w:val="1A1A24"/>
-          <w:sz w:val="21"/>
-          <w:szCs w:val="21"/>
-        </w:rPr>
-        <w:t xml:space="preserve">Two requests I turned down, and both are in the decision log.</w:t>
-      </w:r>
-      <w:r>
-        <w:rPr>
-          <w:rFonts w:ascii="Calibri" w:cs="Calibri" w:eastAsia="Calibri" w:hAnsi="Calibri"/>
-          <w:color w:val="1A1A24"/>
-          <w:sz w:val="21"/>
-          <w:szCs w:val="21"/>
-        </w:rPr>
-        <w:t xml:space="preserve"> Volunteer these if you're asked how you handled ethics, because they're stronger than any policy statement.</w:t>
-      </w:r>
-    </w:p>
-    <w:p>
-      <w:pPr>
-        <w:pStyle w:val="ListParagraph"/>
-        <w:numPr>
-          <w:ilvl w:val="1"/>
-          <w:numId w:val="2"/>
-        </w:numPr>
-        <w:spacing w:after="90" w:line="270" w:lineRule="auto"/>
-      </w:pPr>
-      <w:r>
-        <w:rPr>
-          <w:rFonts w:ascii="Calibri" w:cs="Calibri" w:eastAsia="Calibri" w:hAnsi="Calibri"/>
-          <w:color w:val="1A1A24"/>
-          <w:sz w:val="21"/>
-          <w:szCs w:val="21"/>
-        </w:rPr>
-        <w:t xml:space="preserve">Copy about producing profitable traders. The FCA's financial-promotions rules bite on exactly that language and no course can honestly promise it. The path is framed as competence instead, and the prop-firm lesson ends by saying that no course, firm or method can promise profitability.</w:t>
-      </w:r>
-    </w:p>
-    <w:p>
-      <w:pPr>
-        <w:pStyle w:val="ListParagraph"/>
-        <w:numPr>
-          <w:ilvl w:val="1"/>
-          <w:numId w:val="2"/>
-        </w:numPr>
-        <w:spacing w:after="90" w:line="270" w:lineRule="auto"/>
-      </w:pPr>
-      <w:r>
-        <w:rPr>
-          <w:rFonts w:ascii="Calibri" w:cs="Calibri" w:eastAsia="Calibri" w:hAnsi="Calibri"/>
-          <w:color w:val="1A1A24"/>
-          <w:sz w:val="21"/>
-          <w:szCs w:val="21"/>
-        </w:rPr>
-        <w:t xml:space="preserve">Replacing the simulated charts with real data, at the time it was first asked. The consent screen, the ethics application and the report all said everything was simulated. The real case studies only went in later, after that wording was changed everywhere.</w:t>
-      </w:r>
-    </w:p>
-    <w:p>
-      <w:pPr>
-        <w:pStyle w:val="ListParagraph"/>
-        <w:numPr>
-          <w:ilvl w:val="0"/>
-          <w:numId w:val="2"/>
-        </w:numPr>
-        <w:spacing w:after="90" w:line="270" w:lineRule="auto"/>
-      </w:pPr>
-      <w:r>
-        <w:rPr>
-          <w:rFonts w:ascii="Calibri" w:cs="Calibri" w:eastAsia="Calibri" w:hAnsi="Calibri"/>
-          <w:color w:val="1A1A24"/>
-          <w:sz w:val="21"/>
-          <w:szCs w:val="21"/>
-        </w:rPr>
-        <w:t xml:space="preserve">The prop-firm lesson is a framework with dated facts rather than a ranking, and says so. Naming a best firm would be a recommendation the artefact's ethics position doesn't allow.</w:t>
+        <w:t xml:space="preserve">Normalised gain and the SUS arithmetic have unit tests against worked examples in </w:t>
+      </w:r>
+      <w:r>
+        <w:rPr>
+          <w:rFonts w:ascii="Consolas" w:cs="Consolas" w:eastAsia="Consolas" w:hAnsi="Consolas"/>
+          <w:color w:val="1A1A24"/>
+          <w:sz w:val="19"/>
+          <w:szCs w:val="19"/>
+          <w:shd w:fill="F2F2F7" w:color="auto" w:val="clear"/>
+        </w:rPr>
+        <w:t xml:space="preserve">tests/unit/assessment.test.ts</w:t>
+      </w:r>
+      <w:r>
+        <w:rPr>
+          <w:rFonts w:ascii="Calibri" w:cs="Calibri" w:eastAsia="Calibri" w:hAnsi="Calibri"/>
+          <w:color w:val="1A1A24"/>
+          <w:sz w:val="21"/>
+          <w:szCs w:val="21"/>
+        </w:rPr>
+        <w:t xml:space="preserve">.</w:t>
+      </w:r>
+    </w:p>
+    <w:p>
+      <w:pPr>
+        <w:pStyle w:val="ListParagraph"/>
+        <w:numPr>
+          <w:ilvl w:val="0"/>
+          <w:numId w:val="2"/>
+        </w:numPr>
+        <w:spacing w:after="90" w:line="270" w:lineRule="auto"/>
+      </w:pPr>
+      <w:r>
+        <w:rPr>
+          <w:rFonts w:ascii="Calibri" w:cs="Calibri" w:eastAsia="Calibri" w:hAnsi="Calibri"/>
+          <w:b/>
+          <w:bCs/>
+          <w:color w:val="1A1A24"/>
+          <w:sz w:val="21"/>
+          <w:szCs w:val="21"/>
+        </w:rPr>
+        <w:t xml:space="preserve">The sentence to use:</w:t>
+      </w:r>
+      <w:r>
+        <w:rPr>
+          <w:rFonts w:ascii="Calibri" w:cs="Calibri" w:eastAsia="Calibri" w:hAnsi="Calibri"/>
+          <w:color w:val="1A1A24"/>
+          <w:sz w:val="21"/>
+          <w:szCs w:val="21"/>
+        </w:rPr>
+        <w:t xml:space="preserve"> the limitation isn't that I couldn't build the study, it's that I haven't recruited anyone yet. Those are different sentences and the second one is the honest one.</w:t>
       </w:r>
     </w:p>
     <w:p>
@@ -7314,83 +8999,26 @@
           <w:sz w:val="30"/>
           <w:szCs w:val="30"/>
         </w:rPr>
-        <w:t xml:space="preserve">21. Evidence of process</w:t>
-      </w:r>
-    </w:p>
-    <w:p>
-      <w:pPr>
-        <w:pStyle w:val="ListParagraph"/>
-        <w:numPr>
-          <w:ilvl w:val="0"/>
-          <w:numId w:val="2"/>
-        </w:numPr>
-        <w:spacing w:after="90" w:line="270" w:lineRule="auto"/>
-      </w:pPr>
-      <w:r>
-        <w:rPr>
-          <w:rFonts w:ascii="Calibri" w:cs="Calibri" w:eastAsia="Calibri" w:hAnsi="Calibri"/>
-          <w:color w:val="1A1A24"/>
-          <w:sz w:val="21"/>
-          <w:szCs w:val="21"/>
-        </w:rPr>
-        <w:t xml:space="preserve">39 commits with six phase tags.</w:t>
-      </w:r>
-    </w:p>
-    <w:p>
-      <w:pPr>
-        <w:pStyle w:val="ListParagraph"/>
-        <w:numPr>
-          <w:ilvl w:val="0"/>
-          <w:numId w:val="2"/>
-        </w:numPr>
-        <w:spacing w:after="90" w:line="270" w:lineRule="auto"/>
-      </w:pPr>
-      <w:r>
-        <w:rPr>
-          <w:rFonts w:ascii="Calibri" w:cs="Calibri" w:eastAsia="Calibri" w:hAnsi="Calibri"/>
-          <w:color w:val="1A1A24"/>
-          <w:sz w:val="21"/>
-          <w:szCs w:val="21"/>
-        </w:rPr>
-        <w:t xml:space="preserve">Over 70 decision-log entries with reasoning attached, written at the moment each decision was taken.</w:t>
-      </w:r>
-    </w:p>
-    <w:p>
-      <w:pPr>
-        <w:pStyle w:val="ListParagraph"/>
-        <w:numPr>
-          <w:ilvl w:val="0"/>
-          <w:numId w:val="2"/>
-        </w:numPr>
-        <w:spacing w:after="90" w:line="270" w:lineRule="auto"/>
-      </w:pPr>
-      <w:r>
-        <w:rPr>
-          <w:rFonts w:ascii="Calibri" w:cs="Calibri" w:eastAsia="Calibri" w:hAnsi="Calibri"/>
-          <w:color w:val="1A1A24"/>
-          <w:sz w:val="21"/>
-          <w:szCs w:val="21"/>
-        </w:rPr>
-        <w:t xml:space="preserve">The log contains reversals as well as decisions that stuck. That's the evidence of judgement rather than output, and it's what to point at if asked how the project was managed.</w:t>
-      </w:r>
-    </w:p>
-    <w:p>
-      <w:pPr>
-        <w:pStyle w:val="ListParagraph"/>
-        <w:numPr>
-          <w:ilvl w:val="0"/>
-          <w:numId w:val="2"/>
-        </w:numPr>
-        <w:spacing w:after="90" w:line="270" w:lineRule="auto"/>
-      </w:pPr>
-      <w:r>
-        <w:rPr>
-          <w:rFonts w:ascii="Calibri" w:cs="Calibri" w:eastAsia="Calibri" w:hAnsi="Calibri"/>
-          <w:color w:val="1A1A24"/>
-          <w:sz w:val="21"/>
-          <w:szCs w:val="21"/>
-        </w:rPr>
-        <w:t xml:space="preserve">Three reversals worth being able to name:</w:t>
+        <w:t xml:space="preserve">21. Environments and deployment</w:t>
+      </w:r>
+    </w:p>
+    <w:p>
+      <w:pPr>
+        <w:pStyle w:val="ListParagraph"/>
+        <w:numPr>
+          <w:ilvl w:val="0"/>
+          <w:numId w:val="2"/>
+        </w:numPr>
+        <w:spacing w:after="90" w:line="270" w:lineRule="auto"/>
+      </w:pPr>
+      <w:r>
+        <w:rPr>
+          <w:rFonts w:ascii="Calibri" w:cs="Calibri" w:eastAsia="Calibri" w:hAnsi="Calibri"/>
+          <w:color w:val="1A1A24"/>
+          <w:sz w:val="21"/>
+          <w:szCs w:val="21"/>
+        </w:rPr>
+        <w:t xml:space="preserve">Two Firebase projects, and the split is enforced by configuration rather than by discipline.</w:t>
       </w:r>
     </w:p>
     <w:p>
@@ -7398,63 +9026,6 @@
         <w:pStyle w:val="ListParagraph"/>
         <w:numPr>
           <w:ilvl w:val="1"/>
-          <w:numId w:val="2"/>
-        </w:numPr>
-        <w:spacing w:after="90" w:line="270" w:lineRule="auto"/>
-      </w:pPr>
-      <w:r>
-        <w:rPr>
-          <w:rFonts w:ascii="Calibri" w:cs="Calibri" w:eastAsia="Calibri" w:hAnsi="Calibri"/>
-          <w:color w:val="1A1A24"/>
-          <w:sz w:val="21"/>
-          <w:szCs w:val="21"/>
-        </w:rPr>
-        <w:t xml:space="preserve">The blurred aurora effect, built, measured at 19 frames per second, deleted.</w:t>
-      </w:r>
-    </w:p>
-    <w:p>
-      <w:pPr>
-        <w:pStyle w:val="ListParagraph"/>
-        <w:numPr>
-          <w:ilvl w:val="1"/>
-          <w:numId w:val="2"/>
-        </w:numPr>
-        <w:spacing w:after="90" w:line="270" w:lineRule="auto"/>
-      </w:pPr>
-      <w:r>
-        <w:rPr>
-          <w:rFonts w:ascii="Calibri" w:cs="Calibri" w:eastAsia="Calibri" w:hAnsi="Calibri"/>
-          <w:color w:val="1A1A24"/>
-          <w:sz w:val="21"/>
-          <w:szCs w:val="21"/>
-        </w:rPr>
-        <w:t xml:space="preserve">The dev-server arrangement, reversed after it caused the same confusion three times in one day.</w:t>
-      </w:r>
-    </w:p>
-    <w:p>
-      <w:pPr>
-        <w:pStyle w:val="ListParagraph"/>
-        <w:numPr>
-          <w:ilvl w:val="1"/>
-          <w:numId w:val="2"/>
-        </w:numPr>
-        <w:spacing w:after="90" w:line="270" w:lineRule="auto"/>
-      </w:pPr>
-      <w:r>
-        <w:rPr>
-          <w:rFonts w:ascii="Calibri" w:cs="Calibri" w:eastAsia="Calibri" w:hAnsi="Calibri"/>
-          <w:color w:val="1A1A24"/>
-          <w:sz w:val="21"/>
-          <w:szCs w:val="21"/>
-        </w:rPr>
-        <w:t xml:space="preserve">The skill-map ordering, which sorted by prerequisite count and produced an arbitrary route because every module after the first has exactly one prerequisite. Replaced with a walk of the chain.</w:t>
-      </w:r>
-    </w:p>
-    <w:p>
-      <w:pPr>
-        <w:pStyle w:val="ListParagraph"/>
-        <w:numPr>
-          <w:ilvl w:val="0"/>
           <w:numId w:val="2"/>
         </w:numPr>
         <w:spacing w:after="90" w:line="270" w:lineRule="auto"/>
@@ -7467,17 +9038,27 @@
           <w:szCs w:val="19"/>
           <w:shd w:fill="F2F2F7" w:color="auto" w:val="clear"/>
         </w:rPr>
-        <w:t xml:space="preserve">docs/EVALUATION.md</w:t>
-      </w:r>
-      <w:r>
-        <w:rPr>
-          <w:rFonts w:ascii="Calibri" w:cs="Calibri" w:eastAsia="Calibri" w:hAnsi="Calibri"/>
-          <w:color w:val="1A1A24"/>
-          <w:sz w:val="21"/>
-          <w:szCs w:val="21"/>
-        </w:rPr>
-        <w:t xml:space="preserve"> holds the per-phase verification record. </w:t>
-      </w:r>
+        <w:t xml:space="preserve">demo-trademind</w:t>
+      </w:r>
+      <w:r>
+        <w:rPr>
+          <w:rFonts w:ascii="Calibri" w:cs="Calibri" w:eastAsia="Calibri" w:hAnsi="Calibri"/>
+          <w:color w:val="1A1A24"/>
+          <w:sz w:val="21"/>
+          <w:szCs w:val="21"/>
+        </w:rPr>
+        <w:t xml:space="preserve"> is the local emulator suite. Every automated path is pinned to it.</w:t>
+      </w:r>
+    </w:p>
+    <w:p>
+      <w:pPr>
+        <w:pStyle w:val="ListParagraph"/>
+        <w:numPr>
+          <w:ilvl w:val="1"/>
+          <w:numId w:val="2"/>
+        </w:numPr>
+        <w:spacing w:after="90" w:line="270" w:lineRule="auto"/>
+      </w:pPr>
       <w:r>
         <w:rPr>
           <w:rFonts w:ascii="Consolas" w:cs="Consolas" w:eastAsia="Consolas" w:hAnsi="Consolas"/>
@@ -7486,16 +9067,449 @@
           <w:szCs w:val="19"/>
           <w:shd w:fill="F2F2F7" w:color="auto" w:val="clear"/>
         </w:rPr>
-        <w:t xml:space="preserve">docs/PARKED.md</w:t>
-      </w:r>
-      <w:r>
-        <w:rPr>
-          <w:rFonts w:ascii="Calibri" w:cs="Calibri" w:eastAsia="Calibri" w:hAnsi="Calibri"/>
-          <w:color w:val="1A1A24"/>
-          <w:sz w:val="21"/>
-          <w:szCs w:val="21"/>
-        </w:rPr>
-        <w:t xml:space="preserve"> records what was designed and deliberately not built.</w:t>
+        <w:t xml:space="preserve">trademind-academy</w:t>
+      </w:r>
+      <w:r>
+        <w:rPr>
+          <w:rFonts w:ascii="Calibri" w:cs="Calibri" w:eastAsia="Calibri" w:hAnsi="Calibri"/>
+          <w:color w:val="1A1A24"/>
+          <w:sz w:val="21"/>
+          <w:szCs w:val="21"/>
+        </w:rPr>
+        <w:t xml:space="preserve"> is the live project with real users.</w:t>
+      </w:r>
+    </w:p>
+    <w:p>
+      <w:pPr>
+        <w:pStyle w:val="ListParagraph"/>
+        <w:numPr>
+          <w:ilvl w:val="0"/>
+          <w:numId w:val="2"/>
+        </w:numPr>
+        <w:spacing w:after="90" w:line="270" w:lineRule="auto"/>
+      </w:pPr>
+      <w:r>
+        <w:rPr>
+          <w:rFonts w:ascii="Calibri" w:cs="Calibri" w:eastAsia="Calibri" w:hAnsi="Calibri"/>
+          <w:color w:val="1A1A24"/>
+          <w:sz w:val="21"/>
+          <w:szCs w:val="21"/>
+        </w:rPr>
+        <w:t xml:space="preserve">Ports: the app on 3000, the emulator app on 3100 with its own build folder, Firestore on 8080, Auth on 9099, the emulator UI on 4000.</w:t>
+      </w:r>
+    </w:p>
+    <w:p>
+      <w:pPr>
+        <w:pStyle w:val="ListParagraph"/>
+        <w:numPr>
+          <w:ilvl w:val="0"/>
+          <w:numId w:val="2"/>
+        </w:numPr>
+        <w:spacing w:after="90" w:line="270" w:lineRule="auto"/>
+      </w:pPr>
+      <w:r>
+        <w:rPr>
+          <w:rFonts w:ascii="Calibri" w:cs="Calibri" w:eastAsia="Calibri" w:hAnsi="Calibri"/>
+          <w:b/>
+          <w:bCs/>
+          <w:color w:val="1A1A24"/>
+          <w:sz w:val="21"/>
+          <w:szCs w:val="21"/>
+        </w:rPr>
+        <w:t xml:space="preserve">The reversal you should be ready to explain.</w:t>
+      </w:r>
+      <w:r>
+        <w:rPr>
+          <w:rFonts w:ascii="Calibri" w:cs="Calibri" w:eastAsia="Calibri" w:hAnsi="Calibri"/>
+          <w:color w:val="1A1A24"/>
+          <w:sz w:val="21"/>
+          <w:szCs w:val="21"/>
+        </w:rPr>
+        <w:t xml:space="preserve"> Originally </w:t>
+      </w:r>
+      <w:r>
+        <w:rPr>
+          <w:rFonts w:ascii="Consolas" w:cs="Consolas" w:eastAsia="Consolas" w:hAnsi="Consolas"/>
+          <w:color w:val="1A1A24"/>
+          <w:sz w:val="19"/>
+          <w:szCs w:val="19"/>
+          <w:shd w:fill="F2F2F7" w:color="auto" w:val="clear"/>
+        </w:rPr>
+        <w:t xml:space="preserve">npm run dev</w:t>
+      </w:r>
+      <w:r>
+        <w:rPr>
+          <w:rFonts w:ascii="Calibri" w:cs="Calibri" w:eastAsia="Calibri" w:hAnsi="Calibri"/>
+          <w:color w:val="1A1A24"/>
+          <w:sz w:val="21"/>
+          <w:szCs w:val="21"/>
+        </w:rPr>
+        <w:t xml:space="preserve"> started the emulator and the real app lived on a second port. I landed on the emulator's fake Google sign-in page three times in one day and read it as a bug every time, and two servers sharing a build folder corrupted it three times. Now </w:t>
+      </w:r>
+      <w:r>
+        <w:rPr>
+          <w:rFonts w:ascii="Consolas" w:cs="Consolas" w:eastAsia="Consolas" w:hAnsi="Consolas"/>
+          <w:color w:val="1A1A24"/>
+          <w:sz w:val="19"/>
+          <w:szCs w:val="19"/>
+          <w:shd w:fill="F2F2F7" w:color="auto" w:val="clear"/>
+        </w:rPr>
+        <w:t xml:space="preserve">npm run dev</w:t>
+      </w:r>
+      <w:r>
+        <w:rPr>
+          <w:rFonts w:ascii="Calibri" w:cs="Calibri" w:eastAsia="Calibri" w:hAnsi="Calibri"/>
+          <w:color w:val="1A1A24"/>
+          <w:sz w:val="21"/>
+          <w:szCs w:val="21"/>
+        </w:rPr>
+        <w:t xml:space="preserve"> </w:t>
+      </w:r>
+      <w:r>
+        <w:rPr>
+          <w:rFonts w:ascii="Calibri" w:cs="Calibri" w:eastAsia="Calibri" w:hAnsi="Calibri"/>
+          <w:b/>
+          <w:bCs/>
+          <w:color w:val="1A1A24"/>
+          <w:sz w:val="21"/>
+          <w:szCs w:val="21"/>
+        </w:rPr>
+        <w:t xml:space="preserve">is</w:t>
+      </w:r>
+      <w:r>
+        <w:rPr>
+          <w:rFonts w:ascii="Calibri" w:cs="Calibri" w:eastAsia="Calibri" w:hAnsi="Calibri"/>
+          <w:color w:val="1A1A24"/>
+          <w:sz w:val="21"/>
+          <w:szCs w:val="21"/>
+        </w:rPr>
+        <w:t xml:space="preserve"> the app, live project, real Google, port 3000, and it refuses to start if the port is busy. The emulator moved to </w:t>
+      </w:r>
+      <w:r>
+        <w:rPr>
+          <w:rFonts w:ascii="Consolas" w:cs="Consolas" w:eastAsia="Consolas" w:hAnsi="Consolas"/>
+          <w:color w:val="1A1A24"/>
+          <w:sz w:val="19"/>
+          <w:szCs w:val="19"/>
+          <w:shd w:fill="F2F2F7" w:color="auto" w:val="clear"/>
+        </w:rPr>
+        <w:t xml:space="preserve">npm run dev:emulator</w:t>
+      </w:r>
+      <w:r>
+        <w:rPr>
+          <w:rFonts w:ascii="Calibri" w:cs="Calibri" w:eastAsia="Calibri" w:hAnsi="Calibri"/>
+          <w:color w:val="1A1A24"/>
+          <w:sz w:val="21"/>
+          <w:szCs w:val="21"/>
+        </w:rPr>
+        <w:t xml:space="preserve"> on 3100. The dataset-protection rule still holds, because every automated path is pinned to 3100.</w:t>
+      </w:r>
+    </w:p>
+    <w:p>
+      <w:pPr>
+        <w:pStyle w:val="ListParagraph"/>
+        <w:numPr>
+          <w:ilvl w:val="0"/>
+          <w:numId w:val="2"/>
+        </w:numPr>
+        <w:spacing w:after="90" w:line="270" w:lineRule="auto"/>
+      </w:pPr>
+      <w:r>
+        <w:rPr>
+          <w:rFonts w:ascii="Calibri" w:cs="Calibri" w:eastAsia="Calibri" w:hAnsi="Calibri"/>
+          <w:b/>
+          <w:bCs/>
+          <w:color w:val="1A1A24"/>
+          <w:sz w:val="21"/>
+          <w:szCs w:val="21"/>
+        </w:rPr>
+        <w:t xml:space="preserve">The incident you should volunteer rather than be caught on.</w:t>
+      </w:r>
+      <w:r>
+        <w:rPr>
+          <w:rFonts w:ascii="Calibri" w:cs="Calibri" w:eastAsia="Calibri" w:hAnsi="Calibri"/>
+          <w:color w:val="1A1A24"/>
+          <w:sz w:val="21"/>
+          <w:szCs w:val="21"/>
+        </w:rPr>
+        <w:t xml:space="preserve"> Early in the project the Playwright configuration auto-started a production-configured server and created seven test accounts in the live research database. They were deleted and the deletion verified. The fix was structural: local end-to-end runs are emulator-only by construction now. A later screenshot run created seven more </w:t>
+      </w:r>
+      <w:r>
+        <w:rPr>
+          <w:rFonts w:ascii="Consolas" w:cs="Consolas" w:eastAsia="Consolas" w:hAnsi="Consolas"/>
+          <w:color w:val="1A1A24"/>
+          <w:sz w:val="19"/>
+          <w:szCs w:val="19"/>
+          <w:shd w:fill="F2F2F7" w:color="auto" w:val="clear"/>
+        </w:rPr>
+        <w:t xml:space="preserve">@example.com</w:t>
+      </w:r>
+      <w:r>
+        <w:rPr>
+          <w:rFonts w:ascii="Calibri" w:cs="Calibri" w:eastAsia="Calibri" w:hAnsi="Calibri"/>
+          <w:color w:val="1A1A24"/>
+          <w:sz w:val="21"/>
+          <w:szCs w:val="21"/>
+        </w:rPr>
+        <w:t xml:space="preserve"> accounts, none with sessions; those were deleted too, and two real users remain. The honest reading is that the original separation was a convention and I had designed it that way.</w:t>
+      </w:r>
+    </w:p>
+    <w:p>
+      <w:pPr>
+        <w:pStyle w:val="ListParagraph"/>
+        <w:numPr>
+          <w:ilvl w:val="0"/>
+          <w:numId w:val="2"/>
+        </w:numPr>
+        <w:spacing w:after="90" w:line="270" w:lineRule="auto"/>
+      </w:pPr>
+      <w:r>
+        <w:rPr>
+          <w:rFonts w:ascii="Calibri" w:cs="Calibri" w:eastAsia="Calibri" w:hAnsi="Calibri"/>
+          <w:b/>
+          <w:bCs/>
+          <w:color w:val="1A1A24"/>
+          <w:sz w:val="21"/>
+          <w:szCs w:val="21"/>
+        </w:rPr>
+        <w:t xml:space="preserve">Deployment</w:t>
+      </w:r>
+      <w:r>
+        <w:rPr>
+          <w:rFonts w:ascii="Calibri" w:cs="Calibri" w:eastAsia="Calibri" w:hAnsi="Calibri"/>
+          <w:color w:val="1A1A24"/>
+          <w:sz w:val="21"/>
+          <w:szCs w:val="21"/>
+        </w:rPr>
+        <w:t xml:space="preserve">, at </w:t>
+      </w:r>
+      <w:r>
+        <w:rPr>
+          <w:rFonts w:ascii="Consolas" w:cs="Consolas" w:eastAsia="Consolas" w:hAnsi="Consolas"/>
+          <w:color w:val="1A1A24"/>
+          <w:sz w:val="19"/>
+          <w:szCs w:val="19"/>
+          <w:shd w:fill="F2F2F7" w:color="auto" w:val="clear"/>
+        </w:rPr>
+        <w:t xml:space="preserve">https://tmacademyuk.vercel.app</w:t>
+      </w:r>
+      <w:r>
+        <w:rPr>
+          <w:rFonts w:ascii="Calibri" w:cs="Calibri" w:eastAsia="Calibri" w:hAnsi="Calibri"/>
+          <w:color w:val="1A1A24"/>
+          <w:sz w:val="21"/>
+          <w:szCs w:val="21"/>
+        </w:rPr>
+        <w:t xml:space="preserve">, with </w:t>
+      </w:r>
+      <w:r>
+        <w:rPr>
+          <w:rFonts w:ascii="Consolas" w:cs="Consolas" w:eastAsia="Consolas" w:hAnsi="Consolas"/>
+          <w:color w:val="1A1A24"/>
+          <w:sz w:val="19"/>
+          <w:szCs w:val="19"/>
+          <w:shd w:fill="F2F2F7" w:color="auto" w:val="clear"/>
+        </w:rPr>
+        <w:t xml:space="preserve">trademind-academy.vercel.app</w:t>
+      </w:r>
+      <w:r>
+        <w:rPr>
+          <w:rFonts w:ascii="Calibri" w:cs="Calibri" w:eastAsia="Calibri" w:hAnsi="Calibri"/>
+          <w:color w:val="1A1A24"/>
+          <w:sz w:val="21"/>
+          <w:szCs w:val="21"/>
+        </w:rPr>
+        <w:t xml:space="preserve"> still attached so older links work. Three things bit on the way:</w:t>
+      </w:r>
+    </w:p>
+    <w:p>
+      <w:pPr>
+        <w:pStyle w:val="ListParagraph"/>
+        <w:numPr>
+          <w:ilvl w:val="1"/>
+          <w:numId w:val="2"/>
+        </w:numPr>
+        <w:spacing w:after="90" w:line="270" w:lineRule="auto"/>
+      </w:pPr>
+      <w:r>
+        <w:rPr>
+          <w:rFonts w:ascii="Calibri" w:cs="Calibri" w:eastAsia="Calibri" w:hAnsi="Calibri"/>
+          <w:color w:val="1A1A24"/>
+          <w:sz w:val="21"/>
+          <w:szCs w:val="21"/>
+        </w:rPr>
+        <w:t xml:space="preserve">The CLI uploaded 485 MB of local build caches before failing on a 100 MB file limit, so </w:t>
+      </w:r>
+      <w:r>
+        <w:rPr>
+          <w:rFonts w:ascii="Consolas" w:cs="Consolas" w:eastAsia="Consolas" w:hAnsi="Consolas"/>
+          <w:color w:val="1A1A24"/>
+          <w:sz w:val="19"/>
+          <w:szCs w:val="19"/>
+          <w:shd w:fill="F2F2F7" w:color="auto" w:val="clear"/>
+        </w:rPr>
+        <w:t xml:space="preserve">.vercelignore</w:t>
+      </w:r>
+      <w:r>
+        <w:rPr>
+          <w:rFonts w:ascii="Calibri" w:cs="Calibri" w:eastAsia="Calibri" w:hAnsi="Calibri"/>
+          <w:color w:val="1A1A24"/>
+          <w:sz w:val="21"/>
+          <w:szCs w:val="21"/>
+        </w:rPr>
+        <w:t xml:space="preserve"> now excludes build folders, docs, tests and content. The content entry needed a leading slash, because a bare </w:t>
+      </w:r>
+      <w:r>
+        <w:rPr>
+          <w:rFonts w:ascii="Consolas" w:cs="Consolas" w:eastAsia="Consolas" w:hAnsi="Consolas"/>
+          <w:color w:val="1A1A24"/>
+          <w:sz w:val="19"/>
+          <w:szCs w:val="19"/>
+          <w:shd w:fill="F2F2F7" w:color="auto" w:val="clear"/>
+        </w:rPr>
+        <w:t xml:space="preserve">content</w:t>
+      </w:r>
+      <w:r>
+        <w:rPr>
+          <w:rFonts w:ascii="Calibri" w:cs="Calibri" w:eastAsia="Calibri" w:hAnsi="Calibri"/>
+          <w:color w:val="1A1A24"/>
+          <w:sz w:val="21"/>
+          <w:szCs w:val="21"/>
+        </w:rPr>
+        <w:t xml:space="preserve"> also matched </w:t>
+      </w:r>
+      <w:r>
+        <w:rPr>
+          <w:rFonts w:ascii="Consolas" w:cs="Consolas" w:eastAsia="Consolas" w:hAnsi="Consolas"/>
+          <w:color w:val="1A1A24"/>
+          <w:sz w:val="19"/>
+          <w:szCs w:val="19"/>
+          <w:shd w:fill="F2F2F7" w:color="auto" w:val="clear"/>
+        </w:rPr>
+        <w:t xml:space="preserve">lib/content</w:t>
+      </w:r>
+      <w:r>
+        <w:rPr>
+          <w:rFonts w:ascii="Calibri" w:cs="Calibri" w:eastAsia="Calibri" w:hAnsi="Calibri"/>
+          <w:color w:val="1A1A24"/>
+          <w:sz w:val="21"/>
+          <w:szCs w:val="21"/>
+        </w:rPr>
+        <w:t xml:space="preserve"> and broke the build.</w:t>
+      </w:r>
+    </w:p>
+    <w:p>
+      <w:pPr>
+        <w:pStyle w:val="ListParagraph"/>
+        <w:numPr>
+          <w:ilvl w:val="1"/>
+          <w:numId w:val="2"/>
+        </w:numPr>
+        <w:spacing w:after="90" w:line="270" w:lineRule="auto"/>
+      </w:pPr>
+      <w:r>
+        <w:rPr>
+          <w:rFonts w:ascii="Calibri" w:cs="Calibri" w:eastAsia="Calibri" w:hAnsi="Calibri"/>
+          <w:color w:val="1A1A24"/>
+          <w:sz w:val="21"/>
+          <w:szCs w:val="21"/>
+        </w:rPr>
+        <w:t xml:space="preserve">The lesson videos are a 1.1 GB symlink and stay out of the deployment. That's why the live site opens recorded lessons on their walkthrough. Hosting them needs a Storage bucket, which needs billing enabled.</w:t>
+      </w:r>
+    </w:p>
+    <w:p>
+      <w:pPr>
+        <w:pStyle w:val="ListParagraph"/>
+        <w:numPr>
+          <w:ilvl w:val="1"/>
+          <w:numId w:val="2"/>
+        </w:numPr>
+        <w:spacing w:after="90" w:line="270" w:lineRule="auto"/>
+      </w:pPr>
+      <w:r>
+        <w:rPr>
+          <w:rFonts w:ascii="Calibri" w:cs="Calibri" w:eastAsia="Calibri" w:hAnsi="Calibri"/>
+          <w:color w:val="1A1A24"/>
+          <w:sz w:val="21"/>
+          <w:szCs w:val="21"/>
+        </w:rPr>
+        <w:t xml:space="preserve">A Hobby account blocks any deployment whose commit author email isn't the login email, which mine isn't, so </w:t>
+      </w:r>
+      <w:r>
+        <w:rPr>
+          <w:rFonts w:ascii="Consolas" w:cs="Consolas" w:eastAsia="Consolas" w:hAnsi="Consolas"/>
+          <w:color w:val="1A1A24"/>
+          <w:sz w:val="19"/>
+          <w:szCs w:val="19"/>
+          <w:shd w:fill="F2F2F7" w:color="auto" w:val="clear"/>
+        </w:rPr>
+        <w:t xml:space="preserve">npm run deploy</w:t>
+      </w:r>
+      <w:r>
+        <w:rPr>
+          <w:rFonts w:ascii="Calibri" w:cs="Calibri" w:eastAsia="Calibri" w:hAnsi="Calibri"/>
+          <w:color w:val="1A1A24"/>
+          <w:sz w:val="21"/>
+          <w:szCs w:val="21"/>
+        </w:rPr>
+        <w:t xml:space="preserve"> pushes a git-less snapshot through </w:t>
+      </w:r>
+      <w:r>
+        <w:rPr>
+          <w:rFonts w:ascii="Consolas" w:cs="Consolas" w:eastAsia="Consolas" w:hAnsi="Consolas"/>
+          <w:color w:val="1A1A24"/>
+          <w:sz w:val="19"/>
+          <w:szCs w:val="19"/>
+          <w:shd w:fill="F2F2F7" w:color="auto" w:val="clear"/>
+        </w:rPr>
+        <w:t xml:space="preserve">scripts/deploy.mjs</w:t>
+      </w:r>
+      <w:r>
+        <w:rPr>
+          <w:rFonts w:ascii="Calibri" w:cs="Calibri" w:eastAsia="Calibri" w:hAnsi="Calibri"/>
+          <w:color w:val="1A1A24"/>
+          <w:sz w:val="21"/>
+          <w:szCs w:val="21"/>
+        </w:rPr>
+        <w:t xml:space="preserve">.</w:t>
+      </w:r>
+    </w:p>
+    <w:p>
+      <w:pPr>
+        <w:pStyle w:val="ListParagraph"/>
+        <w:numPr>
+          <w:ilvl w:val="0"/>
+          <w:numId w:val="2"/>
+        </w:numPr>
+        <w:spacing w:after="90" w:line="270" w:lineRule="auto"/>
+      </w:pPr>
+      <w:r>
+        <w:rPr>
+          <w:rFonts w:ascii="Calibri" w:cs="Calibri" w:eastAsia="Calibri" w:hAnsi="Calibri"/>
+          <w:color w:val="1A1A24"/>
+          <w:sz w:val="21"/>
+          <w:szCs w:val="21"/>
+        </w:rPr>
+        <w:t xml:space="preserve">The </w:t>
+      </w:r>
+      <w:r>
+        <w:rPr>
+          <w:rFonts w:ascii="Consolas" w:cs="Consolas" w:eastAsia="Consolas" w:hAnsi="Consolas"/>
+          <w:color w:val="1A1A24"/>
+          <w:sz w:val="19"/>
+          <w:szCs w:val="19"/>
+          <w:shd w:fill="F2F2F7" w:color="auto" w:val="clear"/>
+        </w:rPr>
+        <w:t xml:space="preserve">.vercel.app</w:t>
+      </w:r>
+      <w:r>
+        <w:rPr>
+          <w:rFonts w:ascii="Calibri" w:cs="Calibri" w:eastAsia="Calibri" w:hAnsi="Calibri"/>
+          <w:color w:val="1A1A24"/>
+          <w:sz w:val="21"/>
+          <w:szCs w:val="21"/>
+        </w:rPr>
+        <w:t xml:space="preserve"> domain was added to Firebase Auth's authorised list, and a headless check confirmed the deployed sign-in talks to live Auth: a wrong password produces the real error, protected routes bounce to sign-in, and there's no emulator reference in the bundle.</w:t>
       </w:r>
     </w:p>
     <w:p>
@@ -7517,217 +9531,342 @@
           <w:sz w:val="30"/>
           <w:szCs w:val="30"/>
         </w:rPr>
-        <w:t xml:space="preserve">22. Limitations, stated before they're asked</w:t>
-      </w:r>
-    </w:p>
-    <w:p>
-      <w:pPr>
-        <w:pStyle w:val="ListParagraph"/>
-        <w:numPr>
-          <w:ilvl w:val="0"/>
-          <w:numId w:val="2"/>
-        </w:numPr>
-        <w:spacing w:after="90" w:line="270" w:lineRule="auto"/>
-      </w:pPr>
-      <w:r>
-        <w:rPr>
-          <w:rFonts w:ascii="Calibri" w:cs="Calibri" w:eastAsia="Calibri" w:hAnsi="Calibri"/>
-          <w:b/>
-          <w:bCs/>
-          <w:color w:val="1A1A24"/>
-          <w:sz w:val="21"/>
-          <w:szCs w:val="21"/>
-        </w:rPr>
-        <w:t xml:space="preserve">No human learners.</w:t>
-      </w:r>
-      <w:r>
-        <w:rPr>
-          <w:rFonts w:ascii="Calibri" w:cs="Calibri" w:eastAsia="Calibri" w:hAnsi="Calibri"/>
-          <w:color w:val="1A1A24"/>
-          <w:sz w:val="21"/>
-          <w:szCs w:val="21"/>
-        </w:rPr>
-        <w:t xml:space="preserve"> Everything demonstrated is about correctness, behaviour and calibration. Nothing is about whether anyone learns. That's the main limitation and it should come from you, not from the panel.</w:t>
-      </w:r>
-    </w:p>
-    <w:p>
-      <w:pPr>
-        <w:pStyle w:val="ListParagraph"/>
-        <w:numPr>
-          <w:ilvl w:val="0"/>
-          <w:numId w:val="2"/>
-        </w:numPr>
-        <w:spacing w:after="90" w:line="270" w:lineRule="auto"/>
-      </w:pPr>
-      <w:r>
-        <w:rPr>
-          <w:rFonts w:ascii="Calibri" w:cs="Calibri" w:eastAsia="Calibri" w:hAnsi="Calibri"/>
-          <w:b/>
-          <w:bCs/>
-          <w:color w:val="1A1A24"/>
-          <w:sz w:val="21"/>
-          <w:szCs w:val="21"/>
-        </w:rPr>
-        <w:t xml:space="preserve">Parameters are defaults, not fitted.</w:t>
-      </w:r>
-      <w:r>
-        <w:rPr>
-          <w:rFonts w:ascii="Calibri" w:cs="Calibri" w:eastAsia="Calibri" w:hAnsi="Calibri"/>
-          <w:color w:val="1A1A24"/>
-          <w:sz w:val="21"/>
-          <w:szCs w:val="21"/>
-        </w:rPr>
-        <w:t xml:space="preserve"> The calibration work says that's currently the better choice, but it's a finding about this data volume, not a principle.</w:t>
-      </w:r>
-    </w:p>
-    <w:p>
-      <w:pPr>
-        <w:pStyle w:val="ListParagraph"/>
-        <w:numPr>
-          <w:ilvl w:val="0"/>
-          <w:numId w:val="2"/>
-        </w:numPr>
-        <w:spacing w:after="90" w:line="270" w:lineRule="auto"/>
-      </w:pPr>
-      <w:r>
-        <w:rPr>
-          <w:rFonts w:ascii="Calibri" w:cs="Calibri" w:eastAsia="Calibri" w:hAnsi="Calibri"/>
-          <w:b/>
-          <w:bCs/>
-          <w:color w:val="1A1A24"/>
-          <w:sz w:val="21"/>
-          <w:szCs w:val="21"/>
-        </w:rPr>
-        <w:t xml:space="preserve">The model assumes no forgetting.</w:t>
-      </w:r>
-      <w:r>
-        <w:rPr>
-          <w:rFonts w:ascii="Calibri" w:cs="Calibri" w:eastAsia="Calibri" w:hAnsi="Calibri"/>
-          <w:color w:val="1A1A24"/>
-          <w:sz w:val="21"/>
-          <w:szCs w:val="21"/>
-        </w:rPr>
-        <w:t xml:space="preserve"> Plainly false for human learners, and the most obvious extension. The review queue currently identifies fading topics by time since last seen, which is a heuristic standing in for a model term.</w:t>
-      </w:r>
-    </w:p>
-    <w:p>
-      <w:pPr>
-        <w:pStyle w:val="ListParagraph"/>
-        <w:numPr>
-          <w:ilvl w:val="0"/>
-          <w:numId w:val="2"/>
-        </w:numPr>
-        <w:spacing w:after="90" w:line="270" w:lineRule="auto"/>
-      </w:pPr>
-      <w:r>
-        <w:rPr>
-          <w:rFonts w:ascii="Calibri" w:cs="Calibri" w:eastAsia="Calibri" w:hAnsi="Calibri"/>
-          <w:b/>
-          <w:bCs/>
-          <w:color w:val="1A1A24"/>
-          <w:sz w:val="21"/>
-          <w:szCs w:val="21"/>
-        </w:rPr>
-        <w:t xml:space="preserve">The mastery threshold is a defensible choice, not a derived one.</w:t>
-      </w:r>
-      <w:r>
-        <w:rPr>
-          <w:rFonts w:ascii="Calibri" w:cs="Calibri" w:eastAsia="Calibri" w:hAnsi="Calibri"/>
-          <w:color w:val="1A1A24"/>
-          <w:sz w:val="21"/>
-          <w:szCs w:val="21"/>
-        </w:rPr>
-        <w:t xml:space="preserve"> Pelánek is right that a single probability can't carry both the system's uncertainty and the learner's degree of knowledge.</w:t>
-      </w:r>
-    </w:p>
-    <w:p>
-      <w:pPr>
-        <w:pStyle w:val="ListParagraph"/>
-        <w:numPr>
-          <w:ilvl w:val="0"/>
-          <w:numId w:val="2"/>
-        </w:numPr>
-        <w:spacing w:after="90" w:line="270" w:lineRule="auto"/>
-      </w:pPr>
-      <w:r>
-        <w:rPr>
-          <w:rFonts w:ascii="Calibri" w:cs="Calibri" w:eastAsia="Calibri" w:hAnsi="Calibri"/>
-          <w:b/>
-          <w:bCs/>
-          <w:color w:val="1A1A24"/>
-          <w:sz w:val="21"/>
-          <w:szCs w:val="21"/>
-        </w:rPr>
-        <w:t xml:space="preserve">The curriculum content is practitioner material with no peer-reviewed validation.</w:t>
-      </w:r>
-      <w:r>
-        <w:rPr>
-          <w:rFonts w:ascii="Calibri" w:cs="Calibri" w:eastAsia="Calibri" w:hAnsi="Calibri"/>
-          <w:color w:val="1A1A24"/>
-          <w:sz w:val="21"/>
-          <w:szCs w:val="21"/>
-        </w:rPr>
-        <w:t xml:space="preserve"> The project treats its pedagogical delivery as the research object and makes no claim about profitability. That separation is what keeps the whole thing assessable as computing research.</w:t>
-      </w:r>
-    </w:p>
-    <w:p>
-      <w:pPr>
-        <w:pStyle w:val="ListParagraph"/>
-        <w:numPr>
-          <w:ilvl w:val="0"/>
-          <w:numId w:val="2"/>
-        </w:numPr>
-        <w:spacing w:after="90" w:line="270" w:lineRule="auto"/>
-      </w:pPr>
-      <w:r>
-        <w:rPr>
-          <w:rFonts w:ascii="Calibri" w:cs="Calibri" w:eastAsia="Calibri" w:hAnsi="Calibri"/>
-          <w:b/>
-          <w:bCs/>
-          <w:color w:val="1A1A24"/>
-          <w:sz w:val="21"/>
-          <w:szCs w:val="21"/>
-        </w:rPr>
-        <w:t xml:space="preserve">The calibration evidence is simulated.</w:t>
-      </w:r>
-      <w:r>
-        <w:rPr>
-          <w:rFonts w:ascii="Calibri" w:cs="Calibri" w:eastAsia="Calibri" w:hAnsi="Calibri"/>
-          <w:color w:val="1A1A24"/>
-          <w:sz w:val="21"/>
-          <w:szCs w:val="21"/>
-        </w:rPr>
-        <w:t xml:space="preserve"> It shares the engine's emission parameters, so it tests the priors rather than the emission model.</w:t>
-      </w:r>
-    </w:p>
-    <w:p>
-      <w:pPr>
-        <w:pStyle w:val="ListParagraph"/>
-        <w:numPr>
-          <w:ilvl w:val="0"/>
-          <w:numId w:val="2"/>
-        </w:numPr>
-        <w:spacing w:after="90" w:line="270" w:lineRule="auto"/>
-      </w:pPr>
-      <w:r>
-        <w:rPr>
-          <w:rFonts w:ascii="Calibri" w:cs="Calibri" w:eastAsia="Calibri" w:hAnsi="Calibri"/>
-          <w:b/>
-          <w:bCs/>
-          <w:color w:val="1A1A24"/>
-          <w:sz w:val="21"/>
-          <w:szCs w:val="21"/>
-        </w:rPr>
-        <w:t xml:space="preserve">The videos aren't hosted.</w:t>
-      </w:r>
-      <w:r>
-        <w:rPr>
-          <w:rFonts w:ascii="Calibri" w:cs="Calibri" w:eastAsia="Calibri" w:hAnsi="Calibri"/>
-          <w:color w:val="1A1A24"/>
-          <w:sz w:val="21"/>
-          <w:szCs w:val="21"/>
-        </w:rPr>
-        <w:t xml:space="preserve"> On the live site a recorded lesson opens on its walkthrough. Fixing it is a Storage bucket and a billing decision, not an engineering problem.</w:t>
+        <w:t xml:space="preserve">22. Ethics and guardrails</w:t>
+      </w:r>
+    </w:p>
+    <w:p>
+      <w:pPr>
+        <w:pStyle w:val="ListParagraph"/>
+        <w:numPr>
+          <w:ilvl w:val="0"/>
+          <w:numId w:val="2"/>
+        </w:numPr>
+        <w:spacing w:after="90" w:line="270" w:lineRule="auto"/>
+      </w:pPr>
+      <w:r>
+        <w:rPr>
+          <w:rFonts w:ascii="Calibri" w:cs="Calibri" w:eastAsia="Calibri" w:hAnsi="Calibri"/>
+          <w:color w:val="1A1A24"/>
+          <w:sz w:val="21"/>
+          <w:szCs w:val="21"/>
+        </w:rPr>
+        <w:t xml:space="preserve">Teaching trading carries a responsibility that a tutoring system in algebra doesn't, and this shaped the design more than any other single factor.</w:t>
+      </w:r>
+    </w:p>
+    <w:p>
+      <w:pPr>
+        <w:pStyle w:val="ListParagraph"/>
+        <w:numPr>
+          <w:ilvl w:val="0"/>
+          <w:numId w:val="2"/>
+        </w:numPr>
+        <w:spacing w:after="90" w:line="270" w:lineRule="auto"/>
+      </w:pPr>
+      <w:r>
+        <w:rPr>
+          <w:rFonts w:ascii="Calibri" w:cs="Calibri" w:eastAsia="Calibri" w:hAnsi="Calibri"/>
+          <w:color w:val="1A1A24"/>
+          <w:sz w:val="21"/>
+          <w:szCs w:val="21"/>
+        </w:rPr>
+        <w:t xml:space="preserve">The guardrails are build constraints, not disclaimers:</w:t>
+      </w:r>
+    </w:p>
+    <w:p>
+      <w:pPr>
+        <w:pStyle w:val="ListParagraph"/>
+        <w:numPr>
+          <w:ilvl w:val="1"/>
+          <w:numId w:val="2"/>
+        </w:numPr>
+        <w:spacing w:after="90" w:line="270" w:lineRule="auto"/>
+      </w:pPr>
+      <w:r>
+        <w:rPr>
+          <w:rFonts w:ascii="Calibri" w:cs="Calibri" w:eastAsia="Calibri" w:hAnsi="Calibri"/>
+          <w:color w:val="1A1A24"/>
+          <w:sz w:val="21"/>
+          <w:szCs w:val="21"/>
+        </w:rPr>
+        <w:t xml:space="preserve">Simulated or clearly labelled historical data only.</w:t>
+      </w:r>
+    </w:p>
+    <w:p>
+      <w:pPr>
+        <w:pStyle w:val="ListParagraph"/>
+        <w:numPr>
+          <w:ilvl w:val="1"/>
+          <w:numId w:val="2"/>
+        </w:numPr>
+        <w:spacing w:after="90" w:line="270" w:lineRule="auto"/>
+      </w:pPr>
+      <w:r>
+        <w:rPr>
+          <w:rFonts w:ascii="Calibri" w:cs="Calibri" w:eastAsia="Calibri" w:hAnsi="Calibri"/>
+          <w:color w:val="1A1A24"/>
+          <w:sz w:val="21"/>
+          <w:szCs w:val="21"/>
+        </w:rPr>
+        <w:t xml:space="preserve">No live market feed, no broker connectivity, no affiliate relationship.</w:t>
+      </w:r>
+    </w:p>
+    <w:p>
+      <w:pPr>
+        <w:pStyle w:val="ListParagraph"/>
+        <w:numPr>
+          <w:ilvl w:val="1"/>
+          <w:numId w:val="2"/>
+        </w:numPr>
+        <w:spacing w:after="90" w:line="270" w:lineRule="auto"/>
+      </w:pPr>
+      <w:r>
+        <w:rPr>
+          <w:rFonts w:ascii="Calibri" w:cs="Calibri" w:eastAsia="Calibri" w:hAnsi="Calibri"/>
+          <w:color w:val="1A1A24"/>
+          <w:sz w:val="21"/>
+          <w:szCs w:val="21"/>
+        </w:rPr>
+        <w:t xml:space="preserve">No trade signals.</w:t>
+      </w:r>
+    </w:p>
+    <w:p>
+      <w:pPr>
+        <w:pStyle w:val="ListParagraph"/>
+        <w:numPr>
+          <w:ilvl w:val="1"/>
+          <w:numId w:val="2"/>
+        </w:numPr>
+        <w:spacing w:after="90" w:line="270" w:lineRule="auto"/>
+      </w:pPr>
+      <w:r>
+        <w:rPr>
+          <w:rFonts w:ascii="Calibri" w:cs="Calibri" w:eastAsia="Calibri" w:hAnsi="Calibri"/>
+          <w:color w:val="1A1A24"/>
+          <w:sz w:val="21"/>
+          <w:szCs w:val="21"/>
+        </w:rPr>
+        <w:t xml:space="preserve">No payment code of any kind anywhere in the repository.</w:t>
+      </w:r>
+    </w:p>
+    <w:p>
+      <w:pPr>
+        <w:pStyle w:val="ListParagraph"/>
+        <w:numPr>
+          <w:ilvl w:val="1"/>
+          <w:numId w:val="2"/>
+        </w:numPr>
+        <w:spacing w:after="90" w:line="270" w:lineRule="auto"/>
+      </w:pPr>
+      <w:r>
+        <w:rPr>
+          <w:rFonts w:ascii="Calibri" w:cs="Calibri" w:eastAsia="Calibri" w:hAnsi="Calibri"/>
+          <w:color w:val="1A1A24"/>
+          <w:sz w:val="21"/>
+          <w:szCs w:val="21"/>
+        </w:rPr>
+        <w:t xml:space="preserve">No claim about returns or profitability in any copy.</w:t>
+      </w:r>
+    </w:p>
+    <w:p>
+      <w:pPr>
+        <w:pStyle w:val="ListParagraph"/>
+        <w:numPr>
+          <w:ilvl w:val="1"/>
+          <w:numId w:val="2"/>
+        </w:numPr>
+        <w:spacing w:after="90" w:line="270" w:lineRule="auto"/>
+      </w:pPr>
+      <w:r>
+        <w:rPr>
+          <w:rFonts w:ascii="Calibri" w:cs="Calibri" w:eastAsia="Calibri" w:hAnsi="Calibri"/>
+          <w:color w:val="1A1A24"/>
+          <w:sz w:val="21"/>
+          <w:szCs w:val="21"/>
+        </w:rPr>
+        <w:t xml:space="preserve">Eighteen plus, enforced in the sign-up form </w:t>
+      </w:r>
+      <w:r>
+        <w:rPr>
+          <w:rFonts w:ascii="Calibri" w:cs="Calibri" w:eastAsia="Calibri" w:hAnsi="Calibri"/>
+          <w:b/>
+          <w:bCs/>
+          <w:color w:val="1A1A24"/>
+          <w:sz w:val="21"/>
+          <w:szCs w:val="21"/>
+        </w:rPr>
+        <w:t xml:space="preserve">and</w:t>
+      </w:r>
+      <w:r>
+        <w:rPr>
+          <w:rFonts w:ascii="Calibri" w:cs="Calibri" w:eastAsia="Calibri" w:hAnsi="Calibri"/>
+          <w:color w:val="1A1A24"/>
+          <w:sz w:val="21"/>
+          <w:szCs w:val="21"/>
+        </w:rPr>
+        <w:t xml:space="preserve"> the database rules.</w:t>
+      </w:r>
+    </w:p>
+    <w:p>
+      <w:pPr>
+        <w:pStyle w:val="ListParagraph"/>
+        <w:numPr>
+          <w:ilvl w:val="1"/>
+          <w:numId w:val="2"/>
+        </w:numPr>
+        <w:spacing w:after="90" w:line="270" w:lineRule="auto"/>
+      </w:pPr>
+      <w:r>
+        <w:rPr>
+          <w:rFonts w:ascii="Calibri" w:cs="Calibri" w:eastAsia="Calibri" w:hAnsi="Calibri"/>
+          <w:color w:val="1A1A24"/>
+          <w:sz w:val="21"/>
+          <w:szCs w:val="21"/>
+        </w:rPr>
+        <w:t xml:space="preserve">A data-source pill on every chart surface.</w:t>
+      </w:r>
+    </w:p>
+    <w:p>
+      <w:pPr>
+        <w:pStyle w:val="ListParagraph"/>
+        <w:numPr>
+          <w:ilvl w:val="0"/>
+          <w:numId w:val="2"/>
+        </w:numPr>
+        <w:spacing w:after="90" w:line="270" w:lineRule="auto"/>
+      </w:pPr>
+      <w:r>
+        <w:rPr>
+          <w:rFonts w:ascii="Calibri" w:cs="Calibri" w:eastAsia="Calibri" w:hAnsi="Calibri"/>
+          <w:color w:val="1A1A24"/>
+          <w:sz w:val="21"/>
+          <w:szCs w:val="21"/>
+        </w:rPr>
+        <w:t xml:space="preserve">Each phase gate included a sweep against that list.</w:t>
+      </w:r>
+    </w:p>
+    <w:p>
+      <w:pPr>
+        <w:pStyle w:val="ListParagraph"/>
+        <w:numPr>
+          <w:ilvl w:val="0"/>
+          <w:numId w:val="2"/>
+        </w:numPr>
+        <w:spacing w:after="90" w:line="270" w:lineRule="auto"/>
+      </w:pPr>
+      <w:r>
+        <w:rPr>
+          <w:rFonts w:ascii="Calibri" w:cs="Calibri" w:eastAsia="Calibri" w:hAnsi="Calibri"/>
+          <w:color w:val="1A1A24"/>
+          <w:sz w:val="21"/>
+          <w:szCs w:val="21"/>
+        </w:rPr>
+        <w:t xml:space="preserve">Data protection: only what the model and the evaluation need is collected. Consent is versioned, requested before any learning data is written, and the decline path genuinely signs the user out. Learners can export their data as CSV and delete their account from settings.</w:t>
+      </w:r>
+    </w:p>
+    <w:p>
+      <w:pPr>
+        <w:pStyle w:val="ListParagraph"/>
+        <w:numPr>
+          <w:ilvl w:val="0"/>
+          <w:numId w:val="2"/>
+        </w:numPr>
+        <w:spacing w:after="90" w:line="270" w:lineRule="auto"/>
+      </w:pPr>
+      <w:r>
+        <w:rPr>
+          <w:rFonts w:ascii="Calibri" w:cs="Calibri" w:eastAsia="Calibri" w:hAnsi="Calibri"/>
+          <w:color w:val="1A1A24"/>
+          <w:sz w:val="21"/>
+          <w:szCs w:val="21"/>
+        </w:rPr>
+        <w:t xml:space="preserve">Professional standards: the BCS Code of Conduct, particularly the public-interest duty, is what turns those guardrails from a preference into an obligation given the subject matter and the beginner audience.</w:t>
+      </w:r>
+    </w:p>
+    <w:p>
+      <w:pPr>
+        <w:pStyle w:val="ListParagraph"/>
+        <w:numPr>
+          <w:ilvl w:val="0"/>
+          <w:numId w:val="2"/>
+        </w:numPr>
+        <w:spacing w:after="90" w:line="270" w:lineRule="auto"/>
+      </w:pPr>
+      <w:r>
+        <w:rPr>
+          <w:rFonts w:ascii="Calibri" w:cs="Calibri" w:eastAsia="Calibri" w:hAnsi="Calibri"/>
+          <w:b/>
+          <w:bCs/>
+          <w:color w:val="1A1A24"/>
+          <w:sz w:val="21"/>
+          <w:szCs w:val="21"/>
+        </w:rPr>
+        <w:t xml:space="preserve">Two requests I turned down, and both are in the decision log.</w:t>
+      </w:r>
+      <w:r>
+        <w:rPr>
+          <w:rFonts w:ascii="Calibri" w:cs="Calibri" w:eastAsia="Calibri" w:hAnsi="Calibri"/>
+          <w:color w:val="1A1A24"/>
+          <w:sz w:val="21"/>
+          <w:szCs w:val="21"/>
+        </w:rPr>
+        <w:t xml:space="preserve"> Volunteer these if you're asked how you handled ethics, because they're stronger than any policy statement.</w:t>
+      </w:r>
+    </w:p>
+    <w:p>
+      <w:pPr>
+        <w:pStyle w:val="ListParagraph"/>
+        <w:numPr>
+          <w:ilvl w:val="1"/>
+          <w:numId w:val="2"/>
+        </w:numPr>
+        <w:spacing w:after="90" w:line="270" w:lineRule="auto"/>
+      </w:pPr>
+      <w:r>
+        <w:rPr>
+          <w:rFonts w:ascii="Calibri" w:cs="Calibri" w:eastAsia="Calibri" w:hAnsi="Calibri"/>
+          <w:color w:val="1A1A24"/>
+          <w:sz w:val="21"/>
+          <w:szCs w:val="21"/>
+        </w:rPr>
+        <w:t xml:space="preserve">Copy about producing profitable traders. The FCA's financial-promotions rules bite on exactly that language and no course can honestly promise it. The path is framed as competence instead, and the prop-firm lesson ends by saying that no course, firm or method can promise profitability.</w:t>
+      </w:r>
+    </w:p>
+    <w:p>
+      <w:pPr>
+        <w:pStyle w:val="ListParagraph"/>
+        <w:numPr>
+          <w:ilvl w:val="1"/>
+          <w:numId w:val="2"/>
+        </w:numPr>
+        <w:spacing w:after="90" w:line="270" w:lineRule="auto"/>
+      </w:pPr>
+      <w:r>
+        <w:rPr>
+          <w:rFonts w:ascii="Calibri" w:cs="Calibri" w:eastAsia="Calibri" w:hAnsi="Calibri"/>
+          <w:color w:val="1A1A24"/>
+          <w:sz w:val="21"/>
+          <w:szCs w:val="21"/>
+        </w:rPr>
+        <w:t xml:space="preserve">Replacing the simulated charts with real data, at the time it was first asked. The consent screen, the ethics application and the report all said everything was simulated. The real case studies only went in later, after that wording was changed everywhere.</w:t>
+      </w:r>
+    </w:p>
+    <w:p>
+      <w:pPr>
+        <w:pStyle w:val="ListParagraph"/>
+        <w:numPr>
+          <w:ilvl w:val="0"/>
+          <w:numId w:val="2"/>
+        </w:numPr>
+        <w:spacing w:after="90" w:line="270" w:lineRule="auto"/>
+      </w:pPr>
+      <w:r>
+        <w:rPr>
+          <w:rFonts w:ascii="Calibri" w:cs="Calibri" w:eastAsia="Calibri" w:hAnsi="Calibri"/>
+          <w:color w:val="1A1A24"/>
+          <w:sz w:val="21"/>
+          <w:szCs w:val="21"/>
+        </w:rPr>
+        <w:t xml:space="preserve">The prop-firm lesson is a framework with dated facts rather than a ranking, and says so. Naming a best firm would be a recommendation the artefact's ethics position doesn't allow.</w:t>
       </w:r>
     </w:p>
     <w:p>
@@ -7749,277 +9888,188 @@
           <w:sz w:val="30"/>
           <w:szCs w:val="30"/>
         </w:rPr>
-        <w:t xml:space="preserve">23. The questions most likely to come, with answers</w:t>
-      </w:r>
-    </w:p>
-    <w:p>
-      <w:pPr>
-        <w:pStyle w:val="ListParagraph"/>
-        <w:numPr>
-          <w:ilvl w:val="0"/>
-          <w:numId w:val="2"/>
-        </w:numPr>
-        <w:spacing w:after="90" w:line="270" w:lineRule="auto"/>
-      </w:pPr>
-      <w:r>
-        <w:rPr>
-          <w:rFonts w:ascii="Calibri" w:cs="Calibri" w:eastAsia="Calibri" w:hAnsi="Calibri"/>
-          <w:b/>
-          <w:bCs/>
-          <w:color w:val="1A1A24"/>
-          <w:sz w:val="21"/>
-          <w:szCs w:val="21"/>
-        </w:rPr>
-        <w:t xml:space="preserve">"Why BKT and not a neural model?"</w:t>
-      </w:r>
-      <w:r>
-        <w:rPr>
-          <w:rFonts w:ascii="Calibri" w:cs="Calibri" w:eastAsia="Calibri" w:hAnsi="Calibri"/>
-          <w:color w:val="1A1A24"/>
-          <w:sz w:val="21"/>
-          <w:szCs w:val="21"/>
-        </w:rPr>
-        <w:t xml:space="preserve"> Interpretability and data volume. Deep knowledge tracing usually wins on raw predictive accuracy but needs far more interaction data than a single project can gather, and it can't tell a learner why. A four-parameter model I can display in a panel was the right trade, and the calibration report shows it's well calibrated at this scale.</w:t>
-      </w:r>
-    </w:p>
-    <w:p>
-      <w:pPr>
-        <w:pStyle w:val="ListParagraph"/>
-        <w:numPr>
-          <w:ilvl w:val="0"/>
-          <w:numId w:val="2"/>
-        </w:numPr>
-        <w:spacing w:after="90" w:line="270" w:lineRule="auto"/>
-      </w:pPr>
-      <w:r>
-        <w:rPr>
-          <w:rFonts w:ascii="Calibri" w:cs="Calibri" w:eastAsia="Calibri" w:hAnsi="Calibri"/>
-          <w:b/>
-          <w:bCs/>
-          <w:color w:val="1A1A24"/>
-          <w:sz w:val="21"/>
-          <w:szCs w:val="21"/>
-        </w:rPr>
-        <w:t xml:space="preserve">"Shouldn't you fit the parameters?"</w:t>
-      </w:r>
-      <w:r>
-        <w:rPr>
-          <w:rFonts w:ascii="Calibri" w:cs="Calibri" w:eastAsia="Calibri" w:hAnsi="Calibri"/>
-          <w:color w:val="1A1A24"/>
-          <w:sz w:val="21"/>
-          <w:szCs w:val="21"/>
-        </w:rPr>
-        <w:t xml:space="preserve"> I tested it. Fitting the prior and learn rate per learner on twenty answers makes held-out forecasts slightly worse than the fixed defaults. So eventually yes, but not at this data volume, and I have the number rather than an opinion.</w:t>
-      </w:r>
-    </w:p>
-    <w:p>
-      <w:pPr>
-        <w:pStyle w:val="ListParagraph"/>
-        <w:numPr>
-          <w:ilvl w:val="0"/>
-          <w:numId w:val="2"/>
-        </w:numPr>
-        <w:spacing w:after="90" w:line="270" w:lineRule="auto"/>
-      </w:pPr>
-      <w:r>
-        <w:rPr>
-          <w:rFonts w:ascii="Calibri" w:cs="Calibri" w:eastAsia="Calibri" w:hAnsi="Calibri"/>
-          <w:b/>
-          <w:bCs/>
-          <w:color w:val="1A1A24"/>
-          <w:sz w:val="21"/>
-          <w:szCs w:val="21"/>
-        </w:rPr>
-        <w:t xml:space="preserve">"How do you know any of this works?"</w:t>
-      </w:r>
-      <w:r>
-        <w:rPr>
-          <w:rFonts w:ascii="Calibri" w:cs="Calibri" w:eastAsia="Calibri" w:hAnsi="Calibri"/>
-          <w:color w:val="1A1A24"/>
-          <w:sz w:val="21"/>
-          <w:szCs w:val="21"/>
-        </w:rPr>
-        <w:t xml:space="preserve"> Be precise about what "works" means. The code is verified at four levels. The model is calibrated to within half a percentage point on simulated data. Whether it teaches anyone is an open question that needs participants.</w:t>
-      </w:r>
-    </w:p>
-    <w:p>
-      <w:pPr>
-        <w:pStyle w:val="ListParagraph"/>
-        <w:numPr>
-          <w:ilvl w:val="0"/>
-          <w:numId w:val="2"/>
-        </w:numPr>
-        <w:spacing w:after="90" w:line="270" w:lineRule="auto"/>
-      </w:pPr>
-      <w:r>
-        <w:rPr>
-          <w:rFonts w:ascii="Calibri" w:cs="Calibri" w:eastAsia="Calibri" w:hAnsi="Calibri"/>
-          <w:b/>
-          <w:bCs/>
-          <w:color w:val="1A1A24"/>
-          <w:sz w:val="21"/>
-          <w:szCs w:val="21"/>
-        </w:rPr>
-        <w:t xml:space="preserve">"How much of this did you write?"</w:t>
-      </w:r>
-      <w:r>
-        <w:rPr>
-          <w:rFonts w:ascii="Calibri" w:cs="Calibri" w:eastAsia="Calibri" w:hAnsi="Calibri"/>
-          <w:color w:val="1A1A24"/>
-          <w:sz w:val="21"/>
-          <w:szCs w:val="21"/>
-        </w:rPr>
-        <w:t xml:space="preserve"> All the design decisions and the architecture. AI assistance during implementation, declared in the report. The evidence of my own reasoning is the decision log, including the reversals.</w:t>
-      </w:r>
-    </w:p>
-    <w:p>
-      <w:pPr>
-        <w:pStyle w:val="ListParagraph"/>
-        <w:numPr>
-          <w:ilvl w:val="0"/>
-          <w:numId w:val="2"/>
-        </w:numPr>
-        <w:spacing w:after="90" w:line="270" w:lineRule="auto"/>
-      </w:pPr>
-      <w:r>
-        <w:rPr>
-          <w:rFonts w:ascii="Calibri" w:cs="Calibri" w:eastAsia="Calibri" w:hAnsi="Calibri"/>
-          <w:b/>
-          <w:bCs/>
-          <w:color w:val="1A1A24"/>
-          <w:sz w:val="21"/>
-          <w:szCs w:val="21"/>
-        </w:rPr>
-        <w:t xml:space="preserve">"Isn't the chart data fake?"</w:t>
-      </w:r>
-      <w:r>
-        <w:rPr>
-          <w:rFonts w:ascii="Calibri" w:cs="Calibri" w:eastAsia="Calibri" w:hAnsi="Calibri"/>
-          <w:color w:val="1A1A24"/>
-          <w:sz w:val="21"/>
-          <w:szCs w:val="21"/>
-        </w:rPr>
-        <w:t xml:space="preserve"> Constructed, and labelled as constructed on every one. That's the point: a random chart wouldn't reliably contain the pattern being taught, and a real chart I'd hand-picked to show the pattern would be worse science. The sixteen real case studies are genuine historical bars, attributed and dated, found by detectors rather than by eye.</w:t>
-      </w:r>
-    </w:p>
-    <w:p>
-      <w:pPr>
-        <w:pStyle w:val="ListParagraph"/>
-        <w:numPr>
-          <w:ilvl w:val="0"/>
-          <w:numId w:val="2"/>
-        </w:numPr>
-        <w:spacing w:after="90" w:line="270" w:lineRule="auto"/>
-      </w:pPr>
-      <w:r>
-        <w:rPr>
-          <w:rFonts w:ascii="Calibri" w:cs="Calibri" w:eastAsia="Calibri" w:hAnsi="Calibri"/>
-          <w:b/>
-          <w:bCs/>
-          <w:color w:val="1A1A24"/>
-          <w:sz w:val="21"/>
-          <w:szCs w:val="21"/>
-        </w:rPr>
-        <w:t xml:space="preserve">"Why is the accessibility work so extensive for a dissertation?"</w:t>
-      </w:r>
-      <w:r>
-        <w:rPr>
-          <w:rFonts w:ascii="Calibri" w:cs="Calibri" w:eastAsia="Calibri" w:hAnsi="Calibri"/>
-          <w:color w:val="1A1A24"/>
-          <w:sz w:val="21"/>
-          <w:szCs w:val="21"/>
-        </w:rPr>
-        <w:t xml:space="preserve"> Because the target is a real standard rather than a gesture, and because an educational tool that excludes people isn't much of an educational tool. It's also audited, which is the difference between a claim and a result.</w:t>
-      </w:r>
-    </w:p>
-    <w:p>
-      <w:pPr>
-        <w:pStyle w:val="ListParagraph"/>
-        <w:numPr>
-          <w:ilvl w:val="0"/>
-          <w:numId w:val="2"/>
-        </w:numPr>
-        <w:spacing w:after="90" w:line="270" w:lineRule="auto"/>
-      </w:pPr>
-      <w:r>
-        <w:rPr>
-          <w:rFonts w:ascii="Calibri" w:cs="Calibri" w:eastAsia="Calibri" w:hAnsi="Calibri"/>
-          <w:b/>
-          <w:bCs/>
-          <w:color w:val="1A1A24"/>
-          <w:sz w:val="21"/>
-          <w:szCs w:val="21"/>
-        </w:rPr>
-        <w:t xml:space="preserve">"What would you do differently?"</w:t>
-      </w:r>
-      <w:r>
-        <w:rPr>
-          <w:rFonts w:ascii="Calibri" w:cs="Calibri" w:eastAsia="Calibri" w:hAnsi="Calibri"/>
-          <w:color w:val="1A1A24"/>
-          <w:sz w:val="21"/>
-          <w:szCs w:val="21"/>
-        </w:rPr>
-        <w:t xml:space="preserve"> Schedule the participant study first and fit the build around it. The build absorbed the time and by the time the curriculum was finished the window had closed. And make the development and research environment separation structural from the first commit rather than after test accounts reached the live database.</w:t>
-      </w:r>
-    </w:p>
-    <w:p>
-      <w:pPr>
-        <w:pStyle w:val="ListParagraph"/>
-        <w:numPr>
-          <w:ilvl w:val="0"/>
-          <w:numId w:val="2"/>
-        </w:numPr>
-        <w:spacing w:after="90" w:line="270" w:lineRule="auto"/>
-      </w:pPr>
-      <w:r>
-        <w:rPr>
-          <w:rFonts w:ascii="Calibri" w:cs="Calibri" w:eastAsia="Calibri" w:hAnsi="Calibri"/>
-          <w:b/>
-          <w:bCs/>
-          <w:color w:val="1A1A24"/>
-          <w:sz w:val="21"/>
-          <w:szCs w:val="21"/>
-        </w:rPr>
-        <w:t xml:space="preserve">"What's the single most original thing here?"</w:t>
-      </w:r>
-      <w:r>
-        <w:rPr>
-          <w:rFonts w:ascii="Calibri" w:cs="Calibri" w:eastAsia="Calibri" w:hAnsi="Calibri"/>
-          <w:color w:val="1A1A24"/>
-          <w:sz w:val="21"/>
-          <w:szCs w:val="21"/>
-        </w:rPr>
-        <w:t xml:space="preserve"> The open learner model rendering the routing engine's actual decision object rather than a summary of it. Most systems that explain themselves are explaining a reconstruction, which can drift. This one structurally can't, because there's only one object.</w:t>
-      </w:r>
-    </w:p>
-    <w:p>
-      <w:pPr>
-        <w:pStyle w:val="ListParagraph"/>
-        <w:numPr>
-          <w:ilvl w:val="0"/>
-          <w:numId w:val="2"/>
-        </w:numPr>
-        <w:spacing w:after="90" w:line="270" w:lineRule="auto"/>
-      </w:pPr>
-      <w:r>
-        <w:rPr>
-          <w:rFonts w:ascii="Calibri" w:cs="Calibri" w:eastAsia="Calibri" w:hAnsi="Calibri"/>
-          <w:b/>
-          <w:bCs/>
-          <w:color w:val="1A1A24"/>
-          <w:sz w:val="21"/>
-          <w:szCs w:val="21"/>
-        </w:rPr>
-        <w:t xml:space="preserve">"Where does this go next?"</w:t>
-      </w:r>
-      <w:r>
-        <w:rPr>
-          <w:rFonts w:ascii="Calibri" w:cs="Calibri" w:eastAsia="Calibri" w:hAnsi="Calibri"/>
-          <w:color w:val="1A1A24"/>
-          <w:sz w:val="21"/>
-          <w:szCs w:val="21"/>
-        </w:rPr>
-        <w:t xml:space="preserve"> The participant study, then fitting the parameters on real responses, then a forgetting term. Deep knowledge tracing is the long-horizon option and the comparative evidence is clear that its advantage arrives with data volume, which is precisely what a system that has just started collecting responses doesn't have.</w:t>
+        <w:t xml:space="preserve">23. Evidence of process</w:t>
+      </w:r>
+    </w:p>
+    <w:p>
+      <w:pPr>
+        <w:pStyle w:val="ListParagraph"/>
+        <w:numPr>
+          <w:ilvl w:val="0"/>
+          <w:numId w:val="2"/>
+        </w:numPr>
+        <w:spacing w:after="90" w:line="270" w:lineRule="auto"/>
+      </w:pPr>
+      <w:r>
+        <w:rPr>
+          <w:rFonts w:ascii="Calibri" w:cs="Calibri" w:eastAsia="Calibri" w:hAnsi="Calibri"/>
+          <w:color w:val="1A1A24"/>
+          <w:sz w:val="21"/>
+          <w:szCs w:val="21"/>
+        </w:rPr>
+        <w:t xml:space="preserve">39 commits with six phase tags.</w:t>
+      </w:r>
+    </w:p>
+    <w:p>
+      <w:pPr>
+        <w:pStyle w:val="ListParagraph"/>
+        <w:numPr>
+          <w:ilvl w:val="0"/>
+          <w:numId w:val="2"/>
+        </w:numPr>
+        <w:spacing w:after="90" w:line="270" w:lineRule="auto"/>
+      </w:pPr>
+      <w:r>
+        <w:rPr>
+          <w:rFonts w:ascii="Calibri" w:cs="Calibri" w:eastAsia="Calibri" w:hAnsi="Calibri"/>
+          <w:color w:val="1A1A24"/>
+          <w:sz w:val="21"/>
+          <w:szCs w:val="21"/>
+        </w:rPr>
+        <w:t xml:space="preserve">Over 70 decision-log entries with reasoning attached, written at the moment each decision was taken.</w:t>
+      </w:r>
+    </w:p>
+    <w:p>
+      <w:pPr>
+        <w:pStyle w:val="ListParagraph"/>
+        <w:numPr>
+          <w:ilvl w:val="0"/>
+          <w:numId w:val="2"/>
+        </w:numPr>
+        <w:spacing w:after="90" w:line="270" w:lineRule="auto"/>
+      </w:pPr>
+      <w:r>
+        <w:rPr>
+          <w:rFonts w:ascii="Calibri" w:cs="Calibri" w:eastAsia="Calibri" w:hAnsi="Calibri"/>
+          <w:color w:val="1A1A24"/>
+          <w:sz w:val="21"/>
+          <w:szCs w:val="21"/>
+        </w:rPr>
+        <w:t xml:space="preserve">The log contains reversals as well as decisions that stuck. That's the evidence of judgement rather than output, and it's what to point at if asked how the project was managed.</w:t>
+      </w:r>
+    </w:p>
+    <w:p>
+      <w:pPr>
+        <w:pStyle w:val="ListParagraph"/>
+        <w:numPr>
+          <w:ilvl w:val="0"/>
+          <w:numId w:val="2"/>
+        </w:numPr>
+        <w:spacing w:after="90" w:line="270" w:lineRule="auto"/>
+      </w:pPr>
+      <w:r>
+        <w:rPr>
+          <w:rFonts w:ascii="Calibri" w:cs="Calibri" w:eastAsia="Calibri" w:hAnsi="Calibri"/>
+          <w:color w:val="1A1A24"/>
+          <w:sz w:val="21"/>
+          <w:szCs w:val="21"/>
+        </w:rPr>
+        <w:t xml:space="preserve">Three reversals worth being able to name:</w:t>
+      </w:r>
+    </w:p>
+    <w:p>
+      <w:pPr>
+        <w:pStyle w:val="ListParagraph"/>
+        <w:numPr>
+          <w:ilvl w:val="1"/>
+          <w:numId w:val="2"/>
+        </w:numPr>
+        <w:spacing w:after="90" w:line="270" w:lineRule="auto"/>
+      </w:pPr>
+      <w:r>
+        <w:rPr>
+          <w:rFonts w:ascii="Calibri" w:cs="Calibri" w:eastAsia="Calibri" w:hAnsi="Calibri"/>
+          <w:color w:val="1A1A24"/>
+          <w:sz w:val="21"/>
+          <w:szCs w:val="21"/>
+        </w:rPr>
+        <w:t xml:space="preserve">The blurred aurora effect, built, measured at 19 frames per second, deleted.</w:t>
+      </w:r>
+    </w:p>
+    <w:p>
+      <w:pPr>
+        <w:pStyle w:val="ListParagraph"/>
+        <w:numPr>
+          <w:ilvl w:val="1"/>
+          <w:numId w:val="2"/>
+        </w:numPr>
+        <w:spacing w:after="90" w:line="270" w:lineRule="auto"/>
+      </w:pPr>
+      <w:r>
+        <w:rPr>
+          <w:rFonts w:ascii="Calibri" w:cs="Calibri" w:eastAsia="Calibri" w:hAnsi="Calibri"/>
+          <w:color w:val="1A1A24"/>
+          <w:sz w:val="21"/>
+          <w:szCs w:val="21"/>
+        </w:rPr>
+        <w:t xml:space="preserve">The dev-server arrangement, reversed after it caused the same confusion three times in one day.</w:t>
+      </w:r>
+    </w:p>
+    <w:p>
+      <w:pPr>
+        <w:pStyle w:val="ListParagraph"/>
+        <w:numPr>
+          <w:ilvl w:val="1"/>
+          <w:numId w:val="2"/>
+        </w:numPr>
+        <w:spacing w:after="90" w:line="270" w:lineRule="auto"/>
+      </w:pPr>
+      <w:r>
+        <w:rPr>
+          <w:rFonts w:ascii="Calibri" w:cs="Calibri" w:eastAsia="Calibri" w:hAnsi="Calibri"/>
+          <w:color w:val="1A1A24"/>
+          <w:sz w:val="21"/>
+          <w:szCs w:val="21"/>
+        </w:rPr>
+        <w:t xml:space="preserve">The skill-map ordering, which sorted by prerequisite count and produced an arbitrary route because every module after the first has exactly one prerequisite. Replaced with a walk of the chain.</w:t>
+      </w:r>
+    </w:p>
+    <w:p>
+      <w:pPr>
+        <w:pStyle w:val="ListParagraph"/>
+        <w:numPr>
+          <w:ilvl w:val="0"/>
+          <w:numId w:val="2"/>
+        </w:numPr>
+        <w:spacing w:after="90" w:line="270" w:lineRule="auto"/>
+      </w:pPr>
+      <w:r>
+        <w:rPr>
+          <w:rFonts w:ascii="Consolas" w:cs="Consolas" w:eastAsia="Consolas" w:hAnsi="Consolas"/>
+          <w:color w:val="1A1A24"/>
+          <w:sz w:val="19"/>
+          <w:szCs w:val="19"/>
+          <w:shd w:fill="F2F2F7" w:color="auto" w:val="clear"/>
+        </w:rPr>
+        <w:t xml:space="preserve">docs/EVALUATION.md</w:t>
+      </w:r>
+      <w:r>
+        <w:rPr>
+          <w:rFonts w:ascii="Calibri" w:cs="Calibri" w:eastAsia="Calibri" w:hAnsi="Calibri"/>
+          <w:color w:val="1A1A24"/>
+          <w:sz w:val="21"/>
+          <w:szCs w:val="21"/>
+        </w:rPr>
+        <w:t xml:space="preserve"> holds the per-phase verification record. </w:t>
+      </w:r>
+      <w:r>
+        <w:rPr>
+          <w:rFonts w:ascii="Consolas" w:cs="Consolas" w:eastAsia="Consolas" w:hAnsi="Consolas"/>
+          <w:color w:val="1A1A24"/>
+          <w:sz w:val="19"/>
+          <w:szCs w:val="19"/>
+          <w:shd w:fill="F2F2F7" w:color="auto" w:val="clear"/>
+        </w:rPr>
+        <w:t xml:space="preserve">docs/PARKED.md</w:t>
+      </w:r>
+      <w:r>
+        <w:rPr>
+          <w:rFonts w:ascii="Calibri" w:cs="Calibri" w:eastAsia="Calibri" w:hAnsi="Calibri"/>
+          <w:color w:val="1A1A24"/>
+          <w:sz w:val="21"/>
+          <w:szCs w:val="21"/>
+        </w:rPr>
+        <w:t xml:space="preserve"> records what was designed and deliberately not built.</w:t>
       </w:r>
     </w:p>
     <w:p>
@@ -8041,7 +10091,561 @@
           <w:sz w:val="30"/>
           <w:szCs w:val="30"/>
         </w:rPr>
-        <w:t xml:space="preserve">24. Things that are true but easy to get wrong under pressure</w:t>
+        <w:t xml:space="preserve">24. Limitations, stated before they're asked</w:t>
+      </w:r>
+    </w:p>
+    <w:p>
+      <w:pPr>
+        <w:pStyle w:val="ListParagraph"/>
+        <w:numPr>
+          <w:ilvl w:val="0"/>
+          <w:numId w:val="2"/>
+        </w:numPr>
+        <w:spacing w:after="90" w:line="270" w:lineRule="auto"/>
+      </w:pPr>
+      <w:r>
+        <w:rPr>
+          <w:rFonts w:ascii="Calibri" w:cs="Calibri" w:eastAsia="Calibri" w:hAnsi="Calibri"/>
+          <w:b/>
+          <w:bCs/>
+          <w:color w:val="1A1A24"/>
+          <w:sz w:val="21"/>
+          <w:szCs w:val="21"/>
+        </w:rPr>
+        <w:t xml:space="preserve">No human learners yet, and the shape of that has changed.</w:t>
+      </w:r>
+      <w:r>
+        <w:rPr>
+          <w:rFonts w:ascii="Calibri" w:cs="Calibri" w:eastAsia="Calibri" w:hAnsi="Calibri"/>
+          <w:color w:val="1A1A24"/>
+          <w:sz w:val="21"/>
+          <w:szCs w:val="21"/>
+        </w:rPr>
+        <w:t xml:space="preserve"> The instruments are built and tested end to end: a post-test, a usability survey and an analysis script that produces the results document. What's missing is recruitment, not engineering. Everything demonstrated is still about correctness, behaviour and calibration rather than about whether anyone learns. Say it before the panel does, and say it in the new form: I haven't recruited anyone, not I couldn't build the study.</w:t>
+      </w:r>
+    </w:p>
+    <w:p>
+      <w:pPr>
+        <w:pStyle w:val="ListParagraph"/>
+        <w:numPr>
+          <w:ilvl w:val="0"/>
+          <w:numId w:val="2"/>
+        </w:numPr>
+        <w:spacing w:after="90" w:line="270" w:lineRule="auto"/>
+      </w:pPr>
+      <w:r>
+        <w:rPr>
+          <w:rFonts w:ascii="Calibri" w:cs="Calibri" w:eastAsia="Calibri" w:hAnsi="Calibri"/>
+          <w:b/>
+          <w:bCs/>
+          <w:color w:val="1A1A24"/>
+          <w:sz w:val="21"/>
+          <w:szCs w:val="21"/>
+        </w:rPr>
+        <w:t xml:space="preserve">Parameters are defaults, not fitted.</w:t>
+      </w:r>
+      <w:r>
+        <w:rPr>
+          <w:rFonts w:ascii="Calibri" w:cs="Calibri" w:eastAsia="Calibri" w:hAnsi="Calibri"/>
+          <w:color w:val="1A1A24"/>
+          <w:sz w:val="21"/>
+          <w:szCs w:val="21"/>
+        </w:rPr>
+        <w:t xml:space="preserve"> The calibration work says that's currently the better choice, but it's a finding about this data volume, not a principle.</w:t>
+      </w:r>
+    </w:p>
+    <w:p>
+      <w:pPr>
+        <w:pStyle w:val="ListParagraph"/>
+        <w:numPr>
+          <w:ilvl w:val="0"/>
+          <w:numId w:val="2"/>
+        </w:numPr>
+        <w:spacing w:after="90" w:line="270" w:lineRule="auto"/>
+      </w:pPr>
+      <w:r>
+        <w:rPr>
+          <w:rFonts w:ascii="Calibri" w:cs="Calibri" w:eastAsia="Calibri" w:hAnsi="Calibri"/>
+          <w:b/>
+          <w:bCs/>
+          <w:color w:val="1A1A24"/>
+          <w:sz w:val="21"/>
+          <w:szCs w:val="21"/>
+        </w:rPr>
+        <w:t xml:space="preserve">The model assumes no forgetting.</w:t>
+      </w:r>
+      <w:r>
+        <w:rPr>
+          <w:rFonts w:ascii="Calibri" w:cs="Calibri" w:eastAsia="Calibri" w:hAnsi="Calibri"/>
+          <w:color w:val="1A1A24"/>
+          <w:sz w:val="21"/>
+          <w:szCs w:val="21"/>
+        </w:rPr>
+        <w:t xml:space="preserve"> Plainly false for human learners, and the most obvious extension. The review queue currently identifies fading topics by time since last seen, which is a heuristic standing in for a model term.</w:t>
+      </w:r>
+    </w:p>
+    <w:p>
+      <w:pPr>
+        <w:pStyle w:val="ListParagraph"/>
+        <w:numPr>
+          <w:ilvl w:val="0"/>
+          <w:numId w:val="2"/>
+        </w:numPr>
+        <w:spacing w:after="90" w:line="270" w:lineRule="auto"/>
+      </w:pPr>
+      <w:r>
+        <w:rPr>
+          <w:rFonts w:ascii="Calibri" w:cs="Calibri" w:eastAsia="Calibri" w:hAnsi="Calibri"/>
+          <w:b/>
+          <w:bCs/>
+          <w:color w:val="1A1A24"/>
+          <w:sz w:val="21"/>
+          <w:szCs w:val="21"/>
+        </w:rPr>
+        <w:t xml:space="preserve">The mastery threshold is a defensible choice, not a derived one.</w:t>
+      </w:r>
+      <w:r>
+        <w:rPr>
+          <w:rFonts w:ascii="Calibri" w:cs="Calibri" w:eastAsia="Calibri" w:hAnsi="Calibri"/>
+          <w:color w:val="1A1A24"/>
+          <w:sz w:val="21"/>
+          <w:szCs w:val="21"/>
+        </w:rPr>
+        <w:t xml:space="preserve"> Pelánek is right that a single probability can't carry both the system's uncertainty and the learner's degree of knowledge.</w:t>
+      </w:r>
+    </w:p>
+    <w:p>
+      <w:pPr>
+        <w:pStyle w:val="ListParagraph"/>
+        <w:numPr>
+          <w:ilvl w:val="0"/>
+          <w:numId w:val="2"/>
+        </w:numPr>
+        <w:spacing w:after="90" w:line="270" w:lineRule="auto"/>
+      </w:pPr>
+      <w:r>
+        <w:rPr>
+          <w:rFonts w:ascii="Calibri" w:cs="Calibri" w:eastAsia="Calibri" w:hAnsi="Calibri"/>
+          <w:b/>
+          <w:bCs/>
+          <w:color w:val="1A1A24"/>
+          <w:sz w:val="21"/>
+          <w:szCs w:val="21"/>
+        </w:rPr>
+        <w:t xml:space="preserve">The curriculum content is practitioner material with no peer-reviewed validation.</w:t>
+      </w:r>
+      <w:r>
+        <w:rPr>
+          <w:rFonts w:ascii="Calibri" w:cs="Calibri" w:eastAsia="Calibri" w:hAnsi="Calibri"/>
+          <w:color w:val="1A1A24"/>
+          <w:sz w:val="21"/>
+          <w:szCs w:val="21"/>
+        </w:rPr>
+        <w:t xml:space="preserve"> The project treats its pedagogical delivery as the research object and makes no claim about profitability. That separation is what keeps the whole thing assessable as computing research.</w:t>
+      </w:r>
+    </w:p>
+    <w:p>
+      <w:pPr>
+        <w:pStyle w:val="ListParagraph"/>
+        <w:numPr>
+          <w:ilvl w:val="0"/>
+          <w:numId w:val="2"/>
+        </w:numPr>
+        <w:spacing w:after="90" w:line="270" w:lineRule="auto"/>
+      </w:pPr>
+      <w:r>
+        <w:rPr>
+          <w:rFonts w:ascii="Calibri" w:cs="Calibri" w:eastAsia="Calibri" w:hAnsi="Calibri"/>
+          <w:b/>
+          <w:bCs/>
+          <w:color w:val="1A1A24"/>
+          <w:sz w:val="21"/>
+          <w:szCs w:val="21"/>
+        </w:rPr>
+        <w:t xml:space="preserve">The calibration evidence is simulated.</w:t>
+      </w:r>
+      <w:r>
+        <w:rPr>
+          <w:rFonts w:ascii="Calibri" w:cs="Calibri" w:eastAsia="Calibri" w:hAnsi="Calibri"/>
+          <w:color w:val="1A1A24"/>
+          <w:sz w:val="21"/>
+          <w:szCs w:val="21"/>
+        </w:rPr>
+        <w:t xml:space="preserve"> It shares the engine's emission parameters, so it tests the priors rather than the emission model.</w:t>
+      </w:r>
+    </w:p>
+    <w:p>
+      <w:pPr>
+        <w:pStyle w:val="ListParagraph"/>
+        <w:numPr>
+          <w:ilvl w:val="0"/>
+          <w:numId w:val="2"/>
+        </w:numPr>
+        <w:spacing w:after="90" w:line="270" w:lineRule="auto"/>
+      </w:pPr>
+      <w:r>
+        <w:rPr>
+          <w:rFonts w:ascii="Calibri" w:cs="Calibri" w:eastAsia="Calibri" w:hAnsi="Calibri"/>
+          <w:b/>
+          <w:bCs/>
+          <w:color w:val="1A1A24"/>
+          <w:sz w:val="21"/>
+          <w:szCs w:val="21"/>
+        </w:rPr>
+        <w:t xml:space="preserve">The routing evidence is a policy comparison, not a learning outcome.</w:t>
+      </w:r>
+      <w:r>
+        <w:rPr>
+          <w:rFonts w:ascii="Calibri" w:cs="Calibri" w:eastAsia="Calibri" w:hAnsi="Calibri"/>
+          <w:color w:val="1A1A24"/>
+          <w:sz w:val="21"/>
+          <w:szCs w:val="21"/>
+        </w:rPr>
+        <w:t xml:space="preserve"> The simulation shows the adaptive policy reaches the same true knowledge for 46 per cent of the items under a stated generative model. It says nothing about humans, and the over-calling it predicts, about one module in sixteen, is exactly what the post-test is built to measure.</w:t>
+      </w:r>
+    </w:p>
+    <w:p>
+      <w:pPr>
+        <w:pStyle w:val="Heading1"/>
+        <w:keepNext/>
+        <w:pageBreakBefore/>
+        <w:pBdr>
+          <w:bottom w:val="single" w:color="D8D8E2" w:sz="6" w:space="6"/>
+        </w:pBdr>
+        <w:spacing w:after="180" w:before="400" w:lineRule="auto"/>
+      </w:pPr>
+      <w:r>
+        <w:rPr>
+          <w:rFonts w:ascii="Calibri" w:cs="Calibri" w:eastAsia="Calibri" w:hAnsi="Calibri"/>
+          <w:b/>
+          <w:bCs/>
+          <w:color w:val="3B3BA8"/>
+          <w:sz w:val="30"/>
+          <w:szCs w:val="30"/>
+        </w:rPr>
+        <w:t xml:space="preserve">25. The questions most likely to come, with answers</w:t>
+      </w:r>
+    </w:p>
+    <w:p>
+      <w:pPr>
+        <w:pStyle w:val="ListParagraph"/>
+        <w:numPr>
+          <w:ilvl w:val="0"/>
+          <w:numId w:val="2"/>
+        </w:numPr>
+        <w:spacing w:after="90" w:line="270" w:lineRule="auto"/>
+      </w:pPr>
+      <w:r>
+        <w:rPr>
+          <w:rFonts w:ascii="Calibri" w:cs="Calibri" w:eastAsia="Calibri" w:hAnsi="Calibri"/>
+          <w:b/>
+          <w:bCs/>
+          <w:color w:val="1A1A24"/>
+          <w:sz w:val="21"/>
+          <w:szCs w:val="21"/>
+        </w:rPr>
+        <w:t xml:space="preserve">"Why BKT and not a neural model?"</w:t>
+      </w:r>
+      <w:r>
+        <w:rPr>
+          <w:rFonts w:ascii="Calibri" w:cs="Calibri" w:eastAsia="Calibri" w:hAnsi="Calibri"/>
+          <w:color w:val="1A1A24"/>
+          <w:sz w:val="21"/>
+          <w:szCs w:val="21"/>
+        </w:rPr>
+        <w:t xml:space="preserve"> Interpretability and data volume. Deep knowledge tracing usually wins on raw predictive accuracy but needs far more interaction data than a single project can gather, and it can't tell a learner why. A four-parameter model I can display in a panel was the right trade, and the calibration report shows it's well calibrated at this scale.</w:t>
+      </w:r>
+    </w:p>
+    <w:p>
+      <w:pPr>
+        <w:pStyle w:val="ListParagraph"/>
+        <w:numPr>
+          <w:ilvl w:val="0"/>
+          <w:numId w:val="2"/>
+        </w:numPr>
+        <w:spacing w:after="90" w:line="270" w:lineRule="auto"/>
+      </w:pPr>
+      <w:r>
+        <w:rPr>
+          <w:rFonts w:ascii="Calibri" w:cs="Calibri" w:eastAsia="Calibri" w:hAnsi="Calibri"/>
+          <w:b/>
+          <w:bCs/>
+          <w:color w:val="1A1A24"/>
+          <w:sz w:val="21"/>
+          <w:szCs w:val="21"/>
+        </w:rPr>
+        <w:t xml:space="preserve">"Shouldn't you fit the parameters?"</w:t>
+      </w:r>
+      <w:r>
+        <w:rPr>
+          <w:rFonts w:ascii="Calibri" w:cs="Calibri" w:eastAsia="Calibri" w:hAnsi="Calibri"/>
+          <w:color w:val="1A1A24"/>
+          <w:sz w:val="21"/>
+          <w:szCs w:val="21"/>
+        </w:rPr>
+        <w:t xml:space="preserve"> I tested it. Fitting the prior and learn rate per learner on twenty answers makes held-out forecasts slightly worse than the fixed defaults. So eventually yes, but not at this data volume, and I have the number rather than an opinion.</w:t>
+      </w:r>
+    </w:p>
+    <w:p>
+      <w:pPr>
+        <w:pStyle w:val="ListParagraph"/>
+        <w:numPr>
+          <w:ilvl w:val="0"/>
+          <w:numId w:val="2"/>
+        </w:numPr>
+        <w:spacing w:after="90" w:line="270" w:lineRule="auto"/>
+      </w:pPr>
+      <w:r>
+        <w:rPr>
+          <w:rFonts w:ascii="Calibri" w:cs="Calibri" w:eastAsia="Calibri" w:hAnsi="Calibri"/>
+          <w:b/>
+          <w:bCs/>
+          <w:color w:val="1A1A24"/>
+          <w:sz w:val="21"/>
+          <w:szCs w:val="21"/>
+        </w:rPr>
+        <w:t xml:space="preserve">"How do you know any of this works?"</w:t>
+      </w:r>
+      <w:r>
+        <w:rPr>
+          <w:rFonts w:ascii="Calibri" w:cs="Calibri" w:eastAsia="Calibri" w:hAnsi="Calibri"/>
+          <w:color w:val="1A1A24"/>
+          <w:sz w:val="21"/>
+          <w:szCs w:val="21"/>
+        </w:rPr>
+        <w:t xml:space="preserve"> Be precise about what "works" means. The code is verified at four levels, with the engine modules at full line coverage. The model is calibrated to within half a percentage point on simulated data. The adaptation is measurably more efficient than a fixed syllabus under a stated generative model, with its cost stated. Whether it teaches anyone is an open question that needs participants, and the instruments to answer it exist.</w:t>
+      </w:r>
+    </w:p>
+    <w:p>
+      <w:pPr>
+        <w:pStyle w:val="ListParagraph"/>
+        <w:numPr>
+          <w:ilvl w:val="0"/>
+          <w:numId w:val="2"/>
+        </w:numPr>
+        <w:spacing w:after="90" w:line="270" w:lineRule="auto"/>
+      </w:pPr>
+      <w:r>
+        <w:rPr>
+          <w:rFonts w:ascii="Calibri" w:cs="Calibri" w:eastAsia="Calibri" w:hAnsi="Calibri"/>
+          <w:b/>
+          <w:bCs/>
+          <w:color w:val="1A1A24"/>
+          <w:sz w:val="21"/>
+          <w:szCs w:val="21"/>
+        </w:rPr>
+        <w:t xml:space="preserve">"How much of this did you write?"</w:t>
+      </w:r>
+      <w:r>
+        <w:rPr>
+          <w:rFonts w:ascii="Calibri" w:cs="Calibri" w:eastAsia="Calibri" w:hAnsi="Calibri"/>
+          <w:color w:val="1A1A24"/>
+          <w:sz w:val="21"/>
+          <w:szCs w:val="21"/>
+        </w:rPr>
+        <w:t xml:space="preserve"> All the design decisions and the architecture. AI assistance during implementation, declared in the report. The evidence of my own reasoning is the decision log, including the reversals.</w:t>
+      </w:r>
+    </w:p>
+    <w:p>
+      <w:pPr>
+        <w:pStyle w:val="ListParagraph"/>
+        <w:numPr>
+          <w:ilvl w:val="0"/>
+          <w:numId w:val="2"/>
+        </w:numPr>
+        <w:spacing w:after="90" w:line="270" w:lineRule="auto"/>
+      </w:pPr>
+      <w:r>
+        <w:rPr>
+          <w:rFonts w:ascii="Calibri" w:cs="Calibri" w:eastAsia="Calibri" w:hAnsi="Calibri"/>
+          <w:b/>
+          <w:bCs/>
+          <w:color w:val="1A1A24"/>
+          <w:sz w:val="21"/>
+          <w:szCs w:val="21"/>
+        </w:rPr>
+        <w:t xml:space="preserve">"Isn't the chart data fake?"</w:t>
+      </w:r>
+      <w:r>
+        <w:rPr>
+          <w:rFonts w:ascii="Calibri" w:cs="Calibri" w:eastAsia="Calibri" w:hAnsi="Calibri"/>
+          <w:color w:val="1A1A24"/>
+          <w:sz w:val="21"/>
+          <w:szCs w:val="21"/>
+        </w:rPr>
+        <w:t xml:space="preserve"> Constructed, and labelled as constructed on every one. That's the point: a random chart wouldn't reliably contain the pattern being taught, and a real chart I'd hand-picked to show the pattern would be worse science. The sixteen real case studies are genuine historical bars, attributed and dated, found by detectors rather than by eye.</w:t>
+      </w:r>
+    </w:p>
+    <w:p>
+      <w:pPr>
+        <w:pStyle w:val="ListParagraph"/>
+        <w:numPr>
+          <w:ilvl w:val="0"/>
+          <w:numId w:val="2"/>
+        </w:numPr>
+        <w:spacing w:after="90" w:line="270" w:lineRule="auto"/>
+      </w:pPr>
+      <w:r>
+        <w:rPr>
+          <w:rFonts w:ascii="Calibri" w:cs="Calibri" w:eastAsia="Calibri" w:hAnsi="Calibri"/>
+          <w:b/>
+          <w:bCs/>
+          <w:color w:val="1A1A24"/>
+          <w:sz w:val="21"/>
+          <w:szCs w:val="21"/>
+        </w:rPr>
+        <w:t xml:space="preserve">"Why is the accessibility work so extensive for a dissertation?"</w:t>
+      </w:r>
+      <w:r>
+        <w:rPr>
+          <w:rFonts w:ascii="Calibri" w:cs="Calibri" w:eastAsia="Calibri" w:hAnsi="Calibri"/>
+          <w:color w:val="1A1A24"/>
+          <w:sz w:val="21"/>
+          <w:szCs w:val="21"/>
+        </w:rPr>
+        <w:t xml:space="preserve"> Because the target is a real standard rather than a gesture, and because an educational tool that excludes people isn't much of an educational tool. It's also automated now, with axe running over every page including the signed-in ones on two device profiles, which is the difference between a claim and a result. It found three things a manual Lighthouse pass had missed.</w:t>
+      </w:r>
+    </w:p>
+    <w:p>
+      <w:pPr>
+        <w:pStyle w:val="ListParagraph"/>
+        <w:numPr>
+          <w:ilvl w:val="0"/>
+          <w:numId w:val="2"/>
+        </w:numPr>
+        <w:spacing w:after="90" w:line="270" w:lineRule="auto"/>
+      </w:pPr>
+      <w:r>
+        <w:rPr>
+          <w:rFonts w:ascii="Calibri" w:cs="Calibri" w:eastAsia="Calibri" w:hAnsi="Calibri"/>
+          <w:b/>
+          <w:bCs/>
+          <w:color w:val="1A1A24"/>
+          <w:sz w:val="21"/>
+          <w:szCs w:val="21"/>
+        </w:rPr>
+        <w:t xml:space="preserve">"Does the adaptation actually buy anything?"</w:t>
+      </w:r>
+      <w:r>
+        <w:rPr>
+          <w:rFonts w:ascii="Calibri" w:cs="Calibri" w:eastAsia="Calibri" w:hAnsi="Calibri"/>
+          <w:color w:val="1A1A24"/>
+          <w:sz w:val="21"/>
+          <w:szCs w:val="21"/>
+        </w:rPr>
+        <w:t xml:space="preserve"> Against simulated learners, yes: the same true knowledge as a fixed syllabus for 46 per cent of the items, and most of the saving is items the syllabus spends on modules the learner already knew. The cost is that it declares about one module in sixteen mastered that the learner doesn't know, because it stops asking once the estimate crosses 0.8 and a lucky guess can put it there. That trade is the thing the pilot is set up to tune. It is a policy comparison, not a learning outcome, and I'd say so unprompted.</w:t>
+      </w:r>
+    </w:p>
+    <w:p>
+      <w:pPr>
+        <w:pStyle w:val="ListParagraph"/>
+        <w:numPr>
+          <w:ilvl w:val="0"/>
+          <w:numId w:val="2"/>
+        </w:numPr>
+        <w:spacing w:after="90" w:line="270" w:lineRule="auto"/>
+      </w:pPr>
+      <w:r>
+        <w:rPr>
+          <w:rFonts w:ascii="Calibri" w:cs="Calibri" w:eastAsia="Calibri" w:hAnsi="Calibri"/>
+          <w:b/>
+          <w:bCs/>
+          <w:color w:val="1A1A24"/>
+          <w:sz w:val="21"/>
+          <w:szCs w:val="21"/>
+        </w:rPr>
+        <w:t xml:space="preserve">"What would you do differently?"</w:t>
+      </w:r>
+      <w:r>
+        <w:rPr>
+          <w:rFonts w:ascii="Calibri" w:cs="Calibri" w:eastAsia="Calibri" w:hAnsi="Calibri"/>
+          <w:color w:val="1A1A24"/>
+          <w:sz w:val="21"/>
+          <w:szCs w:val="21"/>
+        </w:rPr>
+        <w:t xml:space="preserve"> Schedule the participant study first and fit the build around it. The build absorbed the time and by the time the curriculum was finished the window had closed. And make the development and research environment separation structural from the first commit rather than after test accounts reached the live database.</w:t>
+      </w:r>
+    </w:p>
+    <w:p>
+      <w:pPr>
+        <w:pStyle w:val="ListParagraph"/>
+        <w:numPr>
+          <w:ilvl w:val="0"/>
+          <w:numId w:val="2"/>
+        </w:numPr>
+        <w:spacing w:after="90" w:line="270" w:lineRule="auto"/>
+      </w:pPr>
+      <w:r>
+        <w:rPr>
+          <w:rFonts w:ascii="Calibri" w:cs="Calibri" w:eastAsia="Calibri" w:hAnsi="Calibri"/>
+          <w:b/>
+          <w:bCs/>
+          <w:color w:val="1A1A24"/>
+          <w:sz w:val="21"/>
+          <w:szCs w:val="21"/>
+        </w:rPr>
+        <w:t xml:space="preserve">"What's the single most original thing here?"</w:t>
+      </w:r>
+      <w:r>
+        <w:rPr>
+          <w:rFonts w:ascii="Calibri" w:cs="Calibri" w:eastAsia="Calibri" w:hAnsi="Calibri"/>
+          <w:color w:val="1A1A24"/>
+          <w:sz w:val="21"/>
+          <w:szCs w:val="21"/>
+        </w:rPr>
+        <w:t xml:space="preserve"> The open learner model rendering the routing engine's actual decision object rather than a summary of it. Most systems that explain themselves are explaining a reconstruction, which can drift. This one structurally can't, because there's only one object.</w:t>
+      </w:r>
+    </w:p>
+    <w:p>
+      <w:pPr>
+        <w:pStyle w:val="ListParagraph"/>
+        <w:numPr>
+          <w:ilvl w:val="0"/>
+          <w:numId w:val="2"/>
+        </w:numPr>
+        <w:spacing w:after="90" w:line="270" w:lineRule="auto"/>
+      </w:pPr>
+      <w:r>
+        <w:rPr>
+          <w:rFonts w:ascii="Calibri" w:cs="Calibri" w:eastAsia="Calibri" w:hAnsi="Calibri"/>
+          <w:b/>
+          <w:bCs/>
+          <w:color w:val="1A1A24"/>
+          <w:sz w:val="21"/>
+          <w:szCs w:val="21"/>
+        </w:rPr>
+        <w:t xml:space="preserve">"Where does this go next?"</w:t>
+      </w:r>
+      <w:r>
+        <w:rPr>
+          <w:rFonts w:ascii="Calibri" w:cs="Calibri" w:eastAsia="Calibri" w:hAnsi="Calibri"/>
+          <w:color w:val="1A1A24"/>
+          <w:sz w:val="21"/>
+          <w:szCs w:val="21"/>
+        </w:rPr>
+        <w:t xml:space="preserve"> The participant study, then fitting the parameters on real responses, then a forgetting term. Deep knowledge tracing is the long-horizon option and the comparative evidence is clear that its advantage arrives with data volume, which is precisely what a system that has just started collecting responses doesn't have.</w:t>
+      </w:r>
+    </w:p>
+    <w:p>
+      <w:pPr>
+        <w:pStyle w:val="Heading1"/>
+        <w:keepNext/>
+        <w:pageBreakBefore/>
+        <w:pBdr>
+          <w:bottom w:val="single" w:color="D8D8E2" w:sz="6" w:space="6"/>
+        </w:pBdr>
+        <w:spacing w:after="180" w:before="400" w:lineRule="auto"/>
+      </w:pPr>
+      <w:r>
+        <w:rPr>
+          <w:rFonts w:ascii="Calibri" w:cs="Calibri" w:eastAsia="Calibri" w:hAnsi="Calibri"/>
+          <w:b/>
+          <w:bCs/>
+          <w:color w:val="3B3BA8"/>
+          <w:sz w:val="30"/>
+          <w:szCs w:val="30"/>
+        </w:rPr>
+        <w:t xml:space="preserve">26. Things that are true but easy to get wrong under pressure</w:t>
       </w:r>
     </w:p>
     <w:p>
@@ -8169,7 +10773,26 @@
           <w:sz w:val="21"/>
           <w:szCs w:val="21"/>
         </w:rPr>
-        <w:t xml:space="preserve"> lessons have recordings, not all of them. On the live site none of them play, because the videos aren't hosted.</w:t>
+        <w:t xml:space="preserve"> of the 66 lessons have recordings, not all of them. They are hosted on Vercel Blob now (</w:t>
+      </w:r>
+      <w:r>
+        <w:rPr>
+          <w:rFonts w:ascii="Consolas" w:cs="Consolas" w:eastAsia="Consolas" w:hAnsi="Consolas"/>
+          <w:color w:val="1A1A24"/>
+          <w:sz w:val="19"/>
+          <w:szCs w:val="19"/>
+          <w:shd w:fill="F2F2F7" w:color="auto" w:val="clear"/>
+        </w:rPr>
+        <w:t xml:space="preserve">tmacademy-lessons</w:t>
+      </w:r>
+      <w:r>
+        <w:rPr>
+          <w:rFonts w:ascii="Calibri" w:cs="Calibri" w:eastAsia="Calibri" w:hAnsi="Calibri"/>
+          <w:color w:val="1A1A24"/>
+          <w:sz w:val="21"/>
+          <w:szCs w:val="21"/>
+        </w:rPr>
+        <w:t xml:space="preserve">, 36 files, 1.1 GB), so the deployed site plays them. The old line about them not playing live is out of date, don't say it.</w:t>
       </w:r>
     </w:p>
     <w:p>
